--- a/Stackly_Travel_Technical_Documentation.docx
+++ b/Stackly_Travel_Technical_Documentation.docx
@@ -80,7 +80,7 @@
           <w:color w:val="0B3B24"/>
           <w:sz w:val="32"/>
         </w:rPr>
-        <w:t>1. Introduction</w:t>
+        <w:t>Introduction</w:t>
       </w:r>
     </w:p>
     <w:p>
@@ -93,107 +93,20 @@
           <w:color w:val="1E293B"/>
           <w:sz w:val="21"/>
         </w:rPr>
-      </w:r>
-      <w:r>
-        <w:rPr>
-          <w:rFonts w:ascii="Segoe UI" w:hAnsi="Segoe UI"/>
-          <w:b/>
-          <w:color w:val="1E293B"/>
-          <w:sz w:val="21"/>
-        </w:rPr>
-        <w:t>Stackly Travel &amp; Tourism</w:t>
-      </w:r>
+        <w:t>Stackly Travel &amp; Tourism is a fully responsive HTML5 website template engineered for luxury tour operators, destination management companies (DMCs), travel agencies, wilderness expeditions, and holiday booking portals. It combines a high-converting public marketing website (home, about, tours directory, specialized category expeditions, transparent pricing, and 24/7 global dispatch contact) with an authenticated explorer and agency portal (sign in, registration, and dual role-based dashboards).</w:t>
+      </w:r>
+    </w:p>
+    <w:p>
+      <w:pPr>
+        <w:spacing w:before="40" w:after="120" w:line="283" w:lineRule="auto"/>
+      </w:pPr>
       <w:r>
         <w:rPr>
           <w:rFonts w:ascii="Segoe UI" w:hAnsi="Segoe UI"/>
           <w:color w:val="1E293B"/>
           <w:sz w:val="21"/>
         </w:rPr>
-        <w:t xml:space="preserve"> is a comprehensive, production-ready, fully responsive HTML5 website template engineered for luxury tour operators, destination management companies (DMCs), travel agencies, and independent wilderness expeditions. It pairs a high-converting public marketing website (Home, About, Tours directory, Alpine, Marine, Safari, and Cultural tour deep-dives, Pricing &amp; Membership, and Contact) with an enterprise-grade authenticated area (Sign In, Sign Up) and </w:t>
-      </w:r>
-      <w:r>
-        <w:rPr>
-          <w:rFonts w:ascii="Segoe UI" w:hAnsi="Segoe UI"/>
-          <w:b/>
-          <w:color w:val="1E293B"/>
-          <w:sz w:val="21"/>
-        </w:rPr>
-        <w:t>two completely independent role-based user dashboard systems</w:t>
-      </w:r>
-      <w:r>
-        <w:rPr>
-          <w:rFonts w:ascii="Segoe UI" w:hAnsi="Segoe UI"/>
-          <w:color w:val="1E293B"/>
-          <w:sz w:val="21"/>
-        </w:rPr>
-        <w:t>:</w:t>
-      </w:r>
-    </w:p>
-    <w:p>
-      <w:pPr>
-        <w:pStyle w:val="ListNumber"/>
-        <w:spacing w:before="20" w:after="40"/>
-      </w:pPr>
-      <w:r>
-        <w:rPr>
-          <w:rFonts w:ascii="Segoe UI" w:hAnsi="Segoe UI"/>
-          <w:sz w:val="21"/>
-        </w:rPr>
-      </w:r>
-      <w:r>
-        <w:rPr>
-          <w:rFonts w:ascii="Segoe UI" w:hAnsi="Segoe UI"/>
-          <w:b/>
-          <w:sz w:val="21"/>
-        </w:rPr>
-        <w:t>Traveller Dashboard</w:t>
-      </w:r>
-      <w:r>
-        <w:rPr>
-          <w:rFonts w:ascii="Segoe UI" w:hAnsi="Segoe UI"/>
-          <w:sz w:val="21"/>
-        </w:rPr>
-        <w:t>: Tailored for consumers and explorers to review confirmed expeditions, active flight and high-speed rail itineraries, emergency satellite tracking, and medical evacuation safety protocols.</w:t>
-      </w:r>
-    </w:p>
-    <w:p>
-      <w:pPr>
-        <w:pStyle w:val="ListNumber"/>
-        <w:spacing w:before="20" w:after="40"/>
-      </w:pPr>
-      <w:r>
-        <w:rPr>
-          <w:rFonts w:ascii="Segoe UI" w:hAnsi="Segoe UI"/>
-          <w:sz w:val="21"/>
-        </w:rPr>
-      </w:r>
-      <w:r>
-        <w:rPr>
-          <w:rFonts w:ascii="Segoe UI" w:hAnsi="Segoe UI"/>
-          <w:b/>
-          <w:sz w:val="21"/>
-        </w:rPr>
-        <w:t>Travel Agent Dashboard</w:t>
-      </w:r>
-      <w:r>
-        <w:rPr>
-          <w:rFonts w:ascii="Segoe UI" w:hAnsi="Segoe UI"/>
-          <w:sz w:val="21"/>
-        </w:rPr>
-        <w:t>: Tailored for B2B wholesale travel agents, affiliates, and brokers to manage wholesale tour packages, monitor commissions, manage agency partner agreements, and access direct agency support desk hotlines.</w:t>
-      </w:r>
-    </w:p>
-    <w:p>
-      <w:pPr>
-        <w:spacing w:before="40" w:after="120" w:line="283" w:lineRule="auto"/>
-      </w:pPr>
-      <w:r>
-        <w:rPr>
-          <w:rFonts w:ascii="Segoe UI" w:hAnsi="Segoe UI"/>
-          <w:color w:val="1E293B"/>
-          <w:sz w:val="21"/>
-        </w:rPr>
-        <w:t>The template is crafted with semantic HTML5, a pure custom CSS3 design system with CSS custom properties (variables), Font Awesome 6.5.1 vector icons, AOS (Animate On Scroll) motion effects, and lightweight vanilla ES6+ JavaScript. It features zero dependencies on jQuery, ensuring blazing-fast render performance and straightforward backend integration.</w:t>
+        <w:t>The template is built with modern HTML5 and pure CSS3, uses Font Awesome 6.5.1 vector icons and AOS (Animate On Scroll) motion effects, and includes custom vanilla JavaScript for navigation, role-based dashboard switching, dynamic greeting personalizations, and authentication form validation. It operates without any third-party frameworks or jQuery dependencies.</w:t>
       </w:r>
     </w:p>
     <w:p>
@@ -213,431 +126,223 @@
     </w:p>
     <w:p>
       <w:pPr>
-        <w:pStyle w:val="ListBullet"/>
-        <w:spacing w:before="20" w:after="40"/>
+        <w:spacing w:before="40" w:after="120" w:line="283" w:lineRule="auto"/>
       </w:pPr>
       <w:r>
         <w:rPr>
           <w:rFonts w:ascii="Segoe UI" w:hAnsi="Segoe UI"/>
+          <w:color w:val="1E293B"/>
           <w:sz w:val="21"/>
         </w:rPr>
-      </w:r>
-      <w:r>
-        <w:rPr>
-          <w:rFonts w:ascii="Segoe UI" w:hAnsi="Segoe UI"/>
-          <w:b/>
-          <w:sz w:val="21"/>
-        </w:rPr>
-        <w:t>Fully Responsive HTML5 &amp; CSS3 Layout</w:t>
-      </w:r>
-      <w:r>
-        <w:rPr>
-          <w:rFonts w:ascii="Segoe UI" w:hAnsi="Segoe UI"/>
-          <w:sz w:val="21"/>
-        </w:rPr>
-        <w:t>: Fluid grid architecture optimized across mobile devices (320px–480px), tablets (768px–991px), laptops (1024px–1280px), and ultra-wide desktops (1440px+).</w:t>
+        <w:t>• Fully Responsive HTML5 Layout (desktop, laptop, tablet, mobile)</w:t>
       </w:r>
     </w:p>
     <w:p>
       <w:pPr>
-        <w:pStyle w:val="ListBullet"/>
-        <w:spacing w:before="20" w:after="40"/>
+        <w:spacing w:before="40" w:after="120" w:line="283" w:lineRule="auto"/>
       </w:pPr>
       <w:r>
         <w:rPr>
           <w:rFonts w:ascii="Segoe UI" w:hAnsi="Segoe UI"/>
+          <w:color w:val="1E293B"/>
           <w:sz w:val="21"/>
         </w:rPr>
-      </w:r>
-      <w:r>
-        <w:rPr>
-          <w:rFonts w:ascii="Segoe UI" w:hAnsi="Segoe UI"/>
-          <w:b/>
-          <w:sz w:val="21"/>
-        </w:rPr>
-        <w:t>Luxury Travel UI/UX Design System</w:t>
-      </w:r>
-      <w:r>
-        <w:rPr>
-          <w:rFonts w:ascii="Segoe UI" w:hAnsi="Segoe UI"/>
-          <w:sz w:val="21"/>
-        </w:rPr>
-        <w:t>: Visual identity centered around deep forest pine (</w:t>
-      </w:r>
-      <w:r>
-        <w:rPr>
-          <w:rFonts w:ascii="Segoe UI" w:hAnsi="Segoe UI"/>
-          <w:color w:val="C2410C"/>
-          <w:sz w:val="21"/>
-        </w:rPr>
-        <w:t>#0B3B24</w:t>
-      </w:r>
-      <w:r>
-        <w:rPr>
-          <w:rFonts w:ascii="Segoe UI" w:hAnsi="Segoe UI"/>
-          <w:sz w:val="21"/>
-        </w:rPr>
-        <w:t>), warm sunset amber (</w:t>
-      </w:r>
-      <w:r>
-        <w:rPr>
-          <w:rFonts w:ascii="Segoe UI" w:hAnsi="Segoe UI"/>
-          <w:color w:val="C2410C"/>
-          <w:sz w:val="21"/>
-        </w:rPr>
-        <w:t>#E08538</w:t>
-      </w:r>
-      <w:r>
-        <w:rPr>
-          <w:rFonts w:ascii="Segoe UI" w:hAnsi="Segoe UI"/>
-          <w:sz w:val="21"/>
-        </w:rPr>
-        <w:t>), bright sun gold (</w:t>
-      </w:r>
-      <w:r>
-        <w:rPr>
-          <w:rFonts w:ascii="Segoe UI" w:hAnsi="Segoe UI"/>
-          <w:color w:val="C2410C"/>
-          <w:sz w:val="21"/>
-        </w:rPr>
-        <w:t>#FBBF24</w:t>
-      </w:r>
-      <w:r>
-        <w:rPr>
-          <w:rFonts w:ascii="Segoe UI" w:hAnsi="Segoe UI"/>
-          <w:sz w:val="21"/>
-        </w:rPr>
-        <w:t>), and frosted glassmorphism overlays.</w:t>
+        <w:t>• Modern, luxury travel-themed UI/UX design</w:t>
       </w:r>
     </w:p>
     <w:p>
       <w:pPr>
-        <w:pStyle w:val="ListBullet"/>
-        <w:spacing w:before="20" w:after="40"/>
+        <w:spacing w:before="40" w:after="120" w:line="283" w:lineRule="auto"/>
       </w:pPr>
       <w:r>
         <w:rPr>
           <w:rFonts w:ascii="Segoe UI" w:hAnsi="Segoe UI"/>
+          <w:color w:val="1E293B"/>
           <w:sz w:val="21"/>
         </w:rPr>
-      </w:r>
-      <w:r>
-        <w:rPr>
-          <w:rFonts w:ascii="Segoe UI" w:hAnsi="Segoe UI"/>
-          <w:b/>
-          <w:sz w:val="21"/>
-        </w:rPr>
-        <w:t>Dual Independent Role-Based Dashboards</w:t>
-      </w:r>
-      <w:r>
-        <w:rPr>
-          <w:rFonts w:ascii="Segoe UI" w:hAnsi="Segoe UI"/>
-          <w:sz w:val="21"/>
-        </w:rPr>
-        <w:t>: Clean separation of Traveller and Travel Agent workflows with dedicated navigation sidebars, subpages, and zero cross-role page contamination.</w:t>
+        <w:t>• Dual Role-Based User Dashboards (independent Traveller and Travel Agent portals)</w:t>
       </w:r>
     </w:p>
     <w:p>
       <w:pPr>
-        <w:pStyle w:val="ListBullet"/>
-        <w:spacing w:before="20" w:after="40"/>
+        <w:spacing w:before="40" w:after="120" w:line="283" w:lineRule="auto"/>
       </w:pPr>
       <w:r>
         <w:rPr>
           <w:rFonts w:ascii="Segoe UI" w:hAnsi="Segoe UI"/>
+          <w:color w:val="1E293B"/>
           <w:sz w:val="21"/>
         </w:rPr>
-      </w:r>
-      <w:r>
-        <w:rPr>
-          <w:rFonts w:ascii="Segoe UI" w:hAnsi="Segoe UI"/>
-          <w:b/>
-          <w:sz w:val="21"/>
-        </w:rPr>
-        <w:t>Dynamic Explorer Greeting &amp; User Personalization</w:t>
-      </w:r>
-      <w:r>
-        <w:rPr>
-          <w:rFonts w:ascii="Segoe UI" w:hAnsi="Segoe UI"/>
-          <w:sz w:val="21"/>
-        </w:rPr>
-        <w:t>: Intelligently parses user email/name on login and injects personalized greetings across both public and dashboard views based on the user's local time.</w:t>
+        <w:t>• Wholesale Tours Inventory &amp; Commission Tracking for Travel Agents</w:t>
       </w:r>
     </w:p>
     <w:p>
       <w:pPr>
-        <w:pStyle w:val="ListBullet"/>
-        <w:spacing w:before="20" w:after="40"/>
+        <w:spacing w:before="40" w:after="120" w:line="283" w:lineRule="auto"/>
       </w:pPr>
       <w:r>
         <w:rPr>
           <w:rFonts w:ascii="Segoe UI" w:hAnsi="Segoe UI"/>
+          <w:color w:val="1E293B"/>
           <w:sz w:val="21"/>
         </w:rPr>
-      </w:r>
-      <w:r>
-        <w:rPr>
-          <w:rFonts w:ascii="Segoe UI" w:hAnsi="Segoe UI"/>
-          <w:b/>
-          <w:sz w:val="21"/>
-        </w:rPr>
-        <w:t>Scenic Destination Heros with Organic Heartbeat Animations</w:t>
-      </w:r>
-      <w:r>
-        <w:rPr>
-          <w:rFonts w:ascii="Segoe UI" w:hAnsi="Segoe UI"/>
-          <w:sz w:val="21"/>
-        </w:rPr>
-        <w:t>: Unique, high-resolution tourist destination backdrops on every page featuring GPU-accelerated breathing pulse keyframe animations (</w:t>
-      </w:r>
-      <w:r>
-        <w:rPr>
-          <w:rFonts w:ascii="Segoe UI" w:hAnsi="Segoe UI"/>
-          <w:color w:val="C2410C"/>
-          <w:sz w:val="21"/>
-        </w:rPr>
-        <w:t>heroScenicHeartbeat</w:t>
-      </w:r>
-      <w:r>
-        <w:rPr>
-          <w:rFonts w:ascii="Segoe UI" w:hAnsi="Segoe UI"/>
-          <w:sz w:val="21"/>
-        </w:rPr>
-        <w:t>).</w:t>
+        <w:t>• Expedition Itineraries, Live Flight &amp; Rail Tracking, and Emergency SOS Protocols for Travellers</w:t>
       </w:r>
     </w:p>
     <w:p>
       <w:pPr>
-        <w:pStyle w:val="ListBullet"/>
-        <w:spacing w:before="20" w:after="40"/>
+        <w:spacing w:before="40" w:after="120" w:line="283" w:lineRule="auto"/>
       </w:pPr>
       <w:r>
         <w:rPr>
           <w:rFonts w:ascii="Segoe UI" w:hAnsi="Segoe UI"/>
+          <w:color w:val="1E293B"/>
           <w:sz w:val="21"/>
         </w:rPr>
-      </w:r>
-      <w:r>
-        <w:rPr>
-          <w:rFonts w:ascii="Segoe UI" w:hAnsi="Segoe UI"/>
-          <w:b/>
-          <w:sz w:val="21"/>
-        </w:rPr>
-        <w:t>Diversified Theme Identity</w:t>
-      </w:r>
-      <w:r>
-        <w:rPr>
-          <w:rFonts w:ascii="Segoe UI" w:hAnsi="Segoe UI"/>
-          <w:sz w:val="21"/>
-        </w:rPr>
-        <w:t>: Every single page features an entirely distinct travel theme (ancient citadel, historic river capital, Caribbean cruise port, snowcapped alpine summit, coral lagoon, African savannah, Kyoto shrine, Mediterranean cliffside, Parisian landmark, desert pyramids, and tropical sunset beach).</w:t>
+        <w:t>• Sign In &amp; Registration pages with live client-side validation and password strength assessment</w:t>
       </w:r>
     </w:p>
     <w:p>
       <w:pPr>
-        <w:pStyle w:val="ListBullet"/>
-        <w:spacing w:before="20" w:after="40"/>
+        <w:spacing w:before="40" w:after="120" w:line="283" w:lineRule="auto"/>
       </w:pPr>
       <w:r>
         <w:rPr>
           <w:rFonts w:ascii="Segoe UI" w:hAnsi="Segoe UI"/>
+          <w:color w:val="1E293B"/>
           <w:sz w:val="21"/>
         </w:rPr>
-      </w:r>
-      <w:r>
-        <w:rPr>
-          <w:rFonts w:ascii="Segoe UI" w:hAnsi="Segoe UI"/>
-          <w:b/>
-          <w:sz w:val="21"/>
-        </w:rPr>
-        <w:t>Authentication Pages with Client-Side Validation</w:t>
-      </w:r>
-      <w:r>
-        <w:rPr>
-          <w:rFonts w:ascii="Segoe UI" w:hAnsi="Segoe UI"/>
-          <w:sz w:val="21"/>
-        </w:rPr>
-        <w:t>: Interactive login and registration forms featuring live email pattern validation, dynamic password strength meters, and show/hide password toggles.</w:t>
+        <w:t>• Tours &amp; Holiday Packages directory with multi-parameter filter criteria (continent, travel style, duration, budget)</w:t>
       </w:r>
     </w:p>
     <w:p>
       <w:pPr>
-        <w:pStyle w:val="ListBullet"/>
-        <w:spacing w:before="20" w:after="40"/>
+        <w:spacing w:before="40" w:after="120" w:line="283" w:lineRule="auto"/>
       </w:pPr>
       <w:r>
         <w:rPr>
           <w:rFonts w:ascii="Segoe UI" w:hAnsi="Segoe UI"/>
+          <w:color w:val="1E293B"/>
           <w:sz w:val="21"/>
         </w:rPr>
-      </w:r>
-      <w:r>
-        <w:rPr>
-          <w:rFonts w:ascii="Segoe UI" w:hAnsi="Segoe UI"/>
-          <w:b/>
-          <w:sz w:val="21"/>
-        </w:rPr>
-        <w:t>WCAG AAA Contrast Standards</w:t>
-      </w:r>
-      <w:r>
-        <w:rPr>
-          <w:rFonts w:ascii="Segoe UI" w:hAnsi="Segoe UI"/>
-          <w:sz w:val="21"/>
-        </w:rPr>
-        <w:t xml:space="preserve">: Multi-stop dark gradient masks paired with bright </w:t>
-      </w:r>
-      <w:r>
-        <w:rPr>
-          <w:rFonts w:ascii="Segoe UI" w:hAnsi="Segoe UI"/>
-          <w:color w:val="C2410C"/>
-          <w:sz w:val="21"/>
-        </w:rPr>
-        <w:t>#FFFFFF</w:t>
-      </w:r>
-      <w:r>
-        <w:rPr>
-          <w:rFonts w:ascii="Segoe UI" w:hAnsi="Segoe UI"/>
-          <w:sz w:val="21"/>
-        </w:rPr>
-        <w:t xml:space="preserve"> headings, </w:t>
-      </w:r>
-      <w:r>
-        <w:rPr>
-          <w:rFonts w:ascii="Segoe UI" w:hAnsi="Segoe UI"/>
-          <w:color w:val="C2410C"/>
-          <w:sz w:val="21"/>
-        </w:rPr>
-        <w:t>#FBBF24</w:t>
-      </w:r>
-      <w:r>
-        <w:rPr>
-          <w:rFonts w:ascii="Segoe UI" w:hAnsi="Segoe UI"/>
-          <w:sz w:val="21"/>
-        </w:rPr>
-        <w:t xml:space="preserve"> highlight spans, and layered text-shadows ensure crisp legibility over all photographic backdrops.</w:t>
+        <w:t>• Dedicated tour category deep-dive pages (Alpine, Marine, Safaris, and Cultural journeys)</w:t>
       </w:r>
     </w:p>
     <w:p>
       <w:pPr>
-        <w:pStyle w:val="ListBullet"/>
-        <w:spacing w:before="20" w:after="40"/>
+        <w:spacing w:before="40" w:after="120" w:line="283" w:lineRule="auto"/>
       </w:pPr>
       <w:r>
         <w:rPr>
           <w:rFonts w:ascii="Segoe UI" w:hAnsi="Segoe UI"/>
+          <w:color w:val="1E293B"/>
           <w:sz w:val="21"/>
         </w:rPr>
-      </w:r>
-      <w:r>
-        <w:rPr>
-          <w:rFonts w:ascii="Segoe UI" w:hAnsi="Segoe UI"/>
-          <w:b/>
-          <w:sz w:val="21"/>
-        </w:rPr>
-        <w:t>Accessibility &amp; Reduced-Motion Killswitch</w:t>
-      </w:r>
-      <w:r>
-        <w:rPr>
-          <w:rFonts w:ascii="Segoe UI" w:hAnsi="Segoe UI"/>
-          <w:sz w:val="21"/>
-        </w:rPr>
-        <w:t xml:space="preserve">: Native </w:t>
-      </w:r>
-      <w:r>
-        <w:rPr>
-          <w:rFonts w:ascii="Segoe UI" w:hAnsi="Segoe UI"/>
-          <w:color w:val="C2410C"/>
-          <w:sz w:val="21"/>
-        </w:rPr>
-        <w:t>@media (prefers-reduced-motion: reduce)</w:t>
-      </w:r>
-      <w:r>
-        <w:rPr>
-          <w:rFonts w:ascii="Segoe UI" w:hAnsi="Segoe UI"/>
-          <w:sz w:val="21"/>
-        </w:rPr>
-        <w:t xml:space="preserve"> overrides to instantly disable heavy transforms for users with motion sensitivity.</w:t>
+        <w:t>• Transparent pricing and tiered membership packages page</w:t>
       </w:r>
     </w:p>
     <w:p>
       <w:pPr>
-        <w:pStyle w:val="ListBullet"/>
-        <w:spacing w:before="20" w:after="40"/>
+        <w:spacing w:before="40" w:after="120" w:line="283" w:lineRule="auto"/>
       </w:pPr>
       <w:r>
         <w:rPr>
           <w:rFonts w:ascii="Segoe UI" w:hAnsi="Segoe UI"/>
+          <w:color w:val="1E293B"/>
           <w:sz w:val="21"/>
         </w:rPr>
-      </w:r>
-      <w:r>
-        <w:rPr>
-          <w:rFonts w:ascii="Segoe UI" w:hAnsi="Segoe UI"/>
-          <w:b/>
-          <w:sz w:val="21"/>
-        </w:rPr>
-        <w:t>Interactive Search &amp; Tour Filters</w:t>
-      </w:r>
-      <w:r>
-        <w:rPr>
-          <w:rFonts w:ascii="Segoe UI" w:hAnsi="Segoe UI"/>
-          <w:sz w:val="21"/>
-        </w:rPr>
-        <w:t>: Dynamic filtering interface by Continent, Holiday Style, Duration, and Budget range.</w:t>
+        <w:t>• Contact page with 24/7 global expedition dispatch desk and Google Maps integration</w:t>
       </w:r>
     </w:p>
     <w:p>
       <w:pPr>
-        <w:pStyle w:val="ListBullet"/>
-        <w:spacing w:before="20" w:after="40"/>
+        <w:spacing w:before="40" w:after="120" w:line="283" w:lineRule="auto"/>
       </w:pPr>
       <w:r>
         <w:rPr>
           <w:rFonts w:ascii="Segoe UI" w:hAnsi="Segoe UI"/>
+          <w:color w:val="1E293B"/>
           <w:sz w:val="21"/>
         </w:rPr>
-      </w:r>
-      <w:r>
-        <w:rPr>
-          <w:rFonts w:ascii="Segoe UI" w:hAnsi="Segoe UI"/>
-          <w:b/>
-          <w:sz w:val="21"/>
-        </w:rPr>
-        <w:t>Custom 404 Error Page</w:t>
-      </w:r>
-      <w:r>
-        <w:rPr>
-          <w:rFonts w:ascii="Segoe UI" w:hAnsi="Segoe UI"/>
-          <w:sz w:val="21"/>
-        </w:rPr>
-        <w:t>: Dedicated fallback error page with clean return-to-home actions.</w:t>
+        <w:t>• Scenic destination hero banners with continuous breathing heartbeat animations and live status badges</w:t>
       </w:r>
     </w:p>
     <w:p>
       <w:pPr>
-        <w:pStyle w:val="ListBullet"/>
-        <w:spacing w:before="20" w:after="40"/>
+        <w:spacing w:before="40" w:after="120" w:line="283" w:lineRule="auto"/>
       </w:pPr>
       <w:r>
         <w:rPr>
           <w:rFonts w:ascii="Segoe UI" w:hAnsi="Segoe UI"/>
+          <w:color w:val="1E293B"/>
           <w:sz w:val="21"/>
         </w:rPr>
-      </w:r>
+        <w:t>• Diversified visual themes across all pages with unique scenic destinations</w:t>
+      </w:r>
+    </w:p>
+    <w:p>
+      <w:pPr>
+        <w:spacing w:before="40" w:after="120" w:line="283" w:lineRule="auto"/>
+      </w:pPr>
       <w:r>
         <w:rPr>
           <w:rFonts w:ascii="Segoe UI" w:hAnsi="Segoe UI"/>
-          <w:b/>
+          <w:color w:val="1E293B"/>
           <w:sz w:val="21"/>
         </w:rPr>
-        <w:t>Zero-Dependency Vanilla JavaScript</w:t>
-      </w:r>
+        <w:t>• Sticky header navigation with frosted glassmorphism effect and mobile off-canvas drawer</w:t>
+      </w:r>
+    </w:p>
+    <w:p>
+      <w:pPr>
+        <w:spacing w:before="40" w:after="120" w:line="283" w:lineRule="auto"/>
+      </w:pPr>
       <w:r>
         <w:rPr>
           <w:rFonts w:ascii="Segoe UI" w:hAnsi="Segoe UI"/>
+          <w:color w:val="1E293B"/>
           <w:sz w:val="21"/>
         </w:rPr>
-        <w:t>: Clean, modular, well-commented JS files for maintainability and extensibility.</w:t>
+        <w:t>• Contextual fixed auth header for distraction-free login and registration</w:t>
+      </w:r>
+    </w:p>
+    <w:p>
+      <w:pPr>
+        <w:spacing w:before="40" w:after="120" w:line="283" w:lineRule="auto"/>
+      </w:pPr>
+      <w:r>
+        <w:rPr>
+          <w:rFonts w:ascii="Segoe UI" w:hAnsi="Segoe UI"/>
+          <w:color w:val="1E293B"/>
+          <w:sz w:val="21"/>
+        </w:rPr>
+        <w:t>• Custom 404 error page with quick return-to-home actions</w:t>
+      </w:r>
+    </w:p>
+    <w:p>
+      <w:pPr>
+        <w:spacing w:before="40" w:after="120" w:line="283" w:lineRule="auto"/>
+      </w:pPr>
+      <w:r>
+        <w:rPr>
+          <w:rFonts w:ascii="Segoe UI" w:hAnsi="Segoe UI"/>
+          <w:color w:val="1E293B"/>
+          <w:sz w:val="21"/>
+        </w:rPr>
+        <w:t>• Cross-browser compatible across all modern evergreen browsers</w:t>
+      </w:r>
+    </w:p>
+    <w:p>
+      <w:pPr>
+        <w:spacing w:before="40" w:after="120" w:line="283" w:lineRule="auto"/>
+      </w:pPr>
+      <w:r>
+        <w:rPr>
+          <w:rFonts w:ascii="Segoe UI" w:hAnsi="Segoe UI"/>
+          <w:color w:val="1E293B"/>
+          <w:sz w:val="21"/>
+        </w:rPr>
+        <w:t>• Clean, organized, well-commented modular architecture</w:t>
       </w:r>
     </w:p>
     <w:p>
@@ -655,7 +360,7 @@
           <w:color w:val="0B3B24"/>
           <w:sz w:val="32"/>
         </w:rPr>
-        <w:t>2. Technologies Used</w:t>
+        <w:t>Technologies Used</w:t>
       </w:r>
     </w:p>
     <w:tbl>
@@ -718,7 +423,7 @@
                 <w:color w:val="FFFFFF"/>
                 <w:sz w:val="20"/>
               </w:rPr>
-              <w:t>Purpose &amp; Description</w:t>
+              <w:t>Description</w:t>
             </w:r>
           </w:p>
         </w:tc>
@@ -785,7 +490,7 @@
                 <w:color w:val="1E293B"/>
                 <w:sz w:val="19"/>
               </w:rPr>
-              <w:t>Semantic markup (&lt;header&gt;, &lt;nav&gt;, &lt;main&gt;, &lt;section&gt;, &lt;article&gt;, &lt;aside&gt;, &lt;footer&gt;), structured metadata, and accessibility ARIA landmarks.</w:t>
+              <w:t>Page structure, semantic markup, and accessible document layout</w:t>
             </w:r>
           </w:p>
         </w:tc>
@@ -852,7 +557,7 @@
                 <w:color w:val="1E293B"/>
                 <w:sz w:val="19"/>
               </w:rPr>
-              <w:t>Modular styling architecture leveraging CSS Variables, Flexbox, CSS Grid, custom keyframe animations, glassmorphism (backdrop-filter), and responsive media queries.</w:t>
+              <w:t>Global and page-specific styling, CSS variables, grid, flexbox, and keyframe animations</w:t>
             </w:r>
           </w:p>
         </w:tc>
@@ -887,7 +592,7 @@
                 <w:color w:val="1E293B"/>
                 <w:sz w:val="19"/>
               </w:rPr>
-              <w:t>JavaScript (Vanilla ES6+)</w:t>
+              <w:t>JavaScript (Vanilla)</w:t>
             </w:r>
             <w:r>
               <w:rPr>
@@ -919,7 +624,7 @@
                 <w:color w:val="1E293B"/>
                 <w:sz w:val="19"/>
               </w:rPr>
-              <w:t>Lightweight client-side application logic for navigation drawers, role switching, sticky header behavior, form validation, password strength meters, and greeting personalization.</w:t>
+              <w:t>Navigation drawer, sticky header, dynamic time-of-day greeting, role switching, and form validation</w:t>
             </w:r>
           </w:p>
         </w:tc>
@@ -986,7 +691,7 @@
                 <w:color w:val="1E293B"/>
                 <w:sz w:val="19"/>
               </w:rPr>
-              <w:t>Vector icon library loaded via CDN for high-density navigation, badge, utility, and action icons.</w:t>
+              <w:t>Vector icon library loaded via CDN</w:t>
             </w:r>
           </w:p>
         </w:tc>
@@ -1021,7 +726,7 @@
                 <w:color w:val="1E293B"/>
                 <w:sz w:val="19"/>
               </w:rPr>
-              <w:t>AOS 2.3.4 (Animate On Scroll)</w:t>
+              <w:t>AOS (Animate On Scroll)</w:t>
             </w:r>
             <w:r>
               <w:rPr>
@@ -1053,7 +758,7 @@
                 <w:color w:val="1E293B"/>
                 <w:sz w:val="19"/>
               </w:rPr>
-              <w:t>Modern scroll-triggered fade and slide micro-interactions loaded via CDN.</w:t>
+              <w:t>Scroll-triggered reveal animations loaded via CDN</w:t>
             </w:r>
           </w:p>
         </w:tc>
@@ -1088,7 +793,7 @@
                 <w:color w:val="1E293B"/>
                 <w:sz w:val="19"/>
               </w:rPr>
-              <w:t>WebP Image Format</w:t>
+              <w:t>Google Fonts</w:t>
             </w:r>
             <w:r>
               <w:rPr>
@@ -1120,7 +825,74 @@
                 <w:color w:val="1E293B"/>
                 <w:sz w:val="19"/>
               </w:rPr>
-              <w:t>Modern next-gen lossy/lossless image format providing high visual fidelity with up to 70% smaller file sizes compared to traditional PNG/JPEG.</w:t>
+              <w:t>Plus Jakarta Sans typographic family</w:t>
+            </w:r>
+          </w:p>
+        </w:tc>
+      </w:tr>
+      <w:tr>
+        <w:tc>
+          <w:tcPr>
+            <w:tcW w:type="dxa" w:w="4680"/>
+            <w:shd w:val="clear" w:color="auto" w:fill="FFFFFF"/>
+            <w:tcMar>
+              <w:top w:w="100" w:type="dxa"/>
+              <w:bottom w:w="100" w:type="dxa"/>
+              <w:left w:w="140" w:type="dxa"/>
+              <w:right w:w="140" w:type="dxa"/>
+            </w:tcMar>
+          </w:tcPr>
+          <w:p>
+            <w:pPr>
+              <w:spacing w:before="0" w:after="0"/>
+            </w:pPr>
+            <w:r>
+              <w:rPr>
+                <w:rFonts w:ascii="Segoe UI" w:hAnsi="Segoe UI"/>
+                <w:color w:val="1E293B"/>
+                <w:sz w:val="19"/>
+              </w:rPr>
+            </w:r>
+            <w:r>
+              <w:rPr>
+                <w:rFonts w:ascii="Segoe UI" w:hAnsi="Segoe UI"/>
+                <w:b/>
+                <w:color w:val="1E293B"/>
+                <w:sz w:val="19"/>
+              </w:rPr>
+              <w:t>Google Maps Embed</w:t>
+            </w:r>
+            <w:r>
+              <w:rPr>
+                <w:rFonts w:ascii="Segoe UI" w:hAnsi="Segoe UI"/>
+                <w:color w:val="1E293B"/>
+                <w:sz w:val="19"/>
+              </w:rPr>
+            </w:r>
+          </w:p>
+        </w:tc>
+        <w:tc>
+          <w:tcPr>
+            <w:tcW w:type="dxa" w:w="4680"/>
+            <w:shd w:val="clear" w:color="auto" w:fill="FFFFFF"/>
+            <w:tcMar>
+              <w:top w:w="100" w:type="dxa"/>
+              <w:bottom w:w="100" w:type="dxa"/>
+              <w:left w:w="140" w:type="dxa"/>
+              <w:right w:w="140" w:type="dxa"/>
+            </w:tcMar>
+          </w:tcPr>
+          <w:p>
+            <w:pPr>
+              <w:spacing w:before="0" w:after="0"/>
+            </w:pPr>
+            <w:r>
+              <w:rPr>
+                <w:rFonts w:ascii="Segoe UI" w:hAnsi="Segoe UI"/>
+                <w:color w:val="1E293B"/>
+                <w:sz w:val="19"/>
+              </w:rPr>
+              <w:t>Interactive location map embed on the Contact page</w:t>
             </w:r>
           </w:p>
         </w:tc>
@@ -1146,7 +918,7 @@
           <w:color w:val="0B3B24"/>
           <w:sz w:val="32"/>
         </w:rPr>
-        <w:t>3. Folder Structure</w:t>
+        <w:t>Folder Structure</w:t>
       </w:r>
     </w:p>
     <w:tbl>
@@ -1182,147 +954,95 @@
               </w:rPr>
               <w:t>Travel &amp; Tourism/</w:t>
               <w:br/>
-              <w:t>├── index.html                                 # Public Homepage / Landing Page</w:t>
+              <w:t>|</w:t>
               <w:br/>
-              <w:t>├── 404.html                                   # Root 404 Redirect Fallback</w:t>
+              <w:t>├── index.html</w:t>
               <w:br/>
-              <w:t>│</w:t>
+              <w:t>├── 404.html</w:t>
+              <w:br/>
+              <w:t>|</w:t>
               <w:br/>
               <w:t>├── pages/</w:t>
               <w:br/>
-              <w:t>│   ├── about.html                             # About Us / Company Heritage</w:t>
+              <w:t>│   ├── about.html</w:t>
               <w:br/>
-              <w:t>│   ├── tours.html                             # Worldwide Tours &amp; Holiday Packages Directory</w:t>
+              <w:t>│   ├── tours.html</w:t>
               <w:br/>
-              <w:t>│   ├── alpine.html                            # Alpine &amp; Mountain Escapes Tour Deep-Dive</w:t>
+              <w:t>│   ├── alpine.html</w:t>
               <w:br/>
-              <w:t>│   ├── marine.html                            # Tropical Islands &amp; Marine Escapes Tour Deep-Dive</w:t>
+              <w:t>│   ├── marine.html</w:t>
               <w:br/>
-              <w:t>│   ├── safaris.html                           # Wildlife Safaris &amp; African Savannah Tour Deep-Dive</w:t>
+              <w:t>│   ├── safaris.html</w:t>
               <w:br/>
-              <w:t>│   ├── cultural.html                          # Cultural Journeys &amp; Ancient Capitals Tour Deep-Dive</w:t>
+              <w:t>│   ├── cultural.html</w:t>
               <w:br/>
-              <w:t>│   ├── pricing.html                           # Transparent Pricing &amp; Membership Packages</w:t>
+              <w:t>│   ├── pricing.html</w:t>
               <w:br/>
-              <w:t>│   ├── contact.html                           # Contact &amp; 24/7 Global Dispatch Desk</w:t>
+              <w:t>│   ├── contact.html</w:t>
               <w:br/>
-              <w:t>│   ├── sign-in.html                           # User Login Page (Explorer &amp; Agent Portal)</w:t>
+              <w:t>│   ├── sign-in.html</w:t>
               <w:br/>
-              <w:t>│   ├── sign-up.html                           # User Registration Page (Role Selection)</w:t>
+              <w:t>│   ├── sign-up.html</w:t>
               <w:br/>
-              <w:t>│   ├── 404.html                               # Dedicated Styled 404 Error Page</w:t>
+              <w:t>│   ├── 404.html</w:t>
               <w:br/>
-              <w:t>│   │</w:t>
+              <w:t>│   ├── dashboard-traveller.html</w:t>
               <w:br/>
-              <w:t>│   ├── dashboard-traveller.html               # Traveller Main Overview Dashboard</w:t>
+              <w:t>│   ├── dashboard-expeditions.html</w:t>
               <w:br/>
-              <w:t>│   ├── dashboard-expeditions.html             # Traveller Active Expeditions Subpage</w:t>
+              <w:t>│   ├── dashboard-itineraries.html</w:t>
               <w:br/>
-              <w:t>│   ├── dashboard-itineraries.html             # Traveller Flight &amp; Rail Itineraries Subpage</w:t>
+              <w:t>│   ├── dashboard-safety.html</w:t>
               <w:br/>
-              <w:t>│   ├── dashboard-safety.html                  # Traveller Medical &amp; Safety Protocols Subpage</w:t>
+              <w:t>│   ├── dashboard-settings.html</w:t>
               <w:br/>
-              <w:t>│   ├── dashboard-settings.html                # Traveller Account &amp; Privacy Settings Subpage</w:t>
+              <w:t>│   ├── dashboard-support.html</w:t>
               <w:br/>
-              <w:t>│   ├── dashboard-support.html                 # Traveller Concierge &amp; Field Support Subpage</w:t>
+              <w:t>│   ├── dashboard-agent.html</w:t>
               <w:br/>
-              <w:t>│   │</w:t>
+              <w:t>│   ├── dashboard-agent-tours.html</w:t>
               <w:br/>
-              <w:t>│   ├── dashboard-agent.html                   # Travel Agent Main Overview Dashboard</w:t>
+              <w:t>│   ├── dashboard-agent-commissions.html</w:t>
               <w:br/>
-              <w:t>│   ├── dashboard-agent-tours.html             # Travel Agent Wholesale Tours Inventory Subpage</w:t>
+              <w:t>│   ├── dashboard-agent-agreement.html</w:t>
               <w:br/>
-              <w:t>│   ├── dashboard-agent-commissions.html       # Travel Agent Commission &amp; Revenue Subpage</w:t>
+              <w:t>│   ├── dashboard-agent-settings.html</w:t>
               <w:br/>
-              <w:t>│   ├── dashboard-agent-agreement.html         # Travel Agent Partner Agreement Subpage</w:t>
+              <w:t>│   └── dashboard-agent-support.html</w:t>
               <w:br/>
-              <w:t>│   ├── dashboard-agent-settings.html          # Travel Agent Agency Settings Subpage</w:t>
-              <w:br/>
-              <w:t>│   ├── dashboard-agent-support.html           # Travel Agent Partner Support Desk Subpage</w:t>
-              <w:br/>
-              <w:t>│   │</w:t>
-              <w:br/>
-              <w:t>│   ├── dashboard.html                         # Smart Role-Based Dashboard Dispatcher</w:t>
-              <w:br/>
-              <w:t>│   ├── dashboard-traveler.html                # Canonical Alias to Traveller Dashboard</w:t>
-              <w:br/>
-              <w:t>│   ├── dashboard-agency.html                  # Canonical Alias to Agent Dashboard</w:t>
-              <w:br/>
-              <w:t>│   ├── dashboard-admin.html                   # Admin Role Fallback Alias</w:t>
-              <w:br/>
-              <w:t>│   └── dashboard-guide.html                   # Tour Guide Role Fallback Alias</w:t>
-              <w:br/>
-              <w:t>│</w:t>
+              <w:t>|</w:t>
               <w:br/>
               <w:t>└── assets/</w:t>
               <w:br/>
               <w:t xml:space="preserve">    ├── css/</w:t>
               <w:br/>
-              <w:t xml:space="preserve">    │   ├── style.css                          # Global Master Stylesheet (Variables, Reset, Components, Layout)</w:t>
+              <w:t xml:space="preserve">    │   ├── style.css (global design system &amp; master styles)</w:t>
               <w:br/>
-              <w:t xml:space="preserve">    │   ├── responsive.css                     # Responsive Media Queries (Mobile, Tablet, Desktop Breakpoints)</w:t>
+              <w:t xml:space="preserve">    │   ├── responsive.css (media queries &amp; layout reflow)</w:t>
               <w:br/>
-              <w:t xml:space="preserve">    │   ├── animations.css                     # Keyframe Animations, Heartbeat Pulse, Shimmer, Reduced Motion</w:t>
+              <w:t xml:space="preserve">    │   ├── animations.css (heartbeat, shimmer, &amp; motion keyframes)</w:t>
               <w:br/>
-              <w:t xml:space="preserve">    │   └── dashboard.css                      # Unified Dashboard Theme, Table Styling, KPI Cards, Sidebar</w:t>
-              <w:br/>
-              <w:t xml:space="preserve">    │</w:t>
+              <w:t xml:space="preserve">    │   └── dashboard.css (unified dashboard &amp; table styles)</w:t>
               <w:br/>
               <w:t xml:space="preserve">    ├── js/</w:t>
               <w:br/>
-              <w:t xml:space="preserve">    │   ├── main.js                            # Global Navigation, Sticky Header, Mobile Drawer, Dynamic Greeting</w:t>
+              <w:t xml:space="preserve">    │   ├── main.js (navigation, header, dynamic greeting, search)</w:t>
               <w:br/>
-              <w:t xml:space="preserve">    │   ├── auth.js                            # Form Validation, Password Strength, Show/Hide, Local Authentication</w:t>
+              <w:t xml:space="preserve">    │   ├── auth.js (login, registration, validation, strength meter)</w:t>
               <w:br/>
-              <w:t xml:space="preserve">    │   ├── dashboard.js                       # Dashboard Sidebar Toggle, Role Name Resolution, Table Interactivity</w:t>
+              <w:t xml:space="preserve">    │   ├── dashboard.js (sidebar toggle, role name resolution, tables)</w:t>
               <w:br/>
-              <w:t xml:space="preserve">    │   └── animations.js                      # AOS Initialization, Intersection Observer Scroll Effects</w:t>
-              <w:br/>
-              <w:t xml:space="preserve">    │</w:t>
+              <w:t xml:space="preserve">    │   └── animations.js (AOS initialization &amp; scroll effects)</w:t>
               <w:br/>
               <w:t xml:space="preserve">    └── images/</w:t>
               <w:br/>
-              <w:t xml:space="preserve">        ├── logoStackly.webp                   # Primary Brand Logo (WebP)</w:t>
+              <w:t xml:space="preserve">        ├── logoStackly.webp</w:t>
               <w:br/>
-              <w:t xml:space="preserve">        ├── logo.svg                           # Primary Brand Logo (Vector SVG)</w:t>
+              <w:t xml:space="preserve">        ├── logo.svg</w:t>
               <w:br/>
-              <w:t xml:space="preserve">        ├── logo-white.svg                     # High-Contrast Monochrome Brand Logo</w:t>
+              <w:t xml:space="preserve">        ├── logo-white.svg</w:t>
               <w:br/>
-              <w:t xml:space="preserve">        ├── machu-picchu-citadel.webp          # Homepage Hero: Ancient Lost Citadel in Andes</w:t>
-              <w:br/>
-              <w:t xml:space="preserve">        ├── london-heritage-bigben.webp        # About Us Hero: London Tower Bridge &amp; River Thames</w:t>
-              <w:br/>
-              <w:t xml:space="preserve">        ├── caribbean-st-lucia-pitons.webp     # Tours Directory Hero: Caribbean Cruise Port &amp; Archipelago</w:t>
-              <w:br/>
-              <w:t xml:space="preserve">        ├── swiss-alps-matterhorn.webp         # Alpine Tour Hero: Matterhorn Swiss Summit</w:t>
-              <w:br/>
-              <w:t xml:space="preserve">        ├── maldives-overwater-villas.webp     # Marine Tour Hero: Maldives Overwater Coral Villas</w:t>
-              <w:br/>
-              <w:t xml:space="preserve">        ├── serengeti-safari-savannah.webp     # Safari Tour Hero: Serengeti Acacia Savannah</w:t>
-              <w:br/>
-              <w:t xml:space="preserve">        ├── kyoto-historic-shrine.webp         # Cultural Tour Hero: Kyoto Shinto Shrine &amp; Pagoda</w:t>
-              <w:br/>
-              <w:t xml:space="preserve">        ├── santorini-greece-oia.webp          # Pricing Hero: Santorini Aegean Cliffside Village</w:t>
-              <w:br/>
-              <w:t xml:space="preserve">        ├── paris-louvre-eiffel.webp           # Contact Hero: Paris Eiffel Tower &amp; Seine River</w:t>
-              <w:br/>
-              <w:t xml:space="preserve">        ├── cairo-giza-pyramids.webp           # Sign In Hero: Egyptian Desert Pyramids of Giza</w:t>
-              <w:br/>
-              <w:t xml:space="preserve">        ├── tropical-beach-coastline.webp      # Sign Up Hero: Golden Sunset Beach &amp; Ocean Shoreline</w:t>
-              <w:br/>
-              <w:t xml:space="preserve">        ├── banff-canadian-rockies.webp        # Destination Gallery Asset</w:t>
-              <w:br/>
-              <w:t xml:space="preserve">        ├── italian-dolomites-peaks.webp       # Destination Gallery Asset</w:t>
-              <w:br/>
-              <w:t xml:space="preserve">        ├── new-zealand-southern-alps.webp     # Destination Gallery Asset</w:t>
-              <w:br/>
-              <w:t xml:space="preserve">        ├── patagonia-glacial-fjord.webp       # Destination Gallery Asset</w:t>
-              <w:br/>
-              <w:t xml:space="preserve">        ├── rome-colosseum-sunset.webp         # Destination Gallery Asset</w:t>
-              <w:br/>
-              <w:t xml:space="preserve">        ├── athens-acropolis-parthenon.webp    # Destination Gallery Asset</w:t>
-              <w:br/>
-              <w:t xml:space="preserve">        └── specialist-*.webp                  # Tour Directors &amp; Destination Specialist Headshots</w:t>
+              <w:t xml:space="preserve">        └── (destination &amp; tour photographs)</w:t>
             </w:r>
           </w:p>
         </w:tc>
@@ -1348,7 +1068,7 @@
           <w:color w:val="0B3B24"/>
           <w:sz w:val="32"/>
         </w:rPr>
-        <w:t>4. Installation &amp; Setup Guide</w:t>
+        <w:t>Installation &amp; Setup Guide</w:t>
       </w:r>
     </w:p>
     <w:p>
@@ -1363,7 +1083,7 @@
           <w:color w:val="0B3B24"/>
           <w:sz w:val="26"/>
         </w:rPr>
-        <w:t>Local Development Setup</w:t>
+        <w:t>Local Setup</w:t>
       </w:r>
     </w:p>
     <w:p>
@@ -1376,66 +1096,21 @@
           <w:rFonts w:ascii="Segoe UI" w:hAnsi="Segoe UI"/>
           <w:sz w:val="21"/>
         </w:rPr>
-      </w:r>
-      <w:r>
-        <w:rPr>
-          <w:rFonts w:ascii="Segoe UI" w:hAnsi="Segoe UI"/>
-          <w:b/>
-          <w:sz w:val="21"/>
-        </w:rPr>
-        <w:t>Clone or Download the Project</w:t>
-      </w:r>
+        <w:t>Download or clone the project ZIP package to your local workstation.</w:t>
+      </w:r>
+    </w:p>
+    <w:p>
+      <w:pPr>
+        <w:pStyle w:val="ListNumber"/>
+        <w:spacing w:before="20" w:after="40"/>
+      </w:pPr>
       <w:r>
         <w:rPr>
           <w:rFonts w:ascii="Segoe UI" w:hAnsi="Segoe UI"/>
           <w:sz w:val="21"/>
         </w:rPr>
-        <w:t>:</w:t>
-      </w:r>
-    </w:p>
-    <w:tbl>
-      <w:tblPr>
-        <w:tblW w:type="auto" w:w="0"/>
-        <w:jc w:val="center"/>
-        <w:tblLook w:firstColumn="1" w:firstRow="1" w:lastColumn="0" w:lastRow="0" w:noHBand="0" w:noVBand="1" w:val="04A0"/>
-      </w:tblPr>
-      <w:tblGrid>
-        <w:gridCol w:w="9360"/>
-      </w:tblGrid>
-      <w:tr>
-        <w:tc>
-          <w:tcPr>
-            <w:tcW w:type="dxa" w:w="9360"/>
-            <w:shd w:val="clear" w:color="auto" w:fill="F8FAFC"/>
-            <w:tcMar>
-              <w:top w:w="120" w:type="dxa"/>
-              <w:bottom w:w="120" w:type="dxa"/>
-              <w:left w:w="180" w:type="dxa"/>
-              <w:right w:w="180" w:type="dxa"/>
-            </w:tcMar>
-          </w:tcPr>
-          <w:p>
-            <w:pPr>
-              <w:spacing w:before="0" w:after="0" w:line="276" w:lineRule="auto"/>
-            </w:pPr>
-            <w:r>
-              <w:rPr>
-                <w:rFonts w:ascii="Consolas" w:hAnsi="Consolas"/>
-                <w:color w:val="0F172A"/>
-                <w:sz w:val="19"/>
-              </w:rPr>
-              <w:t xml:space="preserve">   git clone https://github.com/your-username/travel-and-tourism.git</w:t>
-              <w:br/>
-              <w:t xml:space="preserve">   cd travel-and-tourism</w:t>
-            </w:r>
-          </w:p>
-        </w:tc>
-      </w:tr>
-    </w:tbl>
-    <w:p>
-      <w:pPr>
-        <w:spacing w:before="80" w:after="120"/>
-      </w:pPr>
+        <w:t>Extract the ZIP archive into your preferred working folder.</w:t>
+      </w:r>
     </w:p>
     <w:p>
       <w:pPr>
@@ -1447,133 +1122,20 @@
           <w:rFonts w:ascii="Segoe UI" w:hAnsi="Segoe UI"/>
           <w:sz w:val="21"/>
         </w:rPr>
-      </w:r>
-      <w:r>
-        <w:rPr>
-          <w:rFonts w:ascii="Segoe UI" w:hAnsi="Segoe UI"/>
-          <w:b/>
-          <w:sz w:val="21"/>
-        </w:rPr>
-        <w:t>Open in Code Editor</w:t>
-      </w:r>
+        <w:t>Open the project folder in your code editor (such as VS Code, Cursor, or Sublime Text).</w:t>
+      </w:r>
+    </w:p>
+    <w:p>
+      <w:pPr>
+        <w:pStyle w:val="ListNumber"/>
+        <w:spacing w:before="20" w:after="40"/>
+      </w:pPr>
       <w:r>
         <w:rPr>
           <w:rFonts w:ascii="Segoe UI" w:hAnsi="Segoe UI"/>
           <w:sz w:val="21"/>
         </w:rPr>
-        <w:t>:</w:t>
-      </w:r>
-    </w:p>
-    <w:p>
-      <w:pPr>
-        <w:spacing w:before="40" w:after="120" w:line="283" w:lineRule="auto"/>
-      </w:pPr>
-      <w:r>
-        <w:rPr>
-          <w:rFonts w:ascii="Segoe UI" w:hAnsi="Segoe UI"/>
-          <w:color w:val="1E293B"/>
-          <w:sz w:val="21"/>
-        </w:rPr>
-        <w:t>Open the root project folder in your preferred code editor (VS Code, Cursor, WebStorm, etc.).</w:t>
-      </w:r>
-    </w:p>
-    <w:p>
-      <w:pPr>
-        <w:pStyle w:val="ListNumber"/>
-        <w:spacing w:before="20" w:after="40"/>
-      </w:pPr>
-      <w:r>
-        <w:rPr>
-          <w:rFonts w:ascii="Segoe UI" w:hAnsi="Segoe UI"/>
-          <w:sz w:val="21"/>
-        </w:rPr>
-      </w:r>
-      <w:r>
-        <w:rPr>
-          <w:rFonts w:ascii="Segoe UI" w:hAnsi="Segoe UI"/>
-          <w:b/>
-          <w:sz w:val="21"/>
-        </w:rPr>
-        <w:t>Launch with a Local Server</w:t>
-      </w:r>
-      <w:r>
-        <w:rPr>
-          <w:rFonts w:ascii="Segoe UI" w:hAnsi="Segoe UI"/>
-          <w:sz w:val="21"/>
-        </w:rPr>
-        <w:t>:</w:t>
-      </w:r>
-    </w:p>
-    <w:p>
-      <w:pPr>
-        <w:spacing w:before="40" w:after="120" w:line="283" w:lineRule="auto"/>
-      </w:pPr>
-      <w:r>
-        <w:rPr>
-          <w:rFonts w:ascii="Segoe UI" w:hAnsi="Segoe UI"/>
-          <w:color w:val="1E293B"/>
-          <w:sz w:val="21"/>
-        </w:rPr>
-        <w:t xml:space="preserve">To ensure that relative paths between </w:t>
-      </w:r>
-      <w:r>
-        <w:rPr>
-          <w:rFonts w:ascii="Segoe UI" w:hAnsi="Segoe UI"/>
-          <w:color w:val="1E293B"/>
-          <w:sz w:val="21"/>
-        </w:rPr>
-        <w:t>/pages/</w:t>
-      </w:r>
-      <w:r>
-        <w:rPr>
-          <w:rFonts w:ascii="Segoe UI" w:hAnsi="Segoe UI"/>
-          <w:color w:val="1E293B"/>
-          <w:sz w:val="21"/>
-        </w:rPr>
-        <w:t xml:space="preserve"> and </w:t>
-      </w:r>
-      <w:r>
-        <w:rPr>
-          <w:rFonts w:ascii="Segoe UI" w:hAnsi="Segoe UI"/>
-          <w:color w:val="1E293B"/>
-          <w:sz w:val="21"/>
-        </w:rPr>
-        <w:t>/assets/</w:t>
-      </w:r>
-      <w:r>
-        <w:rPr>
-          <w:rFonts w:ascii="Segoe UI" w:hAnsi="Segoe UI"/>
-          <w:color w:val="1E293B"/>
-          <w:sz w:val="21"/>
-        </w:rPr>
-        <w:t xml:space="preserve"> resolve properly and web fonts/icons render without local file-origin CORS warnings, run a lightweight HTTP server:</w:t>
-      </w:r>
-    </w:p>
-    <w:p>
-      <w:pPr>
-        <w:pStyle w:val="ListBullet"/>
-        <w:spacing w:before="20" w:after="40"/>
-      </w:pPr>
-      <w:r>
-        <w:rPr>
-          <w:rFonts w:ascii="Segoe UI" w:hAnsi="Segoe UI"/>
-          <w:sz w:val="21"/>
-        </w:rPr>
-      </w:r>
-      <w:r>
-        <w:rPr>
-          <w:rFonts w:ascii="Segoe UI" w:hAnsi="Segoe UI"/>
-          <w:b/>
-          <w:sz w:val="21"/>
-        </w:rPr>
-        <w:t>VS Code Live Server Extension</w:t>
-      </w:r>
-      <w:r>
-        <w:rPr>
-          <w:rFonts w:ascii="Segoe UI" w:hAnsi="Segoe UI"/>
-          <w:sz w:val="21"/>
-        </w:rPr>
-        <w:t xml:space="preserve">: Right-click </w:t>
+        <w:t xml:space="preserve">Run </w:t>
       </w:r>
       <w:r>
         <w:rPr>
@@ -1588,173 +1150,7 @@
           <w:rFonts w:ascii="Segoe UI" w:hAnsi="Segoe UI"/>
           <w:sz w:val="21"/>
         </w:rPr>
-        <w:t xml:space="preserve"> and click </w:t>
-      </w:r>
-      <w:r>
-        <w:rPr>
-          <w:rFonts w:ascii="Segoe UI" w:hAnsi="Segoe UI"/>
-          <w:b/>
-          <w:sz w:val="21"/>
-        </w:rPr>
-        <w:t>Open with Live Server</w:t>
-      </w:r>
-      <w:r>
-        <w:rPr>
-          <w:rFonts w:ascii="Segoe UI" w:hAnsi="Segoe UI"/>
-          <w:sz w:val="21"/>
-        </w:rPr>
-        <w:t>.</w:t>
-      </w:r>
-    </w:p>
-    <w:p>
-      <w:pPr>
-        <w:pStyle w:val="ListBullet"/>
-        <w:spacing w:before="20" w:after="40"/>
-      </w:pPr>
-      <w:r>
-        <w:rPr>
-          <w:rFonts w:ascii="Segoe UI" w:hAnsi="Segoe UI"/>
-          <w:sz w:val="21"/>
-        </w:rPr>
-      </w:r>
-      <w:r>
-        <w:rPr>
-          <w:rFonts w:ascii="Segoe UI" w:hAnsi="Segoe UI"/>
-          <w:b/>
-          <w:sz w:val="21"/>
-        </w:rPr>
-        <w:t>Python 3</w:t>
-      </w:r>
-      <w:r>
-        <w:rPr>
-          <w:rFonts w:ascii="Segoe UI" w:hAnsi="Segoe UI"/>
-          <w:sz w:val="21"/>
-        </w:rPr>
-        <w:t>:</w:t>
-      </w:r>
-    </w:p>
-    <w:tbl>
-      <w:tblPr>
-        <w:tblW w:type="auto" w:w="0"/>
-        <w:jc w:val="center"/>
-        <w:tblLook w:firstColumn="1" w:firstRow="1" w:lastColumn="0" w:lastRow="0" w:noHBand="0" w:noVBand="1" w:val="04A0"/>
-      </w:tblPr>
-      <w:tblGrid>
-        <w:gridCol w:w="9360"/>
-      </w:tblGrid>
-      <w:tr>
-        <w:tc>
-          <w:tcPr>
-            <w:tcW w:type="dxa" w:w="9360"/>
-            <w:shd w:val="clear" w:color="auto" w:fill="F8FAFC"/>
-            <w:tcMar>
-              <w:top w:w="120" w:type="dxa"/>
-              <w:bottom w:w="120" w:type="dxa"/>
-              <w:left w:w="180" w:type="dxa"/>
-              <w:right w:w="180" w:type="dxa"/>
-            </w:tcMar>
-          </w:tcPr>
-          <w:p>
-            <w:pPr>
-              <w:spacing w:before="0" w:after="0" w:line="276" w:lineRule="auto"/>
-            </w:pPr>
-            <w:r>
-              <w:rPr>
-                <w:rFonts w:ascii="Consolas" w:hAnsi="Consolas"/>
-                <w:color w:val="0F172A"/>
-                <w:sz w:val="19"/>
-              </w:rPr>
-              <w:t xml:space="preserve">     python -m http.server 3000</w:t>
-            </w:r>
-          </w:p>
-        </w:tc>
-      </w:tr>
-    </w:tbl>
-    <w:p>
-      <w:pPr>
-        <w:spacing w:before="80" w:after="120"/>
-      </w:pPr>
-    </w:p>
-    <w:p>
-      <w:pPr>
-        <w:pStyle w:val="ListBullet"/>
-        <w:spacing w:before="20" w:after="40"/>
-      </w:pPr>
-      <w:r>
-        <w:rPr>
-          <w:rFonts w:ascii="Segoe UI" w:hAnsi="Segoe UI"/>
-          <w:sz w:val="21"/>
-        </w:rPr>
-      </w:r>
-      <w:r>
-        <w:rPr>
-          <w:rFonts w:ascii="Segoe UI" w:hAnsi="Segoe UI"/>
-          <w:b/>
-          <w:sz w:val="21"/>
-        </w:rPr>
-        <w:t>Node.js (`npx serve`)</w:t>
-      </w:r>
-      <w:r>
-        <w:rPr>
-          <w:rFonts w:ascii="Segoe UI" w:hAnsi="Segoe UI"/>
-          <w:sz w:val="21"/>
-        </w:rPr>
-        <w:t>:</w:t>
-      </w:r>
-    </w:p>
-    <w:tbl>
-      <w:tblPr>
-        <w:tblW w:type="auto" w:w="0"/>
-        <w:jc w:val="center"/>
-        <w:tblLook w:firstColumn="1" w:firstRow="1" w:lastColumn="0" w:lastRow="0" w:noHBand="0" w:noVBand="1" w:val="04A0"/>
-      </w:tblPr>
-      <w:tblGrid>
-        <w:gridCol w:w="9360"/>
-      </w:tblGrid>
-      <w:tr>
-        <w:tc>
-          <w:tcPr>
-            <w:tcW w:type="dxa" w:w="9360"/>
-            <w:shd w:val="clear" w:color="auto" w:fill="F8FAFC"/>
-            <w:tcMar>
-              <w:top w:w="120" w:type="dxa"/>
-              <w:bottom w:w="120" w:type="dxa"/>
-              <w:left w:w="180" w:type="dxa"/>
-              <w:right w:w="180" w:type="dxa"/>
-            </w:tcMar>
-          </w:tcPr>
-          <w:p>
-            <w:pPr>
-              <w:spacing w:before="0" w:after="0" w:line="276" w:lineRule="auto"/>
-            </w:pPr>
-            <w:r>
-              <w:rPr>
-                <w:rFonts w:ascii="Consolas" w:hAnsi="Consolas"/>
-                <w:color w:val="0F172A"/>
-                <w:sz w:val="19"/>
-              </w:rPr>
-              <w:t xml:space="preserve">     npx serve .</w:t>
-            </w:r>
-          </w:p>
-        </w:tc>
-      </w:tr>
-    </w:tbl>
-    <w:p>
-      <w:pPr>
-        <w:spacing w:before="80" w:after="120"/>
-      </w:pPr>
-    </w:p>
-    <w:p>
-      <w:pPr>
-        <w:pStyle w:val="ListNumber"/>
-        <w:spacing w:before="20" w:after="40"/>
-      </w:pPr>
-      <w:r>
-        <w:rPr>
-          <w:rFonts w:ascii="Segoe UI" w:hAnsi="Segoe UI"/>
-          <w:sz w:val="21"/>
-        </w:rPr>
-        <w:t xml:space="preserve">Access the site in your browser at </w:t>
+        <w:t xml:space="preserve"> directly in the browser or launch it using a local HTTP server (such as VS Code Live Server, Node </w:t>
       </w:r>
       <w:r>
         <w:rPr>
@@ -1762,14 +1158,59 @@
           <w:color w:val="C2410C"/>
           <w:sz w:val="21"/>
         </w:rPr>
-        <w:t>http://localhost:3000</w:t>
+        <w:t>serve</w:t>
       </w:r>
       <w:r>
         <w:rPr>
           <w:rFonts w:ascii="Segoe UI" w:hAnsi="Segoe UI"/>
           <w:sz w:val="21"/>
         </w:rPr>
-        <w:t>.</w:t>
+        <w:t xml:space="preserve">, or Python </w:t>
+      </w:r>
+      <w:r>
+        <w:rPr>
+          <w:rFonts w:ascii="Segoe UI" w:hAnsi="Segoe UI"/>
+          <w:color w:val="C2410C"/>
+          <w:sz w:val="21"/>
+        </w:rPr>
+        <w:t>http.server</w:t>
+      </w:r>
+      <w:r>
+        <w:rPr>
+          <w:rFonts w:ascii="Segoe UI" w:hAnsi="Segoe UI"/>
+          <w:sz w:val="21"/>
+        </w:rPr>
+        <w:t xml:space="preserve">) so that relative paths across the root, </w:t>
+      </w:r>
+      <w:r>
+        <w:rPr>
+          <w:rFonts w:ascii="Segoe UI" w:hAnsi="Segoe UI"/>
+          <w:color w:val="C2410C"/>
+          <w:sz w:val="21"/>
+        </w:rPr>
+        <w:t>/pages/</w:t>
+      </w:r>
+      <w:r>
+        <w:rPr>
+          <w:rFonts w:ascii="Segoe UI" w:hAnsi="Segoe UI"/>
+          <w:sz w:val="21"/>
+        </w:rPr>
+        <w:t xml:space="preserve">, and </w:t>
+      </w:r>
+      <w:r>
+        <w:rPr>
+          <w:rFonts w:ascii="Segoe UI" w:hAnsi="Segoe UI"/>
+          <w:color w:val="C2410C"/>
+          <w:sz w:val="21"/>
+        </w:rPr>
+        <w:t>/assets/</w:t>
+      </w:r>
+      <w:r>
+        <w:rPr>
+          <w:rFonts w:ascii="Segoe UI" w:hAnsi="Segoe UI"/>
+          <w:sz w:val="21"/>
+        </w:rPr>
+        <w:t xml:space="preserve"> directories resolve consistently.</w:t>
       </w:r>
     </w:p>
     <w:p>
@@ -1784,11 +1225,26 @@
           <w:color w:val="0B3B24"/>
           <w:sz w:val="26"/>
         </w:rPr>
-        <w:t>GitHub Pages Hosting Setup</w:t>
+        <w:t>GitHub Hosting Setup</w:t>
       </w:r>
     </w:p>
     <w:p>
       <w:pPr>
+        <w:keepNext/>
+        <w:spacing w:before="200" w:after="40"/>
+      </w:pPr>
+      <w:r>
+        <w:rPr>
+          <w:rFonts w:ascii="Segoe UI Semibold" w:hAnsi="Segoe UI Semibold"/>
+          <w:b/>
+          <w:color w:val="E08538"/>
+          <w:sz w:val="23"/>
+        </w:rPr>
+        <w:t>Upload the Template to GitHub</w:t>
+      </w:r>
+    </w:p>
+    <w:p>
+      <w:pPr>
         <w:pStyle w:val="ListNumber"/>
         <w:spacing w:before="20" w:after="40"/>
       </w:pPr>
@@ -1797,7 +1253,20 @@
           <w:rFonts w:ascii="Segoe UI" w:hAnsi="Segoe UI"/>
           <w:sz w:val="21"/>
         </w:rPr>
-        <w:t xml:space="preserve">Create a new repository on GitHub (e.g., </w:t>
+        <w:t>Log in to your GitHub account.</w:t>
+      </w:r>
+    </w:p>
+    <w:p>
+      <w:pPr>
+        <w:pStyle w:val="ListNumber"/>
+        <w:spacing w:before="20" w:after="40"/>
+      </w:pPr>
+      <w:r>
+        <w:rPr>
+          <w:rFonts w:ascii="Segoe UI" w:hAnsi="Segoe UI"/>
+          <w:sz w:val="21"/>
+        </w:rPr>
+        <w:t xml:space="preserve">Create a new public or private repository (for example, </w:t>
       </w:r>
       <w:r>
         <w:rPr>
@@ -1825,7 +1294,7 @@
           <w:rFonts w:ascii="Segoe UI" w:hAnsi="Segoe UI"/>
           <w:sz w:val="21"/>
         </w:rPr>
-        <w:t xml:space="preserve">Push your project files to GitHub, preserving the root </w:t>
+        <w:t xml:space="preserve">Upload or push all project files, strictly preserving the root </w:t>
       </w:r>
       <w:r>
         <w:rPr>
@@ -1870,60 +1339,8 @@
           <w:rFonts w:ascii="Segoe UI" w:hAnsi="Segoe UI"/>
           <w:sz w:val="21"/>
         </w:rPr>
-        <w:t xml:space="preserve"> structure:</w:t>
-      </w:r>
-    </w:p>
-    <w:tbl>
-      <w:tblPr>
-        <w:tblW w:type="auto" w:w="0"/>
-        <w:jc w:val="center"/>
-        <w:tblLook w:firstColumn="1" w:firstRow="1" w:lastColumn="0" w:lastRow="0" w:noHBand="0" w:noVBand="1" w:val="04A0"/>
-      </w:tblPr>
-      <w:tblGrid>
-        <w:gridCol w:w="9360"/>
-      </w:tblGrid>
-      <w:tr>
-        <w:tc>
-          <w:tcPr>
-            <w:tcW w:type="dxa" w:w="9360"/>
-            <w:shd w:val="clear" w:color="auto" w:fill="F8FAFC"/>
-            <w:tcMar>
-              <w:top w:w="120" w:type="dxa"/>
-              <w:bottom w:w="120" w:type="dxa"/>
-              <w:left w:w="180" w:type="dxa"/>
-              <w:right w:w="180" w:type="dxa"/>
-            </w:tcMar>
-          </w:tcPr>
-          <w:p>
-            <w:pPr>
-              <w:spacing w:before="0" w:after="0" w:line="276" w:lineRule="auto"/>
-            </w:pPr>
-            <w:r>
-              <w:rPr>
-                <w:rFonts w:ascii="Consolas" w:hAnsi="Consolas"/>
-                <w:color w:val="0F172A"/>
-                <w:sz w:val="19"/>
-              </w:rPr>
-              <w:t xml:space="preserve">   git init</w:t>
-              <w:br/>
-              <w:t xml:space="preserve">   git add .</w:t>
-              <w:br/>
-              <w:t xml:space="preserve">   git commit -m "Initial commit of Stackly Travel website"</w:t>
-              <w:br/>
-              <w:t xml:space="preserve">   git branch -M main</w:t>
-              <w:br/>
-              <w:t xml:space="preserve">   git remote add origin https://github.com/your-username/stackly-travel-tourism.git</w:t>
-              <w:br/>
-              <w:t xml:space="preserve">   git push -u origin main</w:t>
-            </w:r>
-          </w:p>
-        </w:tc>
-      </w:tr>
-    </w:tbl>
-    <w:p>
-      <w:pPr>
-        <w:spacing w:before="80" w:after="120"/>
-      </w:pPr>
+        <w:t xml:space="preserve"> directory hierarchy.</w:t>
+      </w:r>
     </w:p>
     <w:p>
       <w:pPr>
@@ -1935,7 +1352,50 @@
           <w:rFonts w:ascii="Segoe UI" w:hAnsi="Segoe UI"/>
           <w:sz w:val="21"/>
         </w:rPr>
-        <w:t xml:space="preserve">In GitHub, navigate to </w:t>
+        <w:t xml:space="preserve">Commit and push the changes to your </w:t>
+      </w:r>
+      <w:r>
+        <w:rPr>
+          <w:rFonts w:ascii="Segoe UI" w:hAnsi="Segoe UI"/>
+          <w:color w:val="C2410C"/>
+          <w:sz w:val="21"/>
+        </w:rPr>
+        <w:t>main</w:t>
+      </w:r>
+      <w:r>
+        <w:rPr>
+          <w:rFonts w:ascii="Segoe UI" w:hAnsi="Segoe UI"/>
+          <w:sz w:val="21"/>
+        </w:rPr>
+        <w:t xml:space="preserve"> branch.</w:t>
+      </w:r>
+    </w:p>
+    <w:p>
+      <w:pPr>
+        <w:keepNext/>
+        <w:spacing w:before="200" w:after="40"/>
+      </w:pPr>
+      <w:r>
+        <w:rPr>
+          <w:rFonts w:ascii="Segoe UI Semibold" w:hAnsi="Segoe UI Semibold"/>
+          <w:b/>
+          <w:color w:val="E08538"/>
+          <w:sz w:val="23"/>
+        </w:rPr>
+        <w:t>Enable GitHub Pages</w:t>
+      </w:r>
+    </w:p>
+    <w:p>
+      <w:pPr>
+        <w:pStyle w:val="ListNumber"/>
+        <w:spacing w:before="20" w:after="40"/>
+      </w:pPr>
+      <w:r>
+        <w:rPr>
+          <w:rFonts w:ascii="Segoe UI" w:hAnsi="Segoe UI"/>
+          <w:sz w:val="21"/>
+        </w:rPr>
+        <w:t xml:space="preserve">Open the repository </w:t>
       </w:r>
       <w:r>
         <w:rPr>
@@ -1950,7 +1410,20 @@
           <w:rFonts w:ascii="Segoe UI" w:hAnsi="Segoe UI"/>
           <w:sz w:val="21"/>
         </w:rPr>
-        <w:t xml:space="preserve"> &gt; </w:t>
+        <w:t xml:space="preserve"> tab.</w:t>
+      </w:r>
+    </w:p>
+    <w:p>
+      <w:pPr>
+        <w:pStyle w:val="ListNumber"/>
+        <w:spacing w:before="20" w:after="40"/>
+      </w:pPr>
+      <w:r>
+        <w:rPr>
+          <w:rFonts w:ascii="Segoe UI" w:hAnsi="Segoe UI"/>
+          <w:sz w:val="21"/>
+        </w:rPr>
+        <w:t xml:space="preserve">Navigate to the </w:t>
       </w:r>
       <w:r>
         <w:rPr>
@@ -1965,7 +1438,7 @@
           <w:rFonts w:ascii="Segoe UI" w:hAnsi="Segoe UI"/>
           <w:sz w:val="21"/>
         </w:rPr>
-        <w:t xml:space="preserve"> (under Code and automation).</w:t>
+        <w:t xml:space="preserve"> section in the left sidebar.</w:t>
       </w:r>
     </w:p>
     <w:p>
@@ -1986,26 +1459,14 @@
           <w:b/>
           <w:sz w:val="21"/>
         </w:rPr>
-        <w:t>Build and deployment</w:t>
+        <w:t>Build and deployment &gt; Source</w:t>
       </w:r>
       <w:r>
         <w:rPr>
           <w:rFonts w:ascii="Segoe UI" w:hAnsi="Segoe UI"/>
           <w:sz w:val="21"/>
         </w:rPr>
-        <w:t>:</w:t>
-      </w:r>
-    </w:p>
-    <w:p>
-      <w:pPr>
-        <w:pStyle w:val="ListBullet"/>
-        <w:spacing w:before="20" w:after="40"/>
-      </w:pPr>
-      <w:r>
-        <w:rPr>
-          <w:rFonts w:ascii="Segoe UI" w:hAnsi="Segoe UI"/>
-          <w:sz w:val="21"/>
-        </w:rPr>
+        <w:t xml:space="preserve">, select </w:t>
       </w:r>
       <w:r>
         <w:rPr>
@@ -2013,19 +1474,19 @@
           <w:b/>
           <w:sz w:val="21"/>
         </w:rPr>
-        <w:t>Source</w:t>
+        <w:t>Deploy from a branch</w:t>
       </w:r>
       <w:r>
         <w:rPr>
           <w:rFonts w:ascii="Segoe UI" w:hAnsi="Segoe UI"/>
           <w:sz w:val="21"/>
         </w:rPr>
-        <w:t>: Deploy from a branch.</w:t>
+        <w:t>.</w:t>
       </w:r>
     </w:p>
     <w:p>
       <w:pPr>
-        <w:pStyle w:val="ListBullet"/>
+        <w:pStyle w:val="ListNumber"/>
         <w:spacing w:before="20" w:after="40"/>
       </w:pPr>
       <w:r>
@@ -2033,6 +1494,50 @@
           <w:rFonts w:ascii="Segoe UI" w:hAnsi="Segoe UI"/>
           <w:sz w:val="21"/>
         </w:rPr>
+        <w:t xml:space="preserve">Set the branch to </w:t>
+      </w:r>
+      <w:r>
+        <w:rPr>
+          <w:rFonts w:ascii="Segoe UI" w:hAnsi="Segoe UI"/>
+          <w:color w:val="C2410C"/>
+          <w:sz w:val="21"/>
+        </w:rPr>
+        <w:t>main</w:t>
+      </w:r>
+      <w:r>
+        <w:rPr>
+          <w:rFonts w:ascii="Segoe UI" w:hAnsi="Segoe UI"/>
+          <w:sz w:val="21"/>
+        </w:rPr>
+        <w:t xml:space="preserve"> and the folder to </w:t>
+      </w:r>
+      <w:r>
+        <w:rPr>
+          <w:rFonts w:ascii="Segoe UI" w:hAnsi="Segoe UI"/>
+          <w:color w:val="C2410C"/>
+          <w:sz w:val="21"/>
+        </w:rPr>
+        <w:t>/ (root)</w:t>
+      </w:r>
+      <w:r>
+        <w:rPr>
+          <w:rFonts w:ascii="Segoe UI" w:hAnsi="Segoe UI"/>
+          <w:sz w:val="21"/>
+        </w:rPr>
+        <w:t>.</w:t>
+      </w:r>
+    </w:p>
+    <w:p>
+      <w:pPr>
+        <w:pStyle w:val="ListNumber"/>
+        <w:spacing w:before="20" w:after="40"/>
+      </w:pPr>
+      <w:r>
+        <w:rPr>
+          <w:rFonts w:ascii="Segoe UI" w:hAnsi="Segoe UI"/>
+          <w:sz w:val="21"/>
+        </w:rPr>
+        <w:t xml:space="preserve">Click </w:t>
       </w:r>
       <w:r>
         <w:rPr>
@@ -2040,112 +1545,40 @@
           <w:b/>
           <w:sz w:val="21"/>
         </w:rPr>
-        <w:t>Branch</w:t>
+        <w:t>Save</w:t>
       </w:r>
       <w:r>
         <w:rPr>
           <w:rFonts w:ascii="Segoe UI" w:hAnsi="Segoe UI"/>
           <w:sz w:val="21"/>
         </w:rPr>
-        <w:t xml:space="preserve">: </w:t>
-      </w:r>
-      <w:r>
-        <w:rPr>
-          <w:rFonts w:ascii="Segoe UI" w:hAnsi="Segoe UI"/>
-          <w:color w:val="C2410C"/>
-          <w:sz w:val="21"/>
-        </w:rPr>
-        <w:t>main</w:t>
-      </w:r>
+        <w:t>.</w:t>
+      </w:r>
+    </w:p>
+    <w:p>
+      <w:pPr>
+        <w:pStyle w:val="ListNumber"/>
+        <w:spacing w:before="20" w:after="40"/>
+      </w:pPr>
       <w:r>
         <w:rPr>
           <w:rFonts w:ascii="Segoe UI" w:hAnsi="Segoe UI"/>
           <w:sz w:val="21"/>
         </w:rPr>
-        <w:t xml:space="preserve">, folder: </w:t>
-      </w:r>
-      <w:r>
-        <w:rPr>
-          <w:rFonts w:ascii="Segoe UI" w:hAnsi="Segoe UI"/>
-          <w:color w:val="C2410C"/>
-          <w:sz w:val="21"/>
-        </w:rPr>
-        <w:t>/ (root)</w:t>
-      </w:r>
+        <w:t>Allow 1 to 2 minutes for the deployment workflow to complete.</w:t>
+      </w:r>
+    </w:p>
+    <w:p>
+      <w:pPr>
+        <w:pStyle w:val="ListNumber"/>
+        <w:spacing w:before="20" w:after="40"/>
+      </w:pPr>
       <w:r>
         <w:rPr>
           <w:rFonts w:ascii="Segoe UI" w:hAnsi="Segoe UI"/>
           <w:sz w:val="21"/>
         </w:rPr>
-        <w:t>.</w:t>
-      </w:r>
-    </w:p>
-    <w:p>
-      <w:pPr>
-        <w:pStyle w:val="ListBullet"/>
-        <w:spacing w:before="20" w:after="40"/>
-      </w:pPr>
-      <w:r>
-        <w:rPr>
-          <w:rFonts w:ascii="Segoe UI" w:hAnsi="Segoe UI"/>
-          <w:sz w:val="21"/>
-        </w:rPr>
-        <w:t xml:space="preserve">Click </w:t>
-      </w:r>
-      <w:r>
-        <w:rPr>
-          <w:rFonts w:ascii="Segoe UI" w:hAnsi="Segoe UI"/>
-          <w:b/>
-          <w:sz w:val="21"/>
-        </w:rPr>
-        <w:t>Save</w:t>
-      </w:r>
-      <w:r>
-        <w:rPr>
-          <w:rFonts w:ascii="Segoe UI" w:hAnsi="Segoe UI"/>
-          <w:sz w:val="21"/>
-        </w:rPr>
-        <w:t>.</w:t>
-      </w:r>
-    </w:p>
-    <w:p>
-      <w:pPr>
-        <w:pStyle w:val="ListNumber"/>
-        <w:spacing w:before="20" w:after="40"/>
-      </w:pPr>
-      <w:r>
-        <w:rPr>
-          <w:rFonts w:ascii="Segoe UI" w:hAnsi="Segoe UI"/>
-          <w:sz w:val="21"/>
-        </w:rPr>
-        <w:t>Wait 1–2 minutes. Access your live website at:</w:t>
-      </w:r>
-    </w:p>
-    <w:p>
-      <w:pPr>
-        <w:spacing w:before="40" w:after="120" w:line="283" w:lineRule="auto"/>
-      </w:pPr>
-      <w:r>
-        <w:rPr>
-          <w:rFonts w:ascii="Segoe UI" w:hAnsi="Segoe UI"/>
-          <w:color w:val="1E293B"/>
-          <w:sz w:val="21"/>
-        </w:rPr>
-      </w:r>
-      <w:r>
-        <w:rPr>
-          <w:rFonts w:ascii="Segoe UI" w:hAnsi="Segoe UI"/>
-          <w:color w:val="1E293B"/>
-          <w:sz w:val="21"/>
-        </w:rPr>
-        <w:t>https://&lt;your-username&gt;.github.io/stackly-travel-tourism/</w:t>
-      </w:r>
-      <w:r>
-        <w:rPr>
-          <w:rFonts w:ascii="Segoe UI" w:hAnsi="Segoe UI"/>
-          <w:color w:val="1E293B"/>
-          <w:sz w:val="21"/>
-        </w:rPr>
+        <w:t>Open your generated live GitHub Pages URL in any browser.</w:t>
       </w:r>
     </w:p>
     <w:p>
@@ -2160,7 +1593,7 @@
           <w:color w:val="0B3B24"/>
           <w:sz w:val="26"/>
         </w:rPr>
-        <w:t>cPanel / Traditional Web Hosting Setup</w:t>
+        <w:t>cPanel Hosting Setup</w:t>
       </w:r>
     </w:p>
     <w:p>
@@ -2173,7 +1606,48 @@
           <w:rFonts w:ascii="Segoe UI" w:hAnsi="Segoe UI"/>
           <w:sz w:val="21"/>
         </w:rPr>
-        <w:t xml:space="preserve">Compress the project folder into a </w:t>
+        <w:t>Log in to your hosting cPanel control panel.</w:t>
+      </w:r>
+    </w:p>
+    <w:p>
+      <w:pPr>
+        <w:pStyle w:val="ListNumber"/>
+        <w:spacing w:before="20" w:after="40"/>
+      </w:pPr>
+      <w:r>
+        <w:rPr>
+          <w:rFonts w:ascii="Segoe UI" w:hAnsi="Segoe UI"/>
+          <w:sz w:val="21"/>
+        </w:rPr>
+        <w:t xml:space="preserve">Open the </w:t>
+      </w:r>
+      <w:r>
+        <w:rPr>
+          <w:rFonts w:ascii="Segoe UI" w:hAnsi="Segoe UI"/>
+          <w:b/>
+          <w:sz w:val="21"/>
+        </w:rPr>
+        <w:t>File Manager</w:t>
+      </w:r>
+      <w:r>
+        <w:rPr>
+          <w:rFonts w:ascii="Segoe UI" w:hAnsi="Segoe UI"/>
+          <w:sz w:val="21"/>
+        </w:rPr>
+        <w:t xml:space="preserve"> utility.</w:t>
+      </w:r>
+    </w:p>
+    <w:p>
+      <w:pPr>
+        <w:pStyle w:val="ListNumber"/>
+        <w:spacing w:before="20" w:after="40"/>
+      </w:pPr>
+      <w:r>
+        <w:rPr>
+          <w:rFonts w:ascii="Segoe UI" w:hAnsi="Segoe UI"/>
+          <w:sz w:val="21"/>
+        </w:rPr>
+        <w:t xml:space="preserve">Navigate to your primary web root directory (typically </w:t>
       </w:r>
       <w:r>
         <w:rPr>
@@ -2181,14 +1655,40 @@
           <w:color w:val="C2410C"/>
           <w:sz w:val="21"/>
         </w:rPr>
-        <w:t>.zip</w:t>
+        <w:t>public_html</w:t>
       </w:r>
       <w:r>
         <w:rPr>
           <w:rFonts w:ascii="Segoe UI" w:hAnsi="Segoe UI"/>
           <w:sz w:val="21"/>
         </w:rPr>
-        <w:t xml:space="preserve"> archive (ensure </w:t>
+        <w:t xml:space="preserve"> or your domain document root).</w:t>
+      </w:r>
+    </w:p>
+    <w:p>
+      <w:pPr>
+        <w:pStyle w:val="ListNumber"/>
+        <w:spacing w:before="20" w:after="40"/>
+      </w:pPr>
+      <w:r>
+        <w:rPr>
+          <w:rFonts w:ascii="Segoe UI" w:hAnsi="Segoe UI"/>
+          <w:sz w:val="21"/>
+        </w:rPr>
+        <w:t>Upload the project ZIP package.</w:t>
+      </w:r>
+    </w:p>
+    <w:p>
+      <w:pPr>
+        <w:pStyle w:val="ListNumber"/>
+        <w:spacing w:before="20" w:after="40"/>
+      </w:pPr>
+      <w:r>
+        <w:rPr>
+          <w:rFonts w:ascii="Segoe UI" w:hAnsi="Segoe UI"/>
+          <w:sz w:val="21"/>
+        </w:rPr>
+        <w:t xml:space="preserve">Extract the ZIP archive directly inside </w:t>
       </w:r>
       <w:r>
         <w:rPr>
@@ -2196,55 +1696,14 @@
           <w:color w:val="C2410C"/>
           <w:sz w:val="21"/>
         </w:rPr>
-        <w:t>index.html</w:t>
+        <w:t>public_html</w:t>
       </w:r>
       <w:r>
         <w:rPr>
           <w:rFonts w:ascii="Segoe UI" w:hAnsi="Segoe UI"/>
           <w:sz w:val="21"/>
         </w:rPr>
-        <w:t xml:space="preserve"> is at the archive root).</w:t>
-      </w:r>
-    </w:p>
-    <w:p>
-      <w:pPr>
-        <w:pStyle w:val="ListNumber"/>
-        <w:spacing w:before="20" w:after="40"/>
-      </w:pPr>
-      <w:r>
-        <w:rPr>
-          <w:rFonts w:ascii="Segoe UI" w:hAnsi="Segoe UI"/>
-          <w:sz w:val="21"/>
-        </w:rPr>
-        <w:t>Log in to your cPanel dashboard.</w:t>
-      </w:r>
-    </w:p>
-    <w:p>
-      <w:pPr>
-        <w:pStyle w:val="ListNumber"/>
-        <w:spacing w:before="20" w:after="40"/>
-      </w:pPr>
-      <w:r>
-        <w:rPr>
-          <w:rFonts w:ascii="Segoe UI" w:hAnsi="Segoe UI"/>
-          <w:sz w:val="21"/>
-        </w:rPr>
-        <w:t xml:space="preserve">Open </w:t>
-      </w:r>
-      <w:r>
-        <w:rPr>
-          <w:rFonts w:ascii="Segoe UI" w:hAnsi="Segoe UI"/>
-          <w:b/>
-          <w:sz w:val="21"/>
-        </w:rPr>
-        <w:t>File Manager</w:t>
-      </w:r>
-      <w:r>
-        <w:rPr>
-          <w:rFonts w:ascii="Segoe UI" w:hAnsi="Segoe UI"/>
-          <w:sz w:val="21"/>
-        </w:rPr>
-        <w:t xml:space="preserve"> and navigate to your web root (</w:t>
+        <w:t xml:space="preserve">, ensuring that </w:t>
       </w:r>
       <w:r>
         <w:rPr>
@@ -2252,27 +1711,14 @@
           <w:color w:val="C2410C"/>
           <w:sz w:val="21"/>
         </w:rPr>
-        <w:t>public_html</w:t>
+        <w:t>index.html</w:t>
       </w:r>
       <w:r>
         <w:rPr>
           <w:rFonts w:ascii="Segoe UI" w:hAnsi="Segoe UI"/>
           <w:sz w:val="21"/>
         </w:rPr>
-        <w:t xml:space="preserve"> or domain document root).</w:t>
-      </w:r>
-    </w:p>
-    <w:p>
-      <w:pPr>
-        <w:pStyle w:val="ListNumber"/>
-        <w:spacing w:before="20" w:after="40"/>
-      </w:pPr>
-      <w:r>
-        <w:rPr>
-          <w:rFonts w:ascii="Segoe UI" w:hAnsi="Segoe UI"/>
-          <w:sz w:val="21"/>
-        </w:rPr>
-        <w:t xml:space="preserve">Upload the </w:t>
+        <w:t xml:space="preserve">, </w:t>
       </w:r>
       <w:r>
         <w:rPr>
@@ -2280,42 +1726,14 @@
           <w:color w:val="C2410C"/>
           <w:sz w:val="21"/>
         </w:rPr>
-        <w:t>.zip</w:t>
+        <w:t>pages/</w:t>
       </w:r>
       <w:r>
         <w:rPr>
           <w:rFonts w:ascii="Segoe UI" w:hAnsi="Segoe UI"/>
           <w:sz w:val="21"/>
         </w:rPr>
-        <w:t xml:space="preserve"> archive and click </w:t>
-      </w:r>
-      <w:r>
-        <w:rPr>
-          <w:rFonts w:ascii="Segoe UI" w:hAnsi="Segoe UI"/>
-          <w:b/>
-          <w:sz w:val="21"/>
-        </w:rPr>
-        <w:t>Extract</w:t>
-      </w:r>
-      <w:r>
-        <w:rPr>
-          <w:rFonts w:ascii="Segoe UI" w:hAnsi="Segoe UI"/>
-          <w:sz w:val="21"/>
-        </w:rPr>
-        <w:t>.</w:t>
-      </w:r>
-    </w:p>
-    <w:p>
-      <w:pPr>
-        <w:pStyle w:val="ListNumber"/>
-        <w:spacing w:before="20" w:after="40"/>
-      </w:pPr>
-      <w:r>
-        <w:rPr>
-          <w:rFonts w:ascii="Segoe UI" w:hAnsi="Segoe UI"/>
-          <w:sz w:val="21"/>
-        </w:rPr>
-        <w:t xml:space="preserve">Ensure </w:t>
+        <w:t xml:space="preserve">, and </w:t>
       </w:r>
       <w:r>
         <w:rPr>
@@ -2323,72 +1741,27 @@
           <w:color w:val="C2410C"/>
           <w:sz w:val="21"/>
         </w:rPr>
-        <w:t>index.html</w:t>
+        <w:t>assets/</w:t>
       </w:r>
       <w:r>
         <w:rPr>
           <w:rFonts w:ascii="Segoe UI" w:hAnsi="Segoe UI"/>
           <w:sz w:val="21"/>
         </w:rPr>
-        <w:t xml:space="preserve">, </w:t>
-      </w:r>
-      <w:r>
-        <w:rPr>
-          <w:rFonts w:ascii="Segoe UI" w:hAnsi="Segoe UI"/>
-          <w:color w:val="C2410C"/>
-          <w:sz w:val="21"/>
-        </w:rPr>
-        <w:t>pages/</w:t>
-      </w:r>
+        <w:t xml:space="preserve"> reside at the top level of the public web root.</w:t>
+      </w:r>
+    </w:p>
+    <w:p>
+      <w:pPr>
+        <w:pStyle w:val="ListNumber"/>
+        <w:spacing w:before="20" w:after="40"/>
+      </w:pPr>
       <w:r>
         <w:rPr>
           <w:rFonts w:ascii="Segoe UI" w:hAnsi="Segoe UI"/>
           <w:sz w:val="21"/>
         </w:rPr>
-        <w:t xml:space="preserve">, and </w:t>
-      </w:r>
-      <w:r>
-        <w:rPr>
-          <w:rFonts w:ascii="Segoe UI" w:hAnsi="Segoe UI"/>
-          <w:color w:val="C2410C"/>
-          <w:sz w:val="21"/>
-        </w:rPr>
-        <w:t>assets/</w:t>
-      </w:r>
-      <w:r>
-        <w:rPr>
-          <w:rFonts w:ascii="Segoe UI" w:hAnsi="Segoe UI"/>
-          <w:sz w:val="21"/>
-        </w:rPr>
-        <w:t xml:space="preserve"> sit directly under </w:t>
-      </w:r>
-      <w:r>
-        <w:rPr>
-          <w:rFonts w:ascii="Segoe UI" w:hAnsi="Segoe UI"/>
-          <w:color w:val="C2410C"/>
-          <w:sz w:val="21"/>
-        </w:rPr>
-        <w:t>public_html</w:t>
-      </w:r>
-      <w:r>
-        <w:rPr>
-          <w:rFonts w:ascii="Segoe UI" w:hAnsi="Segoe UI"/>
-          <w:sz w:val="21"/>
-        </w:rPr>
-        <w:t>.</w:t>
-      </w:r>
-    </w:p>
-    <w:p>
-      <w:pPr>
-        <w:pStyle w:val="ListNumber"/>
-        <w:spacing w:before="20" w:after="40"/>
-      </w:pPr>
-      <w:r>
-        <w:rPr>
-          <w:rFonts w:ascii="Segoe UI" w:hAnsi="Segoe UI"/>
-          <w:sz w:val="21"/>
-        </w:rPr>
-        <w:t>Open your custom domain in the browser to confirm proper loading.</w:t>
+        <w:t>Enter your registered domain name in the browser address bar to verify that all pages, styles, and assets load properly.</w:t>
       </w:r>
     </w:p>
     <w:p>
@@ -2406,7 +1779,7 @@
           <w:color w:val="0B3B24"/>
           <w:sz w:val="32"/>
         </w:rPr>
-        <w:t>5. Main HTML Pages Summary</w:t>
+        <w:t>Main HTML Pages</w:t>
       </w:r>
     </w:p>
     <w:tbl>
@@ -2417,14 +1790,13 @@
         <w:tblLook w:firstColumn="1" w:firstRow="1" w:lastColumn="0" w:lastRow="0" w:noHBand="0" w:noVBand="1" w:val="04A0"/>
       </w:tblPr>
       <w:tblGrid>
-        <w:gridCol w:w="3120"/>
-        <w:gridCol w:w="3120"/>
-        <w:gridCol w:w="3120"/>
+        <w:gridCol w:w="4680"/>
+        <w:gridCol w:w="4680"/>
       </w:tblGrid>
       <w:tr>
         <w:tc>
           <w:tcPr>
-            <w:tcW w:type="dxa" w:w="3120"/>
+            <w:tcW w:type="dxa" w:w="4680"/>
             <w:shd w:val="clear" w:color="auto" w:fill="0B3B24"/>
             <w:tcMar>
               <w:top w:w="140" w:type="dxa"/>
@@ -2444,13 +1816,13 @@
                 <w:color w:val="FFFFFF"/>
                 <w:sz w:val="20"/>
               </w:rPr>
-              <w:t>File Path</w:t>
+              <w:t>Page</w:t>
             </w:r>
           </w:p>
         </w:tc>
         <w:tc>
           <w:tcPr>
-            <w:tcW w:type="dxa" w:w="3120"/>
+            <w:tcW w:type="dxa" w:w="4680"/>
             <w:shd w:val="clear" w:color="auto" w:fill="0B3B24"/>
             <w:tcMar>
               <w:top w:w="140" w:type="dxa"/>
@@ -2470,33 +1842,7 @@
                 <w:color w:val="FFFFFF"/>
                 <w:sz w:val="20"/>
               </w:rPr>
-              <w:t>Page Title</w:t>
-            </w:r>
-          </w:p>
-        </w:tc>
-        <w:tc>
-          <w:tcPr>
-            <w:tcW w:type="dxa" w:w="3120"/>
-            <w:shd w:val="clear" w:color="auto" w:fill="0B3B24"/>
-            <w:tcMar>
-              <w:top w:w="140" w:type="dxa"/>
-              <w:bottom w:w="140" w:type="dxa"/>
-              <w:left w:w="160" w:type="dxa"/>
-              <w:right w:w="160" w:type="dxa"/>
-            </w:tcMar>
-          </w:tcPr>
-          <w:p>
-            <w:pPr>
-              <w:spacing w:before="0" w:after="0"/>
-            </w:pPr>
-            <w:r>
-              <w:rPr>
-                <w:rFonts w:ascii="Segoe UI Semibold" w:hAnsi="Segoe UI Semibold"/>
-                <w:b/>
-                <w:color w:val="FFFFFF"/>
-                <w:sz w:val="20"/>
-              </w:rPr>
-              <w:t>Primary Purpose</w:t>
+              <w:t>Description</w:t>
             </w:r>
           </w:p>
         </w:tc>
@@ -2504,7 +1850,7 @@
       <w:tr>
         <w:tc>
           <w:tcPr>
-            <w:tcW w:type="dxa" w:w="3120"/>
+            <w:tcW w:type="dxa" w:w="4680"/>
             <w:shd w:val="clear" w:color="auto" w:fill="FFFFFF"/>
             <w:tcMar>
               <w:top w:w="100" w:type="dxa"/>
@@ -2529,7 +1875,7 @@
         </w:tc>
         <w:tc>
           <w:tcPr>
-            <w:tcW w:type="dxa" w:w="3120"/>
+            <w:tcW w:type="dxa" w:w="4680"/>
             <w:shd w:val="clear" w:color="auto" w:fill="FFFFFF"/>
             <w:tcMar>
               <w:top w:w="100" w:type="dxa"/>
@@ -2548,32 +1894,7 @@
                 <w:color w:val="1E293B"/>
                 <w:sz w:val="19"/>
               </w:rPr>
-              <w:t>Stackly Travel - Explore The World</w:t>
-            </w:r>
-          </w:p>
-        </w:tc>
-        <w:tc>
-          <w:tcPr>
-            <w:tcW w:type="dxa" w:w="3120"/>
-            <w:shd w:val="clear" w:color="auto" w:fill="FFFFFF"/>
-            <w:tcMar>
-              <w:top w:w="100" w:type="dxa"/>
-              <w:bottom w:w="100" w:type="dxa"/>
-              <w:left w:w="140" w:type="dxa"/>
-              <w:right w:w="140" w:type="dxa"/>
-            </w:tcMar>
-          </w:tcPr>
-          <w:p>
-            <w:pPr>
-              <w:spacing w:before="0" w:after="0"/>
-            </w:pPr>
-            <w:r>
-              <w:rPr>
-                <w:rFonts w:ascii="Segoe UI" w:hAnsi="Segoe UI"/>
-                <w:color w:val="1E293B"/>
-                <w:sz w:val="19"/>
-              </w:rPr>
-              <w:t>Homepage featuring dynamic greeting, search filter bar, tour highlights, and brand storytelling.</w:t>
+              <w:t>Public Homepage / Marketing Landing Page</w:t>
             </w:r>
           </w:p>
         </w:tc>
@@ -2581,7 +1902,7 @@
       <w:tr>
         <w:tc>
           <w:tcPr>
-            <w:tcW w:type="dxa" w:w="3120"/>
+            <w:tcW w:type="dxa" w:w="4680"/>
             <w:shd w:val="clear" w:color="auto" w:fill="F8FAFC"/>
             <w:tcMar>
               <w:top w:w="100" w:type="dxa"/>
@@ -2606,7 +1927,7 @@
         </w:tc>
         <w:tc>
           <w:tcPr>
-            <w:tcW w:type="dxa" w:w="3120"/>
+            <w:tcW w:type="dxa" w:w="4680"/>
             <w:shd w:val="clear" w:color="auto" w:fill="F8FAFC"/>
             <w:tcMar>
               <w:top w:w="100" w:type="dxa"/>
@@ -2625,32 +1946,7 @@
                 <w:color w:val="1E293B"/>
                 <w:sz w:val="19"/>
               </w:rPr>
-              <w:t>About Us - Stackly Travel</w:t>
-            </w:r>
-          </w:p>
-        </w:tc>
-        <w:tc>
-          <w:tcPr>
-            <w:tcW w:type="dxa" w:w="3120"/>
-            <w:shd w:val="clear" w:color="auto" w:fill="F8FAFC"/>
-            <w:tcMar>
-              <w:top w:w="100" w:type="dxa"/>
-              <w:bottom w:w="100" w:type="dxa"/>
-              <w:left w:w="140" w:type="dxa"/>
-              <w:right w:w="140" w:type="dxa"/>
-            </w:tcMar>
-          </w:tcPr>
-          <w:p>
-            <w:pPr>
-              <w:spacing w:before="0" w:after="0"/>
-            </w:pPr>
-            <w:r>
-              <w:rPr>
-                <w:rFonts w:ascii="Segoe UI" w:hAnsi="Segoe UI"/>
-                <w:color w:val="1E293B"/>
-                <w:sz w:val="19"/>
-              </w:rPr>
-              <w:t>Brand vision, team credentials, sustainability stewardship, and company milestones.</w:t>
+              <w:t>About Us / Company Heritage &amp; Leadership</w:t>
             </w:r>
           </w:p>
         </w:tc>
@@ -2658,7 +1954,7 @@
       <w:tr>
         <w:tc>
           <w:tcPr>
-            <w:tcW w:type="dxa" w:w="3120"/>
+            <w:tcW w:type="dxa" w:w="4680"/>
             <w:shd w:val="clear" w:color="auto" w:fill="FFFFFF"/>
             <w:tcMar>
               <w:top w:w="100" w:type="dxa"/>
@@ -2683,7 +1979,7 @@
         </w:tc>
         <w:tc>
           <w:tcPr>
-            <w:tcW w:type="dxa" w:w="3120"/>
+            <w:tcW w:type="dxa" w:w="4680"/>
             <w:shd w:val="clear" w:color="auto" w:fill="FFFFFF"/>
             <w:tcMar>
               <w:top w:w="100" w:type="dxa"/>
@@ -2702,32 +1998,7 @@
                 <w:color w:val="1E293B"/>
                 <w:sz w:val="19"/>
               </w:rPr>
-              <w:t>Extraordinary Tours &amp; Packages</w:t>
-            </w:r>
-          </w:p>
-        </w:tc>
-        <w:tc>
-          <w:tcPr>
-            <w:tcW w:type="dxa" w:w="3120"/>
-            <w:shd w:val="clear" w:color="auto" w:fill="FFFFFF"/>
-            <w:tcMar>
-              <w:top w:w="100" w:type="dxa"/>
-              <w:bottom w:w="100" w:type="dxa"/>
-              <w:left w:w="140" w:type="dxa"/>
-              <w:right w:w="140" w:type="dxa"/>
-            </w:tcMar>
-          </w:tcPr>
-          <w:p>
-            <w:pPr>
-              <w:spacing w:before="0" w:after="0"/>
-            </w:pPr>
-            <w:r>
-              <w:rPr>
-                <w:rFonts w:ascii="Segoe UI" w:hAnsi="Segoe UI"/>
-                <w:color w:val="1E293B"/>
-                <w:sz w:val="19"/>
-              </w:rPr>
-              <w:t>Comprehensive tour directory with multi-criteria filtering, duration badges, and pricing cards.</w:t>
+              <w:t>Worldwide Tours &amp; Holiday Packages Directory</w:t>
             </w:r>
           </w:p>
         </w:tc>
@@ -2735,7 +2006,7 @@
       <w:tr>
         <w:tc>
           <w:tcPr>
-            <w:tcW w:type="dxa" w:w="3120"/>
+            <w:tcW w:type="dxa" w:w="4680"/>
             <w:shd w:val="clear" w:color="auto" w:fill="F8FAFC"/>
             <w:tcMar>
               <w:top w:w="100" w:type="dxa"/>
@@ -2760,7 +2031,7 @@
         </w:tc>
         <w:tc>
           <w:tcPr>
-            <w:tcW w:type="dxa" w:w="3120"/>
+            <w:tcW w:type="dxa" w:w="4680"/>
             <w:shd w:val="clear" w:color="auto" w:fill="F8FAFC"/>
             <w:tcMar>
               <w:top w:w="100" w:type="dxa"/>
@@ -2779,32 +2050,7 @@
                 <w:color w:val="1E293B"/>
                 <w:sz w:val="19"/>
               </w:rPr>
-              <w:t>Majestic Alpine &amp; Mountain Escapes</w:t>
-            </w:r>
-          </w:p>
-        </w:tc>
-        <w:tc>
-          <w:tcPr>
-            <w:tcW w:type="dxa" w:w="3120"/>
-            <w:shd w:val="clear" w:color="auto" w:fill="F8FAFC"/>
-            <w:tcMar>
-              <w:top w:w="100" w:type="dxa"/>
-              <w:bottom w:w="100" w:type="dxa"/>
-              <w:left w:w="140" w:type="dxa"/>
-              <w:right w:w="140" w:type="dxa"/>
-            </w:tcMar>
-          </w:tcPr>
-          <w:p>
-            <w:pPr>
-              <w:spacing w:before="0" w:after="0"/>
-            </w:pPr>
-            <w:r>
-              <w:rPr>
-                <w:rFonts w:ascii="Segoe UI" w:hAnsi="Segoe UI"/>
-                <w:color w:val="1E293B"/>
-                <w:sz w:val="19"/>
-              </w:rPr>
-              <w:t>Specialized itinerary deep-dive for high-altitude trekking, ski chalets, and glacier routes.</w:t>
+              <w:t>Scenic Alps &amp; Mountain Escapes Category Page</w:t>
             </w:r>
           </w:p>
         </w:tc>
@@ -2812,7 +2058,7 @@
       <w:tr>
         <w:tc>
           <w:tcPr>
-            <w:tcW w:type="dxa" w:w="3120"/>
+            <w:tcW w:type="dxa" w:w="4680"/>
             <w:shd w:val="clear" w:color="auto" w:fill="FFFFFF"/>
             <w:tcMar>
               <w:top w:w="100" w:type="dxa"/>
@@ -2837,7 +2083,7 @@
         </w:tc>
         <w:tc>
           <w:tcPr>
-            <w:tcW w:type="dxa" w:w="3120"/>
+            <w:tcW w:type="dxa" w:w="4680"/>
             <w:shd w:val="clear" w:color="auto" w:fill="FFFFFF"/>
             <w:tcMar>
               <w:top w:w="100" w:type="dxa"/>
@@ -2856,32 +2102,7 @@
                 <w:color w:val="1E293B"/>
                 <w:sz w:val="19"/>
               </w:rPr>
-              <w:t>Tropical Islands &amp; Marine Escapes</w:t>
-            </w:r>
-          </w:p>
-        </w:tc>
-        <w:tc>
-          <w:tcPr>
-            <w:tcW w:type="dxa" w:w="3120"/>
-            <w:shd w:val="clear" w:color="auto" w:fill="FFFFFF"/>
-            <w:tcMar>
-              <w:top w:w="100" w:type="dxa"/>
-              <w:bottom w:w="100" w:type="dxa"/>
-              <w:left w:w="140" w:type="dxa"/>
-              <w:right w:w="140" w:type="dxa"/>
-            </w:tcMar>
-          </w:tcPr>
-          <w:p>
-            <w:pPr>
-              <w:spacing w:before="0" w:after="0"/>
-            </w:pPr>
-            <w:r>
-              <w:rPr>
-                <w:rFonts w:ascii="Segoe UI" w:hAnsi="Segoe UI"/>
-                <w:color w:val="1E293B"/>
-                <w:sz w:val="19"/>
-              </w:rPr>
-              <w:t>Specialized itinerary deep-dive for coral reefs, overwater bungalows, and yacht expeditions.</w:t>
+              <w:t>Tropical Islands &amp; Marine Escapes Category Page</w:t>
             </w:r>
           </w:p>
         </w:tc>
@@ -2889,7 +2110,7 @@
       <w:tr>
         <w:tc>
           <w:tcPr>
-            <w:tcW w:type="dxa" w:w="3120"/>
+            <w:tcW w:type="dxa" w:w="4680"/>
             <w:shd w:val="clear" w:color="auto" w:fill="F8FAFC"/>
             <w:tcMar>
               <w:top w:w="100" w:type="dxa"/>
@@ -2914,7 +2135,7 @@
         </w:tc>
         <w:tc>
           <w:tcPr>
-            <w:tcW w:type="dxa" w:w="3120"/>
+            <w:tcW w:type="dxa" w:w="4680"/>
             <w:shd w:val="clear" w:color="auto" w:fill="F8FAFC"/>
             <w:tcMar>
               <w:top w:w="100" w:type="dxa"/>
@@ -2933,32 +2154,7 @@
                 <w:color w:val="1E293B"/>
                 <w:sz w:val="19"/>
               </w:rPr>
-              <w:t>Wildlife Safaris &amp; African Savannah</w:t>
-            </w:r>
-          </w:p>
-        </w:tc>
-        <w:tc>
-          <w:tcPr>
-            <w:tcW w:type="dxa" w:w="3120"/>
-            <w:shd w:val="clear" w:color="auto" w:fill="F8FAFC"/>
-            <w:tcMar>
-              <w:top w:w="100" w:type="dxa"/>
-              <w:bottom w:w="100" w:type="dxa"/>
-              <w:left w:w="140" w:type="dxa"/>
-              <w:right w:w="140" w:type="dxa"/>
-            </w:tcMar>
-          </w:tcPr>
-          <w:p>
-            <w:pPr>
-              <w:spacing w:before="0" w:after="0"/>
-            </w:pPr>
-            <w:r>
-              <w:rPr>
-                <w:rFonts w:ascii="Segoe UI" w:hAnsi="Segoe UI"/>
-                <w:color w:val="1E293B"/>
-                <w:sz w:val="19"/>
-              </w:rPr>
-              <w:t>Specialized itinerary deep-dive for game drives, luxury tented camps, and conservation treks.</w:t>
+              <w:t>Wildlife Safaris &amp; Nature Category Page</w:t>
             </w:r>
           </w:p>
         </w:tc>
@@ -2966,7 +2162,7 @@
       <w:tr>
         <w:tc>
           <w:tcPr>
-            <w:tcW w:type="dxa" w:w="3120"/>
+            <w:tcW w:type="dxa" w:w="4680"/>
             <w:shd w:val="clear" w:color="auto" w:fill="FFFFFF"/>
             <w:tcMar>
               <w:top w:w="100" w:type="dxa"/>
@@ -2991,7 +2187,7 @@
         </w:tc>
         <w:tc>
           <w:tcPr>
-            <w:tcW w:type="dxa" w:w="3120"/>
+            <w:tcW w:type="dxa" w:w="4680"/>
             <w:shd w:val="clear" w:color="auto" w:fill="FFFFFF"/>
             <w:tcMar>
               <w:top w:w="100" w:type="dxa"/>
@@ -3010,32 +2206,7 @@
                 <w:color w:val="1E293B"/>
                 <w:sz w:val="19"/>
               </w:rPr>
-              <w:t>Historic Capitals &amp; Cultural Journeys</w:t>
-            </w:r>
-          </w:p>
-        </w:tc>
-        <w:tc>
-          <w:tcPr>
-            <w:tcW w:type="dxa" w:w="3120"/>
-            <w:shd w:val="clear" w:color="auto" w:fill="FFFFFF"/>
-            <w:tcMar>
-              <w:top w:w="100" w:type="dxa"/>
-              <w:bottom w:w="100" w:type="dxa"/>
-              <w:left w:w="140" w:type="dxa"/>
-              <w:right w:w="140" w:type="dxa"/>
-            </w:tcMar>
-          </w:tcPr>
-          <w:p>
-            <w:pPr>
-              <w:spacing w:before="0" w:after="0"/>
-            </w:pPr>
-            <w:r>
-              <w:rPr>
-                <w:rFonts w:ascii="Segoe UI" w:hAnsi="Segoe UI"/>
-                <w:color w:val="1E293B"/>
-                <w:sz w:val="19"/>
-              </w:rPr>
-              <w:t>Specialized itinerary deep-dive for UNESCO shrines, art pilgrimages, and culinary tours.</w:t>
+              <w:t>Historic Capitals &amp; Cultural Journeys Category Page</w:t>
             </w:r>
           </w:p>
         </w:tc>
@@ -3043,7 +2214,7 @@
       <w:tr>
         <w:tc>
           <w:tcPr>
-            <w:tcW w:type="dxa" w:w="3120"/>
+            <w:tcW w:type="dxa" w:w="4680"/>
             <w:shd w:val="clear" w:color="auto" w:fill="F8FAFC"/>
             <w:tcMar>
               <w:top w:w="100" w:type="dxa"/>
@@ -3068,7 +2239,7 @@
         </w:tc>
         <w:tc>
           <w:tcPr>
-            <w:tcW w:type="dxa" w:w="3120"/>
+            <w:tcW w:type="dxa" w:w="4680"/>
             <w:shd w:val="clear" w:color="auto" w:fill="F8FAFC"/>
             <w:tcMar>
               <w:top w:w="100" w:type="dxa"/>
@@ -3087,32 +2258,7 @@
                 <w:color w:val="1E293B"/>
                 <w:sz w:val="19"/>
               </w:rPr>
-              <w:t>Transparent Pricing &amp; Membership Packages</w:t>
-            </w:r>
-          </w:p>
-        </w:tc>
-        <w:tc>
-          <w:tcPr>
-            <w:tcW w:type="dxa" w:w="3120"/>
-            <w:shd w:val="clear" w:color="auto" w:fill="F8FAFC"/>
-            <w:tcMar>
-              <w:top w:w="100" w:type="dxa"/>
-              <w:bottom w:w="100" w:type="dxa"/>
-              <w:left w:w="140" w:type="dxa"/>
-              <w:right w:w="140" w:type="dxa"/>
-            </w:tcMar>
-          </w:tcPr>
-          <w:p>
-            <w:pPr>
-              <w:spacing w:before="0" w:after="0"/>
-            </w:pPr>
-            <w:r>
-              <w:rPr>
-                <w:rFonts w:ascii="Segoe UI" w:hAnsi="Segoe UI"/>
-                <w:color w:val="1E293B"/>
-                <w:sz w:val="19"/>
-              </w:rPr>
-              <w:t>Tiered membership plans, all-inclusive inclusions table, and transparent cost breakdown.</w:t>
+              <w:t>Transparent Pricing &amp; Tiered Membership Packages</w:t>
             </w:r>
           </w:p>
         </w:tc>
@@ -3120,7 +2266,7 @@
       <w:tr>
         <w:tc>
           <w:tcPr>
-            <w:tcW w:type="dxa" w:w="3120"/>
+            <w:tcW w:type="dxa" w:w="4680"/>
             <w:shd w:val="clear" w:color="auto" w:fill="FFFFFF"/>
             <w:tcMar>
               <w:top w:w="100" w:type="dxa"/>
@@ -3145,7 +2291,7 @@
         </w:tc>
         <w:tc>
           <w:tcPr>
-            <w:tcW w:type="dxa" w:w="3120"/>
+            <w:tcW w:type="dxa" w:w="4680"/>
             <w:shd w:val="clear" w:color="auto" w:fill="FFFFFF"/>
             <w:tcMar>
               <w:top w:w="100" w:type="dxa"/>
@@ -3164,32 +2310,7 @@
                 <w:color w:val="1E293B"/>
                 <w:sz w:val="19"/>
               </w:rPr>
-              <w:t>Contact Expedition Headquarters</w:t>
-            </w:r>
-          </w:p>
-        </w:tc>
-        <w:tc>
-          <w:tcPr>
-            <w:tcW w:type="dxa" w:w="3120"/>
-            <w:shd w:val="clear" w:color="auto" w:fill="FFFFFF"/>
-            <w:tcMar>
-              <w:top w:w="100" w:type="dxa"/>
-              <w:bottom w:w="100" w:type="dxa"/>
-              <w:left w:w="140" w:type="dxa"/>
-              <w:right w:w="140" w:type="dxa"/>
-            </w:tcMar>
-          </w:tcPr>
-          <w:p>
-            <w:pPr>
-              <w:spacing w:before="0" w:after="0"/>
-            </w:pPr>
-            <w:r>
-              <w:rPr>
-                <w:rFonts w:ascii="Segoe UI" w:hAnsi="Segoe UI"/>
-                <w:color w:val="1E293B"/>
-                <w:sz w:val="19"/>
-              </w:rPr>
-              <w:t>24/7 global dispatch desk inquiry form, direct phone hotlines, and office locations.</w:t>
+              <w:t>Contact Page with 24/7 Global Dispatch Desk &amp; Map</w:t>
             </w:r>
           </w:p>
         </w:tc>
@@ -3197,7 +2318,7 @@
       <w:tr>
         <w:tc>
           <w:tcPr>
-            <w:tcW w:type="dxa" w:w="3120"/>
+            <w:tcW w:type="dxa" w:w="4680"/>
             <w:shd w:val="clear" w:color="auto" w:fill="F8FAFC"/>
             <w:tcMar>
               <w:top w:w="100" w:type="dxa"/>
@@ -3222,7 +2343,7 @@
         </w:tc>
         <w:tc>
           <w:tcPr>
-            <w:tcW w:type="dxa" w:w="3120"/>
+            <w:tcW w:type="dxa" w:w="4680"/>
             <w:shd w:val="clear" w:color="auto" w:fill="F8FAFC"/>
             <w:tcMar>
               <w:top w:w="100" w:type="dxa"/>
@@ -3241,32 +2362,7 @@
                 <w:color w:val="1E293B"/>
                 <w:sz w:val="19"/>
               </w:rPr>
-              <w:t>Sign In - Stackly Travel</w:t>
-            </w:r>
-          </w:p>
-        </w:tc>
-        <w:tc>
-          <w:tcPr>
-            <w:tcW w:type="dxa" w:w="3120"/>
-            <w:shd w:val="clear" w:color="auto" w:fill="F8FAFC"/>
-            <w:tcMar>
-              <w:top w:w="100" w:type="dxa"/>
-              <w:bottom w:w="100" w:type="dxa"/>
-              <w:left w:w="140" w:type="dxa"/>
-              <w:right w:w="140" w:type="dxa"/>
-            </w:tcMar>
-          </w:tcPr>
-          <w:p>
-            <w:pPr>
-              <w:spacing w:before="0" w:after="0"/>
-            </w:pPr>
-            <w:r>
-              <w:rPr>
-                <w:rFonts w:ascii="Segoe UI" w:hAnsi="Segoe UI"/>
-                <w:color w:val="1E293B"/>
-                <w:sz w:val="19"/>
-              </w:rPr>
-              <w:t>Explorer &amp; Agent login portal with role selection, password show/hide, and email validation.</w:t>
+              <w:t>User Login Portal (Traveller &amp; Agent access)</w:t>
             </w:r>
           </w:p>
         </w:tc>
@@ -3274,7 +2370,7 @@
       <w:tr>
         <w:tc>
           <w:tcPr>
-            <w:tcW w:type="dxa" w:w="3120"/>
+            <w:tcW w:type="dxa" w:w="4680"/>
             <w:shd w:val="clear" w:color="auto" w:fill="FFFFFF"/>
             <w:tcMar>
               <w:top w:w="100" w:type="dxa"/>
@@ -3299,7 +2395,7 @@
         </w:tc>
         <w:tc>
           <w:tcPr>
-            <w:tcW w:type="dxa" w:w="3120"/>
+            <w:tcW w:type="dxa" w:w="4680"/>
             <w:shd w:val="clear" w:color="auto" w:fill="FFFFFF"/>
             <w:tcMar>
               <w:top w:w="100" w:type="dxa"/>
@@ -3318,32 +2414,7 @@
                 <w:color w:val="1E293B"/>
                 <w:sz w:val="19"/>
               </w:rPr>
-              <w:t>Create Your Account - Stackly Travel</w:t>
-            </w:r>
-          </w:p>
-        </w:tc>
-        <w:tc>
-          <w:tcPr>
-            <w:tcW w:type="dxa" w:w="3120"/>
-            <w:shd w:val="clear" w:color="auto" w:fill="FFFFFF"/>
-            <w:tcMar>
-              <w:top w:w="100" w:type="dxa"/>
-              <w:bottom w:w="100" w:type="dxa"/>
-              <w:left w:w="140" w:type="dxa"/>
-              <w:right w:w="140" w:type="dxa"/>
-            </w:tcMar>
-          </w:tcPr>
-          <w:p>
-            <w:pPr>
-              <w:spacing w:before="0" w:after="0"/>
-            </w:pPr>
-            <w:r>
-              <w:rPr>
-                <w:rFonts w:ascii="Segoe UI" w:hAnsi="Segoe UI"/>
-                <w:color w:val="1E293B"/>
-                <w:sz w:val="19"/>
-              </w:rPr>
-              <w:t>Registration page for Travellers and Travel Agents with live password strength evaluation.</w:t>
+              <w:t>User Registration Page with Role Selection</w:t>
             </w:r>
           </w:p>
         </w:tc>
@@ -3351,7 +2422,7 @@
       <w:tr>
         <w:tc>
           <w:tcPr>
-            <w:tcW w:type="dxa" w:w="3120"/>
+            <w:tcW w:type="dxa" w:w="4680"/>
             <w:shd w:val="clear" w:color="auto" w:fill="F8FAFC"/>
             <w:tcMar>
               <w:top w:w="100" w:type="dxa"/>
@@ -3376,7 +2447,7 @@
         </w:tc>
         <w:tc>
           <w:tcPr>
-            <w:tcW w:type="dxa" w:w="3120"/>
+            <w:tcW w:type="dxa" w:w="4680"/>
             <w:shd w:val="clear" w:color="auto" w:fill="F8FAFC"/>
             <w:tcMar>
               <w:top w:w="100" w:type="dxa"/>
@@ -3395,32 +2466,7 @@
                 <w:color w:val="1E293B"/>
                 <w:sz w:val="19"/>
               </w:rPr>
-              <w:t>Traveller Expedition Portal</w:t>
-            </w:r>
-          </w:p>
-        </w:tc>
-        <w:tc>
-          <w:tcPr>
-            <w:tcW w:type="dxa" w:w="3120"/>
-            <w:shd w:val="clear" w:color="auto" w:fill="F8FAFC"/>
-            <w:tcMar>
-              <w:top w:w="100" w:type="dxa"/>
-              <w:bottom w:w="100" w:type="dxa"/>
-              <w:left w:w="140" w:type="dxa"/>
-              <w:right w:w="140" w:type="dxa"/>
-            </w:tcMar>
-          </w:tcPr>
-          <w:p>
-            <w:pPr>
-              <w:spacing w:before="0" w:after="0"/>
-            </w:pPr>
-            <w:r>
-              <w:rPr>
-                <w:rFonts w:ascii="Segoe UI" w:hAnsi="Segoe UI"/>
-                <w:color w:val="1E293B"/>
-                <w:sz w:val="19"/>
-              </w:rPr>
-              <w:t>Overview dashboard for booked expeditions, flight/rail vouchers, and emergency contacts.</w:t>
+              <w:t>Primary Traveller Expedition Portal</w:t>
             </w:r>
           </w:p>
         </w:tc>
@@ -3428,393 +2474,8 @@
       <w:tr>
         <w:tc>
           <w:tcPr>
-            <w:tcW w:type="dxa" w:w="3120"/>
+            <w:tcW w:type="dxa" w:w="4680"/>
             <w:shd w:val="clear" w:color="auto" w:fill="FFFFFF"/>
-            <w:tcMar>
-              <w:top w:w="100" w:type="dxa"/>
-              <w:bottom w:w="100" w:type="dxa"/>
-              <w:left w:w="140" w:type="dxa"/>
-              <w:right w:w="140" w:type="dxa"/>
-            </w:tcMar>
-          </w:tcPr>
-          <w:p>
-            <w:pPr>
-              <w:spacing w:before="0" w:after="0"/>
-            </w:pPr>
-            <w:r>
-              <w:rPr>
-                <w:rFonts w:ascii="Segoe UI" w:hAnsi="Segoe UI"/>
-                <w:color w:val="1E293B"/>
-                <w:sz w:val="19"/>
-              </w:rPr>
-              <w:t>pages/dashboard-expeditions.html</w:t>
-            </w:r>
-          </w:p>
-        </w:tc>
-        <w:tc>
-          <w:tcPr>
-            <w:tcW w:type="dxa" w:w="3120"/>
-            <w:shd w:val="clear" w:color="auto" w:fill="FFFFFF"/>
-            <w:tcMar>
-              <w:top w:w="100" w:type="dxa"/>
-              <w:bottom w:w="100" w:type="dxa"/>
-              <w:left w:w="140" w:type="dxa"/>
-              <w:right w:w="140" w:type="dxa"/>
-            </w:tcMar>
-          </w:tcPr>
-          <w:p>
-            <w:pPr>
-              <w:spacing w:before="0" w:after="0"/>
-            </w:pPr>
-            <w:r>
-              <w:rPr>
-                <w:rFonts w:ascii="Segoe UI" w:hAnsi="Segoe UI"/>
-                <w:color w:val="1E293B"/>
-                <w:sz w:val="19"/>
-              </w:rPr>
-              <w:t>Active Expeditions</w:t>
-            </w:r>
-          </w:p>
-        </w:tc>
-        <w:tc>
-          <w:tcPr>
-            <w:tcW w:type="dxa" w:w="3120"/>
-            <w:shd w:val="clear" w:color="auto" w:fill="FFFFFF"/>
-            <w:tcMar>
-              <w:top w:w="100" w:type="dxa"/>
-              <w:bottom w:w="100" w:type="dxa"/>
-              <w:left w:w="140" w:type="dxa"/>
-              <w:right w:w="140" w:type="dxa"/>
-            </w:tcMar>
-          </w:tcPr>
-          <w:p>
-            <w:pPr>
-              <w:spacing w:before="0" w:after="0"/>
-            </w:pPr>
-            <w:r>
-              <w:rPr>
-                <w:rFonts w:ascii="Segoe UI" w:hAnsi="Segoe UI"/>
-                <w:color w:val="1E293B"/>
-                <w:sz w:val="19"/>
-              </w:rPr>
-              <w:t>Dedicated subpage for upcoming, in-progress, and past holiday bookings.</w:t>
-            </w:r>
-          </w:p>
-        </w:tc>
-      </w:tr>
-      <w:tr>
-        <w:tc>
-          <w:tcPr>
-            <w:tcW w:type="dxa" w:w="3120"/>
-            <w:shd w:val="clear" w:color="auto" w:fill="F8FAFC"/>
-            <w:tcMar>
-              <w:top w:w="100" w:type="dxa"/>
-              <w:bottom w:w="100" w:type="dxa"/>
-              <w:left w:w="140" w:type="dxa"/>
-              <w:right w:w="140" w:type="dxa"/>
-            </w:tcMar>
-          </w:tcPr>
-          <w:p>
-            <w:pPr>
-              <w:spacing w:before="0" w:after="0"/>
-            </w:pPr>
-            <w:r>
-              <w:rPr>
-                <w:rFonts w:ascii="Segoe UI" w:hAnsi="Segoe UI"/>
-                <w:color w:val="1E293B"/>
-                <w:sz w:val="19"/>
-              </w:rPr>
-              <w:t>pages/dashboard-itineraries.html</w:t>
-            </w:r>
-          </w:p>
-        </w:tc>
-        <w:tc>
-          <w:tcPr>
-            <w:tcW w:type="dxa" w:w="3120"/>
-            <w:shd w:val="clear" w:color="auto" w:fill="F8FAFC"/>
-            <w:tcMar>
-              <w:top w:w="100" w:type="dxa"/>
-              <w:bottom w:w="100" w:type="dxa"/>
-              <w:left w:w="140" w:type="dxa"/>
-              <w:right w:w="140" w:type="dxa"/>
-            </w:tcMar>
-          </w:tcPr>
-          <w:p>
-            <w:pPr>
-              <w:spacing w:before="0" w:after="0"/>
-            </w:pPr>
-            <w:r>
-              <w:rPr>
-                <w:rFonts w:ascii="Segoe UI" w:hAnsi="Segoe UI"/>
-                <w:color w:val="1E293B"/>
-                <w:sz w:val="19"/>
-              </w:rPr>
-              <w:t>Real-Time Travel Itineraries</w:t>
-            </w:r>
-          </w:p>
-        </w:tc>
-        <w:tc>
-          <w:tcPr>
-            <w:tcW w:type="dxa" w:w="3120"/>
-            <w:shd w:val="clear" w:color="auto" w:fill="F8FAFC"/>
-            <w:tcMar>
-              <w:top w:w="100" w:type="dxa"/>
-              <w:bottom w:w="100" w:type="dxa"/>
-              <w:left w:w="140" w:type="dxa"/>
-              <w:right w:w="140" w:type="dxa"/>
-            </w:tcMar>
-          </w:tcPr>
-          <w:p>
-            <w:pPr>
-              <w:spacing w:before="0" w:after="0"/>
-            </w:pPr>
-            <w:r>
-              <w:rPr>
-                <w:rFonts w:ascii="Segoe UI" w:hAnsi="Segoe UI"/>
-                <w:color w:val="1E293B"/>
-                <w:sz w:val="19"/>
-              </w:rPr>
-              <w:t>Live flight tracker, rail timetable, hotel confirmation vouchers, and transfer times.</w:t>
-            </w:r>
-          </w:p>
-        </w:tc>
-      </w:tr>
-      <w:tr>
-        <w:tc>
-          <w:tcPr>
-            <w:tcW w:type="dxa" w:w="3120"/>
-            <w:shd w:val="clear" w:color="auto" w:fill="FFFFFF"/>
-            <w:tcMar>
-              <w:top w:w="100" w:type="dxa"/>
-              <w:bottom w:w="100" w:type="dxa"/>
-              <w:left w:w="140" w:type="dxa"/>
-              <w:right w:w="140" w:type="dxa"/>
-            </w:tcMar>
-          </w:tcPr>
-          <w:p>
-            <w:pPr>
-              <w:spacing w:before="0" w:after="0"/>
-            </w:pPr>
-            <w:r>
-              <w:rPr>
-                <w:rFonts w:ascii="Segoe UI" w:hAnsi="Segoe UI"/>
-                <w:color w:val="1E293B"/>
-                <w:sz w:val="19"/>
-              </w:rPr>
-              <w:t>pages/dashboard-safety.html</w:t>
-            </w:r>
-          </w:p>
-        </w:tc>
-        <w:tc>
-          <w:tcPr>
-            <w:tcW w:type="dxa" w:w="3120"/>
-            <w:shd w:val="clear" w:color="auto" w:fill="FFFFFF"/>
-            <w:tcMar>
-              <w:top w:w="100" w:type="dxa"/>
-              <w:bottom w:w="100" w:type="dxa"/>
-              <w:left w:w="140" w:type="dxa"/>
-              <w:right w:w="140" w:type="dxa"/>
-            </w:tcMar>
-          </w:tcPr>
-          <w:p>
-            <w:pPr>
-              <w:spacing w:before="0" w:after="0"/>
-            </w:pPr>
-            <w:r>
-              <w:rPr>
-                <w:rFonts w:ascii="Segoe UI" w:hAnsi="Segoe UI"/>
-                <w:color w:val="1E293B"/>
-                <w:sz w:val="19"/>
-              </w:rPr>
-              <w:t>Field Safety &amp; Medical Evacuation</w:t>
-            </w:r>
-          </w:p>
-        </w:tc>
-        <w:tc>
-          <w:tcPr>
-            <w:tcW w:type="dxa" w:w="3120"/>
-            <w:shd w:val="clear" w:color="auto" w:fill="FFFFFF"/>
-            <w:tcMar>
-              <w:top w:w="100" w:type="dxa"/>
-              <w:bottom w:w="100" w:type="dxa"/>
-              <w:left w:w="140" w:type="dxa"/>
-              <w:right w:w="140" w:type="dxa"/>
-            </w:tcMar>
-          </w:tcPr>
-          <w:p>
-            <w:pPr>
-              <w:spacing w:before="0" w:after="0"/>
-            </w:pPr>
-            <w:r>
-              <w:rPr>
-                <w:rFonts w:ascii="Segoe UI" w:hAnsi="Segoe UI"/>
-                <w:color w:val="1E293B"/>
-                <w:sz w:val="19"/>
-              </w:rPr>
-              <w:t>Satellite communication tracking, medical insurance, and emergency SOS protocols.</w:t>
-            </w:r>
-          </w:p>
-        </w:tc>
-      </w:tr>
-      <w:tr>
-        <w:tc>
-          <w:tcPr>
-            <w:tcW w:type="dxa" w:w="3120"/>
-            <w:shd w:val="clear" w:color="auto" w:fill="F8FAFC"/>
-            <w:tcMar>
-              <w:top w:w="100" w:type="dxa"/>
-              <w:bottom w:w="100" w:type="dxa"/>
-              <w:left w:w="140" w:type="dxa"/>
-              <w:right w:w="140" w:type="dxa"/>
-            </w:tcMar>
-          </w:tcPr>
-          <w:p>
-            <w:pPr>
-              <w:spacing w:before="0" w:after="0"/>
-            </w:pPr>
-            <w:r>
-              <w:rPr>
-                <w:rFonts w:ascii="Segoe UI" w:hAnsi="Segoe UI"/>
-                <w:color w:val="1E293B"/>
-                <w:sz w:val="19"/>
-              </w:rPr>
-              <w:t>pages/dashboard-settings.html</w:t>
-            </w:r>
-          </w:p>
-        </w:tc>
-        <w:tc>
-          <w:tcPr>
-            <w:tcW w:type="dxa" w:w="3120"/>
-            <w:shd w:val="clear" w:color="auto" w:fill="F8FAFC"/>
-            <w:tcMar>
-              <w:top w:w="100" w:type="dxa"/>
-              <w:bottom w:w="100" w:type="dxa"/>
-              <w:left w:w="140" w:type="dxa"/>
-              <w:right w:w="140" w:type="dxa"/>
-            </w:tcMar>
-          </w:tcPr>
-          <w:p>
-            <w:pPr>
-              <w:spacing w:before="0" w:after="0"/>
-            </w:pPr>
-            <w:r>
-              <w:rPr>
-                <w:rFonts w:ascii="Segoe UI" w:hAnsi="Segoe UI"/>
-                <w:color w:val="1E293B"/>
-                <w:sz w:val="19"/>
-              </w:rPr>
-              <w:t>Explorer Account Settings</w:t>
-            </w:r>
-          </w:p>
-        </w:tc>
-        <w:tc>
-          <w:tcPr>
-            <w:tcW w:type="dxa" w:w="3120"/>
-            <w:shd w:val="clear" w:color="auto" w:fill="F8FAFC"/>
-            <w:tcMar>
-              <w:top w:w="100" w:type="dxa"/>
-              <w:bottom w:w="100" w:type="dxa"/>
-              <w:left w:w="140" w:type="dxa"/>
-              <w:right w:w="140" w:type="dxa"/>
-            </w:tcMar>
-          </w:tcPr>
-          <w:p>
-            <w:pPr>
-              <w:spacing w:before="0" w:after="0"/>
-            </w:pPr>
-            <w:r>
-              <w:rPr>
-                <w:rFonts w:ascii="Segoe UI" w:hAnsi="Segoe UI"/>
-                <w:color w:val="1E293B"/>
-                <w:sz w:val="19"/>
-              </w:rPr>
-              <w:t>Profile management, password updates, currency preferences, and privacy controls.</w:t>
-            </w:r>
-          </w:p>
-        </w:tc>
-      </w:tr>
-      <w:tr>
-        <w:tc>
-          <w:tcPr>
-            <w:tcW w:type="dxa" w:w="3120"/>
-            <w:shd w:val="clear" w:color="auto" w:fill="FFFFFF"/>
-            <w:tcMar>
-              <w:top w:w="100" w:type="dxa"/>
-              <w:bottom w:w="100" w:type="dxa"/>
-              <w:left w:w="140" w:type="dxa"/>
-              <w:right w:w="140" w:type="dxa"/>
-            </w:tcMar>
-          </w:tcPr>
-          <w:p>
-            <w:pPr>
-              <w:spacing w:before="0" w:after="0"/>
-            </w:pPr>
-            <w:r>
-              <w:rPr>
-                <w:rFonts w:ascii="Segoe UI" w:hAnsi="Segoe UI"/>
-                <w:color w:val="1E293B"/>
-                <w:sz w:val="19"/>
-              </w:rPr>
-              <w:t>pages/dashboard-support.html</w:t>
-            </w:r>
-          </w:p>
-        </w:tc>
-        <w:tc>
-          <w:tcPr>
-            <w:tcW w:type="dxa" w:w="3120"/>
-            <w:shd w:val="clear" w:color="auto" w:fill="FFFFFF"/>
-            <w:tcMar>
-              <w:top w:w="100" w:type="dxa"/>
-              <w:bottom w:w="100" w:type="dxa"/>
-              <w:left w:w="140" w:type="dxa"/>
-              <w:right w:w="140" w:type="dxa"/>
-            </w:tcMar>
-          </w:tcPr>
-          <w:p>
-            <w:pPr>
-              <w:spacing w:before="0" w:after="0"/>
-            </w:pPr>
-            <w:r>
-              <w:rPr>
-                <w:rFonts w:ascii="Segoe UI" w:hAnsi="Segoe UI"/>
-                <w:color w:val="1E293B"/>
-                <w:sz w:val="19"/>
-              </w:rPr>
-              <w:t>24/7 Concierge Support</w:t>
-            </w:r>
-          </w:p>
-        </w:tc>
-        <w:tc>
-          <w:tcPr>
-            <w:tcW w:type="dxa" w:w="3120"/>
-            <w:shd w:val="clear" w:color="auto" w:fill="FFFFFF"/>
-            <w:tcMar>
-              <w:top w:w="100" w:type="dxa"/>
-              <w:bottom w:w="100" w:type="dxa"/>
-              <w:left w:w="140" w:type="dxa"/>
-              <w:right w:w="140" w:type="dxa"/>
-            </w:tcMar>
-          </w:tcPr>
-          <w:p>
-            <w:pPr>
-              <w:spacing w:before="0" w:after="0"/>
-            </w:pPr>
-            <w:r>
-              <w:rPr>
-                <w:rFonts w:ascii="Segoe UI" w:hAnsi="Segoe UI"/>
-                <w:color w:val="1E293B"/>
-                <w:sz w:val="19"/>
-              </w:rPr>
-              <w:t>Direct live chat ticketing, hotline numbers, and tour director messaging.</w:t>
-            </w:r>
-          </w:p>
-        </w:tc>
-      </w:tr>
-      <w:tr>
-        <w:tc>
-          <w:tcPr>
-            <w:tcW w:type="dxa" w:w="3120"/>
-            <w:shd w:val="clear" w:color="auto" w:fill="F8FAFC"/>
             <w:tcMar>
               <w:top w:w="100" w:type="dxa"/>
               <w:bottom w:w="100" w:type="dxa"/>
@@ -3838,7 +2499,34 @@
         </w:tc>
         <w:tc>
           <w:tcPr>
-            <w:tcW w:type="dxa" w:w="3120"/>
+            <w:tcW w:type="dxa" w:w="4680"/>
+            <w:shd w:val="clear" w:color="auto" w:fill="FFFFFF"/>
+            <w:tcMar>
+              <w:top w:w="100" w:type="dxa"/>
+              <w:bottom w:w="100" w:type="dxa"/>
+              <w:left w:w="140" w:type="dxa"/>
+              <w:right w:w="140" w:type="dxa"/>
+            </w:tcMar>
+          </w:tcPr>
+          <w:p>
+            <w:pPr>
+              <w:spacing w:before="0" w:after="0"/>
+            </w:pPr>
+            <w:r>
+              <w:rPr>
+                <w:rFonts w:ascii="Segoe UI" w:hAnsi="Segoe UI"/>
+                <w:color w:val="1E293B"/>
+                <w:sz w:val="19"/>
+              </w:rPr>
+              <w:t>Primary Travel Agent B2B Partner Portal</w:t>
+            </w:r>
+          </w:p>
+        </w:tc>
+      </w:tr>
+      <w:tr>
+        <w:tc>
+          <w:tcPr>
+            <w:tcW w:type="dxa" w:w="4680"/>
             <w:shd w:val="clear" w:color="auto" w:fill="F8FAFC"/>
             <w:tcMar>
               <w:top w:w="100" w:type="dxa"/>
@@ -3857,13 +2545,13 @@
                 <w:color w:val="1E293B"/>
                 <w:sz w:val="19"/>
               </w:rPr>
-              <w:t>Travel Agent Partner Portal</w:t>
+              <w:t>404.html</w:t>
             </w:r>
           </w:p>
         </w:tc>
         <w:tc>
           <w:tcPr>
-            <w:tcW w:type="dxa" w:w="3120"/>
+            <w:tcW w:type="dxa" w:w="4680"/>
             <w:shd w:val="clear" w:color="auto" w:fill="F8FAFC"/>
             <w:tcMar>
               <w:top w:w="100" w:type="dxa"/>
@@ -3882,469 +2570,7 @@
                 <w:color w:val="1E293B"/>
                 <w:sz w:val="19"/>
               </w:rPr>
-              <w:t>Overview dashboard for agency performance, gross bookings, and net payouts.</w:t>
-            </w:r>
-          </w:p>
-        </w:tc>
-      </w:tr>
-      <w:tr>
-        <w:tc>
-          <w:tcPr>
-            <w:tcW w:type="dxa" w:w="3120"/>
-            <w:shd w:val="clear" w:color="auto" w:fill="FFFFFF"/>
-            <w:tcMar>
-              <w:top w:w="100" w:type="dxa"/>
-              <w:bottom w:w="100" w:type="dxa"/>
-              <w:left w:w="140" w:type="dxa"/>
-              <w:right w:w="140" w:type="dxa"/>
-            </w:tcMar>
-          </w:tcPr>
-          <w:p>
-            <w:pPr>
-              <w:spacing w:before="0" w:after="0"/>
-            </w:pPr>
-            <w:r>
-              <w:rPr>
-                <w:rFonts w:ascii="Segoe UI" w:hAnsi="Segoe UI"/>
-                <w:color w:val="1E293B"/>
-                <w:sz w:val="19"/>
-              </w:rPr>
-              <w:t>pages/dashboard-agent-tours.html</w:t>
-            </w:r>
-          </w:p>
-        </w:tc>
-        <w:tc>
-          <w:tcPr>
-            <w:tcW w:type="dxa" w:w="3120"/>
-            <w:shd w:val="clear" w:color="auto" w:fill="FFFFFF"/>
-            <w:tcMar>
-              <w:top w:w="100" w:type="dxa"/>
-              <w:bottom w:w="100" w:type="dxa"/>
-              <w:left w:w="140" w:type="dxa"/>
-              <w:right w:w="140" w:type="dxa"/>
-            </w:tcMar>
-          </w:tcPr>
-          <w:p>
-            <w:pPr>
-              <w:spacing w:before="0" w:after="0"/>
-            </w:pPr>
-            <w:r>
-              <w:rPr>
-                <w:rFonts w:ascii="Segoe UI" w:hAnsi="Segoe UI"/>
-                <w:color w:val="1E293B"/>
-                <w:sz w:val="19"/>
-              </w:rPr>
-              <w:t>Wholesale Tours Inventory</w:t>
-            </w:r>
-          </w:p>
-        </w:tc>
-        <w:tc>
-          <w:tcPr>
-            <w:tcW w:type="dxa" w:w="3120"/>
-            <w:shd w:val="clear" w:color="auto" w:fill="FFFFFF"/>
-            <w:tcMar>
-              <w:top w:w="100" w:type="dxa"/>
-              <w:bottom w:w="100" w:type="dxa"/>
-              <w:left w:w="140" w:type="dxa"/>
-              <w:right w:w="140" w:type="dxa"/>
-            </w:tcMar>
-          </w:tcPr>
-          <w:p>
-            <w:pPr>
-              <w:spacing w:before="0" w:after="0"/>
-            </w:pPr>
-            <w:r>
-              <w:rPr>
-                <w:rFonts w:ascii="Segoe UI" w:hAnsi="Segoe UI"/>
-                <w:color w:val="1E293B"/>
-                <w:sz w:val="19"/>
-              </w:rPr>
-              <w:t>Direct access to wholesale B2B pricing, group allocation holds, and white-label booking tools.</w:t>
-            </w:r>
-          </w:p>
-        </w:tc>
-      </w:tr>
-      <w:tr>
-        <w:tc>
-          <w:tcPr>
-            <w:tcW w:type="dxa" w:w="3120"/>
-            <w:shd w:val="clear" w:color="auto" w:fill="F8FAFC"/>
-            <w:tcMar>
-              <w:top w:w="100" w:type="dxa"/>
-              <w:bottom w:w="100" w:type="dxa"/>
-              <w:left w:w="140" w:type="dxa"/>
-              <w:right w:w="140" w:type="dxa"/>
-            </w:tcMar>
-          </w:tcPr>
-          <w:p>
-            <w:pPr>
-              <w:spacing w:before="0" w:after="0"/>
-            </w:pPr>
-            <w:r>
-              <w:rPr>
-                <w:rFonts w:ascii="Segoe UI" w:hAnsi="Segoe UI"/>
-                <w:color w:val="1E293B"/>
-                <w:sz w:val="19"/>
-              </w:rPr>
-              <w:t>pages/dashboard-agent-commissions.html</w:t>
-            </w:r>
-          </w:p>
-        </w:tc>
-        <w:tc>
-          <w:tcPr>
-            <w:tcW w:type="dxa" w:w="3120"/>
-            <w:shd w:val="clear" w:color="auto" w:fill="F8FAFC"/>
-            <w:tcMar>
-              <w:top w:w="100" w:type="dxa"/>
-              <w:bottom w:w="100" w:type="dxa"/>
-              <w:left w:w="140" w:type="dxa"/>
-              <w:right w:w="140" w:type="dxa"/>
-            </w:tcMar>
-          </w:tcPr>
-          <w:p>
-            <w:pPr>
-              <w:spacing w:before="0" w:after="0"/>
-            </w:pPr>
-            <w:r>
-              <w:rPr>
-                <w:rFonts w:ascii="Segoe UI" w:hAnsi="Segoe UI"/>
-                <w:color w:val="1E293B"/>
-                <w:sz w:val="19"/>
-              </w:rPr>
-              <w:t>Agent Commission Tracking</w:t>
-            </w:r>
-          </w:p>
-        </w:tc>
-        <w:tc>
-          <w:tcPr>
-            <w:tcW w:type="dxa" w:w="3120"/>
-            <w:shd w:val="clear" w:color="auto" w:fill="F8FAFC"/>
-            <w:tcMar>
-              <w:top w:w="100" w:type="dxa"/>
-              <w:bottom w:w="100" w:type="dxa"/>
-              <w:left w:w="140" w:type="dxa"/>
-              <w:right w:w="140" w:type="dxa"/>
-            </w:tcMar>
-          </w:tcPr>
-          <w:p>
-            <w:pPr>
-              <w:spacing w:before="0" w:after="0"/>
-            </w:pPr>
-            <w:r>
-              <w:rPr>
-                <w:rFonts w:ascii="Segoe UI" w:hAnsi="Segoe UI"/>
-                <w:color w:val="1E293B"/>
-                <w:sz w:val="19"/>
-              </w:rPr>
-              <w:t>Tiered commission rates (12%–18%), payout history, and pending settlement reports.</w:t>
-            </w:r>
-          </w:p>
-        </w:tc>
-      </w:tr>
-      <w:tr>
-        <w:tc>
-          <w:tcPr>
-            <w:tcW w:type="dxa" w:w="3120"/>
-            <w:shd w:val="clear" w:color="auto" w:fill="FFFFFF"/>
-            <w:tcMar>
-              <w:top w:w="100" w:type="dxa"/>
-              <w:bottom w:w="100" w:type="dxa"/>
-              <w:left w:w="140" w:type="dxa"/>
-              <w:right w:w="140" w:type="dxa"/>
-            </w:tcMar>
-          </w:tcPr>
-          <w:p>
-            <w:pPr>
-              <w:spacing w:before="0" w:after="0"/>
-            </w:pPr>
-            <w:r>
-              <w:rPr>
-                <w:rFonts w:ascii="Segoe UI" w:hAnsi="Segoe UI"/>
-                <w:color w:val="1E293B"/>
-                <w:sz w:val="19"/>
-              </w:rPr>
-              <w:t>pages/dashboard-agent-agreement.html</w:t>
-            </w:r>
-          </w:p>
-        </w:tc>
-        <w:tc>
-          <w:tcPr>
-            <w:tcW w:type="dxa" w:w="3120"/>
-            <w:shd w:val="clear" w:color="auto" w:fill="FFFFFF"/>
-            <w:tcMar>
-              <w:top w:w="100" w:type="dxa"/>
-              <w:bottom w:w="100" w:type="dxa"/>
-              <w:left w:w="140" w:type="dxa"/>
-              <w:right w:w="140" w:type="dxa"/>
-            </w:tcMar>
-          </w:tcPr>
-          <w:p>
-            <w:pPr>
-              <w:spacing w:before="0" w:after="0"/>
-            </w:pPr>
-            <w:r>
-              <w:rPr>
-                <w:rFonts w:ascii="Segoe UI" w:hAnsi="Segoe UI"/>
-                <w:color w:val="1E293B"/>
-                <w:sz w:val="19"/>
-              </w:rPr>
-              <w:t>Agency Partner Agreement</w:t>
-            </w:r>
-          </w:p>
-        </w:tc>
-        <w:tc>
-          <w:tcPr>
-            <w:tcW w:type="dxa" w:w="3120"/>
-            <w:shd w:val="clear" w:color="auto" w:fill="FFFFFF"/>
-            <w:tcMar>
-              <w:top w:w="100" w:type="dxa"/>
-              <w:bottom w:w="100" w:type="dxa"/>
-              <w:left w:w="140" w:type="dxa"/>
-              <w:right w:w="140" w:type="dxa"/>
-            </w:tcMar>
-          </w:tcPr>
-          <w:p>
-            <w:pPr>
-              <w:spacing w:before="0" w:after="0"/>
-            </w:pPr>
-            <w:r>
-              <w:rPr>
-                <w:rFonts w:ascii="Segoe UI" w:hAnsi="Segoe UI"/>
-                <w:color w:val="1E293B"/>
-                <w:sz w:val="19"/>
-              </w:rPr>
-              <w:t>Signed B2B contracts, liability guidelines, cancellation policies, and renewal status.</w:t>
-            </w:r>
-          </w:p>
-        </w:tc>
-      </w:tr>
-      <w:tr>
-        <w:tc>
-          <w:tcPr>
-            <w:tcW w:type="dxa" w:w="3120"/>
-            <w:shd w:val="clear" w:color="auto" w:fill="F8FAFC"/>
-            <w:tcMar>
-              <w:top w:w="100" w:type="dxa"/>
-              <w:bottom w:w="100" w:type="dxa"/>
-              <w:left w:w="140" w:type="dxa"/>
-              <w:right w:w="140" w:type="dxa"/>
-            </w:tcMar>
-          </w:tcPr>
-          <w:p>
-            <w:pPr>
-              <w:spacing w:before="0" w:after="0"/>
-            </w:pPr>
-            <w:r>
-              <w:rPr>
-                <w:rFonts w:ascii="Segoe UI" w:hAnsi="Segoe UI"/>
-                <w:color w:val="1E293B"/>
-                <w:sz w:val="19"/>
-              </w:rPr>
-              <w:t>pages/dashboard-agent-settings.html</w:t>
-            </w:r>
-          </w:p>
-        </w:tc>
-        <w:tc>
-          <w:tcPr>
-            <w:tcW w:type="dxa" w:w="3120"/>
-            <w:shd w:val="clear" w:color="auto" w:fill="F8FAFC"/>
-            <w:tcMar>
-              <w:top w:w="100" w:type="dxa"/>
-              <w:bottom w:w="100" w:type="dxa"/>
-              <w:left w:w="140" w:type="dxa"/>
-              <w:right w:w="140" w:type="dxa"/>
-            </w:tcMar>
-          </w:tcPr>
-          <w:p>
-            <w:pPr>
-              <w:spacing w:before="0" w:after="0"/>
-            </w:pPr>
-            <w:r>
-              <w:rPr>
-                <w:rFonts w:ascii="Segoe UI" w:hAnsi="Segoe UI"/>
-                <w:color w:val="1E293B"/>
-                <w:sz w:val="19"/>
-              </w:rPr>
-              <w:t>Agency Profile &amp; Billing Settings</w:t>
-            </w:r>
-          </w:p>
-        </w:tc>
-        <w:tc>
-          <w:tcPr>
-            <w:tcW w:type="dxa" w:w="3120"/>
-            <w:shd w:val="clear" w:color="auto" w:fill="F8FAFC"/>
-            <w:tcMar>
-              <w:top w:w="100" w:type="dxa"/>
-              <w:bottom w:w="100" w:type="dxa"/>
-              <w:left w:w="140" w:type="dxa"/>
-              <w:right w:w="140" w:type="dxa"/>
-            </w:tcMar>
-          </w:tcPr>
-          <w:p>
-            <w:pPr>
-              <w:spacing w:before="0" w:after="0"/>
-            </w:pPr>
-            <w:r>
-              <w:rPr>
-                <w:rFonts w:ascii="Segoe UI" w:hAnsi="Segoe UI"/>
-                <w:color w:val="1E293B"/>
-                <w:sz w:val="19"/>
-              </w:rPr>
-              <w:t>Agency licensing details, IATA/CLIA registration, banking info, and payout preferences.</w:t>
-            </w:r>
-          </w:p>
-        </w:tc>
-      </w:tr>
-      <w:tr>
-        <w:tc>
-          <w:tcPr>
-            <w:tcW w:type="dxa" w:w="3120"/>
-            <w:shd w:val="clear" w:color="auto" w:fill="FFFFFF"/>
-            <w:tcMar>
-              <w:top w:w="100" w:type="dxa"/>
-              <w:bottom w:w="100" w:type="dxa"/>
-              <w:left w:w="140" w:type="dxa"/>
-              <w:right w:w="140" w:type="dxa"/>
-            </w:tcMar>
-          </w:tcPr>
-          <w:p>
-            <w:pPr>
-              <w:spacing w:before="0" w:after="0"/>
-            </w:pPr>
-            <w:r>
-              <w:rPr>
-                <w:rFonts w:ascii="Segoe UI" w:hAnsi="Segoe UI"/>
-                <w:color w:val="1E293B"/>
-                <w:sz w:val="19"/>
-              </w:rPr>
-              <w:t>pages/dashboard-agent-support.html</w:t>
-            </w:r>
-          </w:p>
-        </w:tc>
-        <w:tc>
-          <w:tcPr>
-            <w:tcW w:type="dxa" w:w="3120"/>
-            <w:shd w:val="clear" w:color="auto" w:fill="FFFFFF"/>
-            <w:tcMar>
-              <w:top w:w="100" w:type="dxa"/>
-              <w:bottom w:w="100" w:type="dxa"/>
-              <w:left w:w="140" w:type="dxa"/>
-              <w:right w:w="140" w:type="dxa"/>
-            </w:tcMar>
-          </w:tcPr>
-          <w:p>
-            <w:pPr>
-              <w:spacing w:before="0" w:after="0"/>
-            </w:pPr>
-            <w:r>
-              <w:rPr>
-                <w:rFonts w:ascii="Segoe UI" w:hAnsi="Segoe UI"/>
-                <w:color w:val="1E293B"/>
-                <w:sz w:val="19"/>
-              </w:rPr>
-              <w:t>Dedicated B2B Agency Support Desk</w:t>
-            </w:r>
-          </w:p>
-        </w:tc>
-        <w:tc>
-          <w:tcPr>
-            <w:tcW w:type="dxa" w:w="3120"/>
-            <w:shd w:val="clear" w:color="auto" w:fill="FFFFFF"/>
-            <w:tcMar>
-              <w:top w:w="100" w:type="dxa"/>
-              <w:bottom w:w="100" w:type="dxa"/>
-              <w:left w:w="140" w:type="dxa"/>
-              <w:right w:w="140" w:type="dxa"/>
-            </w:tcMar>
-          </w:tcPr>
-          <w:p>
-            <w:pPr>
-              <w:spacing w:before="0" w:after="0"/>
-            </w:pPr>
-            <w:r>
-              <w:rPr>
-                <w:rFonts w:ascii="Segoe UI" w:hAnsi="Segoe UI"/>
-                <w:color w:val="1E293B"/>
-                <w:sz w:val="19"/>
-              </w:rPr>
-              <w:t>Direct hotline to priority reservations, emergency field re-ticketing, and agent liaisons.</w:t>
-            </w:r>
-          </w:p>
-        </w:tc>
-      </w:tr>
-      <w:tr>
-        <w:tc>
-          <w:tcPr>
-            <w:tcW w:type="dxa" w:w="3120"/>
-            <w:shd w:val="clear" w:color="auto" w:fill="F8FAFC"/>
-            <w:tcMar>
-              <w:top w:w="100" w:type="dxa"/>
-              <w:bottom w:w="100" w:type="dxa"/>
-              <w:left w:w="140" w:type="dxa"/>
-              <w:right w:w="140" w:type="dxa"/>
-            </w:tcMar>
-          </w:tcPr>
-          <w:p>
-            <w:pPr>
-              <w:spacing w:before="0" w:after="0"/>
-            </w:pPr>
-            <w:r>
-              <w:rPr>
-                <w:rFonts w:ascii="Segoe UI" w:hAnsi="Segoe UI"/>
-                <w:color w:val="1E293B"/>
-                <w:sz w:val="19"/>
-              </w:rPr>
-              <w:t>pages/404.html</w:t>
-            </w:r>
-          </w:p>
-        </w:tc>
-        <w:tc>
-          <w:tcPr>
-            <w:tcW w:type="dxa" w:w="3120"/>
-            <w:shd w:val="clear" w:color="auto" w:fill="F8FAFC"/>
-            <w:tcMar>
-              <w:top w:w="100" w:type="dxa"/>
-              <w:bottom w:w="100" w:type="dxa"/>
-              <w:left w:w="140" w:type="dxa"/>
-              <w:right w:w="140" w:type="dxa"/>
-            </w:tcMar>
-          </w:tcPr>
-          <w:p>
-            <w:pPr>
-              <w:spacing w:before="0" w:after="0"/>
-            </w:pPr>
-            <w:r>
-              <w:rPr>
-                <w:rFonts w:ascii="Segoe UI" w:hAnsi="Segoe UI"/>
-                <w:color w:val="1E293B"/>
-                <w:sz w:val="19"/>
-              </w:rPr>
-              <w:t>404 - Destination Not Found</w:t>
-            </w:r>
-          </w:p>
-        </w:tc>
-        <w:tc>
-          <w:tcPr>
-            <w:tcW w:type="dxa" w:w="3120"/>
-            <w:shd w:val="clear" w:color="auto" w:fill="F8FAFC"/>
-            <w:tcMar>
-              <w:top w:w="100" w:type="dxa"/>
-              <w:bottom w:w="100" w:type="dxa"/>
-              <w:left w:w="140" w:type="dxa"/>
-              <w:right w:w="140" w:type="dxa"/>
-            </w:tcMar>
-          </w:tcPr>
-          <w:p>
-            <w:pPr>
-              <w:spacing w:before="0" w:after="0"/>
-            </w:pPr>
-            <w:r>
-              <w:rPr>
-                <w:rFonts w:ascii="Segoe UI" w:hAnsi="Segoe UI"/>
-                <w:color w:val="1E293B"/>
-                <w:sz w:val="19"/>
-              </w:rPr>
-              <w:t>Custom error experience with navigation back to Home and previous page fallback.</w:t>
+              <w:t>Custom Error Page</w:t>
             </w:r>
           </w:p>
         </w:tc>
@@ -4370,7 +2596,7 @@
           <w:color w:val="0B3B24"/>
           <w:sz w:val="32"/>
         </w:rPr>
-        <w:t>6. Detailed Page Descriptions</w:t>
+        <w:t>Page Descriptions</w:t>
       </w:r>
     </w:p>
     <w:p>
@@ -4398,7 +2624,104 @@
           <w:color w:val="1E293B"/>
           <w:sz w:val="21"/>
         </w:rPr>
-        <w:t xml:space="preserve">The primary gateway to the brand. Features a full-viewport hero section with the ancient </w:t>
+        <w:t>The main landing page of the website. It includes the top-level sticky navigation bar, a high-contrast hero banner featuring the Machu Picchu citadel with an organic heartbeat pulse animation, a dynamic time-of-day greeting badge, an interactive global search and filter strip, signature tour packages, client testimonials, travel specialist profiles, and the comprehensive site footer.</w:t>
+      </w:r>
+    </w:p>
+    <w:p>
+      <w:pPr>
+        <w:keepNext/>
+        <w:spacing w:before="280" w:after="80"/>
+      </w:pPr>
+      <w:r>
+        <w:rPr>
+          <w:rFonts w:ascii="Segoe UI Semibold" w:hAnsi="Segoe UI Semibold"/>
+          <w:b/>
+          <w:color w:val="0B3B24"/>
+          <w:sz w:val="26"/>
+        </w:rPr>
+        <w:t>About (`pages/about.html`)</w:t>
+      </w:r>
+    </w:p>
+    <w:p>
+      <w:pPr>
+        <w:spacing w:before="40" w:after="120" w:line="283" w:lineRule="auto"/>
+      </w:pPr>
+      <w:r>
+        <w:rPr>
+          <w:rFonts w:ascii="Segoe UI" w:hAnsi="Segoe UI"/>
+          <w:color w:val="1E293B"/>
+          <w:sz w:val="21"/>
+        </w:rPr>
+        <w:t>Provides company history, vision, sustainability stewardship, and executive team information. Helps prospective travelers and agencies build trust through accreditation highlights, company milestones, and core values. Backed by the historic London Tower Bridge and Thames river hero image.</w:t>
+      </w:r>
+    </w:p>
+    <w:p>
+      <w:pPr>
+        <w:keepNext/>
+        <w:spacing w:before="280" w:after="80"/>
+      </w:pPr>
+      <w:r>
+        <w:rPr>
+          <w:rFonts w:ascii="Segoe UI Semibold" w:hAnsi="Segoe UI Semibold"/>
+          <w:b/>
+          <w:color w:val="0B3B24"/>
+          <w:sz w:val="26"/>
+        </w:rPr>
+        <w:t>Tours &amp; Packages (`pages/tours.html`)</w:t>
+      </w:r>
+    </w:p>
+    <w:p>
+      <w:pPr>
+        <w:spacing w:before="40" w:after="120" w:line="283" w:lineRule="auto"/>
+      </w:pPr>
+      <w:r>
+        <w:rPr>
+          <w:rFonts w:ascii="Segoe UI" w:hAnsi="Segoe UI"/>
+          <w:color w:val="1E293B"/>
+          <w:sz w:val="21"/>
+        </w:rPr>
+        <w:t>Displays the complete worldwide tour catalog. Includes an interactive multi-parameter filter strip (Continent, Travel Style, Duration, Budget Range), sortable tour cards, departure schedules, duration badges, and direct inquiry call-to-actions. Backed by the Caribbean island cruise port hero image.</w:t>
+      </w:r>
+    </w:p>
+    <w:p>
+      <w:pPr>
+        <w:keepNext/>
+        <w:spacing w:before="280" w:after="80"/>
+      </w:pPr>
+      <w:r>
+        <w:rPr>
+          <w:rFonts w:ascii="Segoe UI Semibold" w:hAnsi="Segoe UI Semibold"/>
+          <w:b/>
+          <w:color w:val="0B3B24"/>
+          <w:sz w:val="26"/>
+        </w:rPr>
+        <w:t>Tour Categories (`alpine.html`, `marine.html`, `safaris.html`, `cultural.html`)</w:t>
+      </w:r>
+    </w:p>
+    <w:p>
+      <w:pPr>
+        <w:spacing w:before="40" w:after="120" w:line="283" w:lineRule="auto"/>
+      </w:pPr>
+      <w:r>
+        <w:rPr>
+          <w:rFonts w:ascii="Segoe UI" w:hAnsi="Segoe UI"/>
+          <w:color w:val="1E293B"/>
+          <w:sz w:val="21"/>
+        </w:rPr>
+        <w:t>Curated showcases highlighting themed travel collections:</w:t>
+      </w:r>
+    </w:p>
+    <w:p>
+      <w:pPr>
+        <w:spacing w:before="40" w:after="120" w:line="283" w:lineRule="auto"/>
+      </w:pPr>
+      <w:r>
+        <w:rPr>
+          <w:rFonts w:ascii="Segoe UI" w:hAnsi="Segoe UI"/>
+          <w:color w:val="1E293B"/>
+          <w:sz w:val="21"/>
+        </w:rPr>
+        <w:t xml:space="preserve">• </w:t>
       </w:r>
       <w:r>
         <w:rPr>
@@ -4407,7 +2730,7 @@
           <w:color w:val="1E293B"/>
           <w:sz w:val="21"/>
         </w:rPr>
-        <w:t>Machu Picchu Citadel</w:t>
+        <w:t>Alpine Escapes (`pages/alpine.html`)</w:t>
       </w:r>
       <w:r>
         <w:rPr>
@@ -4415,7 +2738,20 @@
           <w:color w:val="1E293B"/>
           <w:sz w:val="21"/>
         </w:rPr>
-        <w:t xml:space="preserve"> backdrop, GPU-accelerated heartbeat pulse animation, and a dynamic local time greeting badge. Below the hero sits the </w:t>
+        <w:t>: High-altitude trekking, ski chalets, and glacier routes, backed by the Swiss Alps Matterhorn.</w:t>
+      </w:r>
+    </w:p>
+    <w:p>
+      <w:pPr>
+        <w:spacing w:before="40" w:after="120" w:line="283" w:lineRule="auto"/>
+      </w:pPr>
+      <w:r>
+        <w:rPr>
+          <w:rFonts w:ascii="Segoe UI" w:hAnsi="Segoe UI"/>
+          <w:color w:val="1E293B"/>
+          <w:sz w:val="21"/>
+        </w:rPr>
+        <w:t xml:space="preserve">• </w:t>
       </w:r>
       <w:r>
         <w:rPr>
@@ -4424,7 +2760,7 @@
           <w:color w:val="1E293B"/>
           <w:sz w:val="21"/>
         </w:rPr>
-        <w:t>Global Search &amp; Filter Strip</w:t>
+        <w:t>Marine Escapes (`pages/marine.html`)</w:t>
       </w:r>
       <w:r>
         <w:rPr>
@@ -4432,7 +2768,67 @@
           <w:color w:val="1E293B"/>
           <w:sz w:val="21"/>
         </w:rPr>
-        <w:t>, followed by curated destination cards, signature expeditions, client testimonials, travel director biographies, and an email newsletter subscription footer.</w:t>
+        <w:t>: Coral atolls, overwater villas, and yacht charters, backed by the Maldives lagoons.</w:t>
+      </w:r>
+    </w:p>
+    <w:p>
+      <w:pPr>
+        <w:spacing w:before="40" w:after="120" w:line="283" w:lineRule="auto"/>
+      </w:pPr>
+      <w:r>
+        <w:rPr>
+          <w:rFonts w:ascii="Segoe UI" w:hAnsi="Segoe UI"/>
+          <w:color w:val="1E293B"/>
+          <w:sz w:val="21"/>
+        </w:rPr>
+        <w:t xml:space="preserve">• </w:t>
+      </w:r>
+      <w:r>
+        <w:rPr>
+          <w:rFonts w:ascii="Segoe UI" w:hAnsi="Segoe UI"/>
+          <w:b/>
+          <w:color w:val="1E293B"/>
+          <w:sz w:val="21"/>
+        </w:rPr>
+        <w:t>Wildlife Safaris (`pages/safaris.html`)</w:t>
+      </w:r>
+      <w:r>
+        <w:rPr>
+          <w:rFonts w:ascii="Segoe UI" w:hAnsi="Segoe UI"/>
+          <w:color w:val="1E293B"/>
+          <w:sz w:val="21"/>
+        </w:rPr>
+        <w:t>: Big Five game drives, tented camps, and conservation walks, backed by the Serengeti savannah.</w:t>
+      </w:r>
+    </w:p>
+    <w:p>
+      <w:pPr>
+        <w:spacing w:before="40" w:after="120" w:line="283" w:lineRule="auto"/>
+      </w:pPr>
+      <w:r>
+        <w:rPr>
+          <w:rFonts w:ascii="Segoe UI" w:hAnsi="Segoe UI"/>
+          <w:color w:val="1E293B"/>
+          <w:sz w:val="21"/>
+        </w:rPr>
+        <w:t xml:space="preserve">• </w:t>
+      </w:r>
+      <w:r>
+        <w:rPr>
+          <w:rFonts w:ascii="Segoe UI" w:hAnsi="Segoe UI"/>
+          <w:b/>
+          <w:color w:val="1E293B"/>
+          <w:sz w:val="21"/>
+        </w:rPr>
+        <w:t>Cultural Journeys (`pages/cultural.html`)</w:t>
+      </w:r>
+      <w:r>
+        <w:rPr>
+          <w:rFonts w:ascii="Segoe UI" w:hAnsi="Segoe UI"/>
+          <w:color w:val="1E293B"/>
+          <w:sz w:val="21"/>
+        </w:rPr>
+        <w:t>: UNESCO heritage shrines, art pilgrimages, and historic capitals, backed by Kyoto shrines.</w:t>
       </w:r>
     </w:p>
     <w:p>
@@ -4447,7 +2843,7 @@
           <w:color w:val="0B3B24"/>
           <w:sz w:val="26"/>
         </w:rPr>
-        <w:t>About Us (`pages/about.html`)</w:t>
+        <w:t>Pricing &amp; Packages (`pages/pricing.html`)</w:t>
       </w:r>
     </w:p>
     <w:p>
@@ -4460,7 +2856,132 @@
           <w:color w:val="1E293B"/>
           <w:sz w:val="21"/>
         </w:rPr>
-        <w:t xml:space="preserve">Highlights the ten-year journey of Stackly Travel. Backed by the </w:t>
+        <w:t>Presents transparent, all-inclusive pricing tiers (Explorer, Odyssey, Sovereign VIP), complete inclusions comparison tables, net booking benefits with zero hidden fees, and membership privileges. Backed by the Santorini cliffside village hero image.</w:t>
+      </w:r>
+    </w:p>
+    <w:p>
+      <w:pPr>
+        <w:keepNext/>
+        <w:spacing w:before="280" w:after="80"/>
+      </w:pPr>
+      <w:r>
+        <w:rPr>
+          <w:rFonts w:ascii="Segoe UI Semibold" w:hAnsi="Segoe UI Semibold"/>
+          <w:b/>
+          <w:color w:val="0B3B24"/>
+          <w:sz w:val="26"/>
+        </w:rPr>
+        <w:t>Contact (`pages/contact.html`)</w:t>
+      </w:r>
+    </w:p>
+    <w:p>
+      <w:pPr>
+        <w:spacing w:before="40" w:after="120" w:line="283" w:lineRule="auto"/>
+      </w:pPr>
+      <w:r>
+        <w:rPr>
+          <w:rFonts w:ascii="Segoe UI" w:hAnsi="Segoe UI"/>
+          <w:color w:val="1E293B"/>
+          <w:sz w:val="21"/>
+        </w:rPr>
+        <w:t>Enables visitors to reach the 24/7 global dispatch headquarters through an expedition inquiry form, direct telephone hotlines across regional offices, direct email addresses, and an embedded Google Map for office locations. Backed by the Paris Eiffel Tower hero image.</w:t>
+      </w:r>
+    </w:p>
+    <w:p>
+      <w:pPr>
+        <w:keepNext/>
+        <w:spacing w:before="280" w:after="80"/>
+      </w:pPr>
+      <w:r>
+        <w:rPr>
+          <w:rFonts w:ascii="Segoe UI Semibold" w:hAnsi="Segoe UI Semibold"/>
+          <w:b/>
+          <w:color w:val="0B3B24"/>
+          <w:sz w:val="26"/>
+        </w:rPr>
+        <w:t>Sign In (`pages/sign-in.html`)</w:t>
+      </w:r>
+    </w:p>
+    <w:p>
+      <w:pPr>
+        <w:spacing w:before="40" w:after="120" w:line="283" w:lineRule="auto"/>
+      </w:pPr>
+      <w:r>
+        <w:rPr>
+          <w:rFonts w:ascii="Segoe UI" w:hAnsi="Segoe UI"/>
+          <w:color w:val="1E293B"/>
+          <w:sz w:val="21"/>
+        </w:rPr>
+        <w:t>Handles user authentication for both Travellers and Travel Agents. Features a two-column split layout with an Egyptian Pyramids scenic hero sidebar, client-side email validation, password visibility toggles, and seamless role redirection into dedicated dashboard pages.</w:t>
+      </w:r>
+    </w:p>
+    <w:p>
+      <w:pPr>
+        <w:keepNext/>
+        <w:spacing w:before="280" w:after="80"/>
+      </w:pPr>
+      <w:r>
+        <w:rPr>
+          <w:rFonts w:ascii="Segoe UI Semibold" w:hAnsi="Segoe UI Semibold"/>
+          <w:b/>
+          <w:color w:val="0B3B24"/>
+          <w:sz w:val="26"/>
+        </w:rPr>
+        <w:t>Sign Up (`pages/sign-up.html`)</w:t>
+      </w:r>
+    </w:p>
+    <w:p>
+      <w:pPr>
+        <w:spacing w:before="40" w:after="120" w:line="283" w:lineRule="auto"/>
+      </w:pPr>
+      <w:r>
+        <w:rPr>
+          <w:rFonts w:ascii="Segoe UI" w:hAnsi="Segoe UI"/>
+          <w:color w:val="1E293B"/>
+          <w:sz w:val="21"/>
+        </w:rPr>
+        <w:t>Allows new users to register as either a Traveller or Travel Agent. Includes full name, email, phone number, role selector, real-time password strength meter, and terms agreement check. Backed by a tropical sunset beach scenic sidebar.</w:t>
+      </w:r>
+    </w:p>
+    <w:p>
+      <w:pPr>
+        <w:keepNext/>
+        <w:spacing w:before="280" w:after="80"/>
+      </w:pPr>
+      <w:r>
+        <w:rPr>
+          <w:rFonts w:ascii="Segoe UI Semibold" w:hAnsi="Segoe UI Semibold"/>
+          <w:b/>
+          <w:color w:val="0B3B24"/>
+          <w:sz w:val="26"/>
+        </w:rPr>
+        <w:t>User Dashboards (`pages/dashboard-*.html`)</w:t>
+      </w:r>
+    </w:p>
+    <w:p>
+      <w:pPr>
+        <w:spacing w:before="40" w:after="120" w:line="283" w:lineRule="auto"/>
+      </w:pPr>
+      <w:r>
+        <w:rPr>
+          <w:rFonts w:ascii="Segoe UI" w:hAnsi="Segoe UI"/>
+          <w:color w:val="1E293B"/>
+          <w:sz w:val="21"/>
+        </w:rPr>
+        <w:t>Strictly isolated, role-based dashboards for signed-in users:</w:t>
+      </w:r>
+    </w:p>
+    <w:p>
+      <w:pPr>
+        <w:spacing w:before="40" w:after="120" w:line="283" w:lineRule="auto"/>
+      </w:pPr>
+      <w:r>
+        <w:rPr>
+          <w:rFonts w:ascii="Segoe UI" w:hAnsi="Segoe UI"/>
+          <w:color w:val="1E293B"/>
+          <w:sz w:val="21"/>
+        </w:rPr>
+        <w:t xml:space="preserve">• </w:t>
       </w:r>
       <w:r>
         <w:rPr>
@@ -4469,7 +2990,7 @@
           <w:color w:val="1E293B"/>
           <w:sz w:val="21"/>
         </w:rPr>
-        <w:t>London Tower Bridge &amp; River Thames</w:t>
+        <w:t>Traveller Portal (`pages/dashboard-traveller.html`)</w:t>
       </w:r>
       <w:r>
         <w:rPr>
@@ -4477,7 +2998,37 @@
           <w:color w:val="1E293B"/>
           <w:sz w:val="21"/>
         </w:rPr>
-        <w:t xml:space="preserve"> hero image, it communicates company milestones, ethical ecotourism commitments, senior expedition leaders, and industry certifications.</w:t>
+        <w:t>: Displays upcoming countdowns, confirmed flight and high-speed rail itineraries, e-ticket downloads, field safety checklists, emergency satellite tracking, and medical evacuation SOS protocols.</w:t>
+      </w:r>
+    </w:p>
+    <w:p>
+      <w:pPr>
+        <w:spacing w:before="40" w:after="120" w:line="283" w:lineRule="auto"/>
+      </w:pPr>
+      <w:r>
+        <w:rPr>
+          <w:rFonts w:ascii="Segoe UI" w:hAnsi="Segoe UI"/>
+          <w:color w:val="1E293B"/>
+          <w:sz w:val="21"/>
+        </w:rPr>
+        <w:t xml:space="preserve">• </w:t>
+      </w:r>
+      <w:r>
+        <w:rPr>
+          <w:rFonts w:ascii="Segoe UI" w:hAnsi="Segoe UI"/>
+          <w:b/>
+          <w:color w:val="1E293B"/>
+          <w:sz w:val="21"/>
+        </w:rPr>
+        <w:t>Travel Agent Portal (`pages/dashboard-agent.html`)</w:t>
+      </w:r>
+      <w:r>
+        <w:rPr>
+          <w:rFonts w:ascii="Segoe UI" w:hAnsi="Segoe UI"/>
+          <w:color w:val="1E293B"/>
+          <w:sz w:val="21"/>
+        </w:rPr>
+        <w:t>: Displays wholesale booking volumes, gross sales revenue KPIs, tiered commission statement tracking (12%–18%), exclusive B2B wholesale tour inventories, agency partner agreements, and priority dispatch hotlines.</w:t>
       </w:r>
     </w:p>
     <w:p>
@@ -4492,7 +3043,7 @@
           <w:color w:val="0B3B24"/>
           <w:sz w:val="26"/>
         </w:rPr>
-        <w:t>Tours &amp; Packages Directory (`pages/tours.html`)</w:t>
+        <w:t>404 Error Page (`404.html`, `pages/404.html`)</w:t>
       </w:r>
     </w:p>
     <w:p>
@@ -4505,531 +3056,7 @@
           <w:color w:val="1E293B"/>
           <w:sz w:val="21"/>
         </w:rPr>
-        <w:t xml:space="preserve">Presents the complete inventory of worldwide travel programs. Framed by a </w:t>
-      </w:r>
-      <w:r>
-        <w:rPr>
-          <w:rFonts w:ascii="Segoe UI" w:hAnsi="Segoe UI"/>
-          <w:b/>
-          <w:color w:val="1E293B"/>
-          <w:sz w:val="21"/>
-        </w:rPr>
-        <w:t>Caribbean Island Cruise Port</w:t>
-      </w:r>
-      <w:r>
-        <w:rPr>
-          <w:rFonts w:ascii="Segoe UI" w:hAnsi="Segoe UI"/>
-          <w:color w:val="1E293B"/>
-          <w:sz w:val="21"/>
-        </w:rPr>
-        <w:t xml:space="preserve"> backdrop, it includes dynamic multi-parameter filter selects (Continent, Travel Style, Duration, Budget Range) and structured tour cards showing departure dates, duration badges, and transparent net prices.</w:t>
-      </w:r>
-    </w:p>
-    <w:p>
-      <w:pPr>
-        <w:keepNext/>
-        <w:spacing w:before="280" w:after="80"/>
-      </w:pPr>
-      <w:r>
-        <w:rPr>
-          <w:rFonts w:ascii="Segoe UI Semibold" w:hAnsi="Segoe UI Semibold"/>
-          <w:b/>
-          <w:color w:val="0B3B24"/>
-          <w:sz w:val="26"/>
-        </w:rPr>
-        <w:t>Tour Category Subpages (`alpine.html`, `marine.html`, `safaris.html`, `cultural.html`)</w:t>
-      </w:r>
-    </w:p>
-    <w:p>
-      <w:pPr>
-        <w:spacing w:before="40" w:after="120" w:line="283" w:lineRule="auto"/>
-      </w:pPr>
-      <w:r>
-        <w:rPr>
-          <w:rFonts w:ascii="Segoe UI" w:hAnsi="Segoe UI"/>
-          <w:color w:val="1E293B"/>
-          <w:sz w:val="21"/>
-        </w:rPr>
-        <w:t>Specialized deep-dive landing pages for distinct traveler passions:</w:t>
-      </w:r>
-    </w:p>
-    <w:p>
-      <w:pPr>
-        <w:pStyle w:val="ListBullet"/>
-        <w:spacing w:before="20" w:after="40"/>
-      </w:pPr>
-      <w:r>
-        <w:rPr>
-          <w:rFonts w:ascii="Segoe UI" w:hAnsi="Segoe UI"/>
-          <w:sz w:val="21"/>
-        </w:rPr>
-      </w:r>
-      <w:r>
-        <w:rPr>
-          <w:rFonts w:ascii="Segoe UI" w:hAnsi="Segoe UI"/>
-          <w:b/>
-          <w:sz w:val="21"/>
-        </w:rPr>
-        <w:t>Alpine (`alpine.html`)</w:t>
-      </w:r>
-      <w:r>
-        <w:rPr>
-          <w:rFonts w:ascii="Segoe UI" w:hAnsi="Segoe UI"/>
-          <w:sz w:val="21"/>
-        </w:rPr>
-        <w:t xml:space="preserve">: Features the iconic </w:t>
-      </w:r>
-      <w:r>
-        <w:rPr>
-          <w:rFonts w:ascii="Segoe UI" w:hAnsi="Segoe UI"/>
-          <w:b/>
-          <w:sz w:val="21"/>
-        </w:rPr>
-        <w:t>Matterhorn</w:t>
-      </w:r>
-      <w:r>
-        <w:rPr>
-          <w:rFonts w:ascii="Segoe UI" w:hAnsi="Segoe UI"/>
-          <w:sz w:val="21"/>
-        </w:rPr>
-        <w:t xml:space="preserve"> summit; focuses on the Swiss Alps, Dolomites, and high-altitude hut-to-hut treks.</w:t>
-      </w:r>
-    </w:p>
-    <w:p>
-      <w:pPr>
-        <w:pStyle w:val="ListBullet"/>
-        <w:spacing w:before="20" w:after="40"/>
-      </w:pPr>
-      <w:r>
-        <w:rPr>
-          <w:rFonts w:ascii="Segoe UI" w:hAnsi="Segoe UI"/>
-          <w:sz w:val="21"/>
-        </w:rPr>
-      </w:r>
-      <w:r>
-        <w:rPr>
-          <w:rFonts w:ascii="Segoe UI" w:hAnsi="Segoe UI"/>
-          <w:b/>
-          <w:sz w:val="21"/>
-        </w:rPr>
-        <w:t>Marine (`marine.html`)</w:t>
-      </w:r>
-      <w:r>
-        <w:rPr>
-          <w:rFonts w:ascii="Segoe UI" w:hAnsi="Segoe UI"/>
-          <w:sz w:val="21"/>
-        </w:rPr>
-        <w:t xml:space="preserve">: Features the </w:t>
-      </w:r>
-      <w:r>
-        <w:rPr>
-          <w:rFonts w:ascii="Segoe UI" w:hAnsi="Segoe UI"/>
-          <w:b/>
-          <w:sz w:val="21"/>
-        </w:rPr>
-        <w:t>Maldives Overwater Villas</w:t>
-      </w:r>
-      <w:r>
-        <w:rPr>
-          <w:rFonts w:ascii="Segoe UI" w:hAnsi="Segoe UI"/>
-          <w:sz w:val="21"/>
-        </w:rPr>
-        <w:t>; highlights private island atolls, scuba diving, and yacht charters.</w:t>
-      </w:r>
-    </w:p>
-    <w:p>
-      <w:pPr>
-        <w:pStyle w:val="ListBullet"/>
-        <w:spacing w:before="20" w:after="40"/>
-      </w:pPr>
-      <w:r>
-        <w:rPr>
-          <w:rFonts w:ascii="Segoe UI" w:hAnsi="Segoe UI"/>
-          <w:sz w:val="21"/>
-        </w:rPr>
-      </w:r>
-      <w:r>
-        <w:rPr>
-          <w:rFonts w:ascii="Segoe UI" w:hAnsi="Segoe UI"/>
-          <w:b/>
-          <w:sz w:val="21"/>
-        </w:rPr>
-        <w:t>Safaris (`safaris.html`)</w:t>
-      </w:r>
-      <w:r>
-        <w:rPr>
-          <w:rFonts w:ascii="Segoe UI" w:hAnsi="Segoe UI"/>
-          <w:sz w:val="21"/>
-        </w:rPr>
-        <w:t xml:space="preserve">: Features the </w:t>
-      </w:r>
-      <w:r>
-        <w:rPr>
-          <w:rFonts w:ascii="Segoe UI" w:hAnsi="Segoe UI"/>
-          <w:b/>
-          <w:sz w:val="21"/>
-        </w:rPr>
-        <w:t>Serengeti Savannah</w:t>
-      </w:r>
-      <w:r>
-        <w:rPr>
-          <w:rFonts w:ascii="Segoe UI" w:hAnsi="Segoe UI"/>
-          <w:sz w:val="21"/>
-        </w:rPr>
-        <w:t>; showcases Big Five game drives, luxury safari lodges, and ranger-led walks.</w:t>
-      </w:r>
-    </w:p>
-    <w:p>
-      <w:pPr>
-        <w:pStyle w:val="ListBullet"/>
-        <w:spacing w:before="20" w:after="40"/>
-      </w:pPr>
-      <w:r>
-        <w:rPr>
-          <w:rFonts w:ascii="Segoe UI" w:hAnsi="Segoe UI"/>
-          <w:sz w:val="21"/>
-        </w:rPr>
-      </w:r>
-      <w:r>
-        <w:rPr>
-          <w:rFonts w:ascii="Segoe UI" w:hAnsi="Segoe UI"/>
-          <w:b/>
-          <w:sz w:val="21"/>
-        </w:rPr>
-        <w:t>Cultural (`cultural.html`)</w:t>
-      </w:r>
-      <w:r>
-        <w:rPr>
-          <w:rFonts w:ascii="Segoe UI" w:hAnsi="Segoe UI"/>
-          <w:sz w:val="21"/>
-        </w:rPr>
-        <w:t xml:space="preserve">: Features </w:t>
-      </w:r>
-      <w:r>
-        <w:rPr>
-          <w:rFonts w:ascii="Segoe UI" w:hAnsi="Segoe UI"/>
-          <w:b/>
-          <w:sz w:val="21"/>
-        </w:rPr>
-        <w:t>Kyoto's Shinto Shrine &amp; Pagoda</w:t>
-      </w:r>
-      <w:r>
-        <w:rPr>
-          <w:rFonts w:ascii="Segoe UI" w:hAnsi="Segoe UI"/>
-          <w:sz w:val="21"/>
-        </w:rPr>
-        <w:t>; focuses on architectural wonders, ancient tea ceremonies, and culinary tours.</w:t>
-      </w:r>
-    </w:p>
-    <w:p>
-      <w:pPr>
-        <w:keepNext/>
-        <w:spacing w:before="280" w:after="80"/>
-      </w:pPr>
-      <w:r>
-        <w:rPr>
-          <w:rFonts w:ascii="Segoe UI Semibold" w:hAnsi="Segoe UI Semibold"/>
-          <w:b/>
-          <w:color w:val="0B3B24"/>
-          <w:sz w:val="26"/>
-        </w:rPr>
-        <w:t>Pricing &amp; Packages (`pages/pricing.html`)</w:t>
-      </w:r>
-    </w:p>
-    <w:p>
-      <w:pPr>
-        <w:spacing w:before="40" w:after="120" w:line="283" w:lineRule="auto"/>
-      </w:pPr>
-      <w:r>
-        <w:rPr>
-          <w:rFonts w:ascii="Segoe UI" w:hAnsi="Segoe UI"/>
-          <w:color w:val="1E293B"/>
-          <w:sz w:val="21"/>
-        </w:rPr>
-        <w:t xml:space="preserve">Structured around the </w:t>
-      </w:r>
-      <w:r>
-        <w:rPr>
-          <w:rFonts w:ascii="Segoe UI" w:hAnsi="Segoe UI"/>
-          <w:b/>
-          <w:color w:val="1E293B"/>
-          <w:sz w:val="21"/>
-        </w:rPr>
-        <w:t>Santorini Aegean Cliffside</w:t>
-      </w:r>
-      <w:r>
-        <w:rPr>
-          <w:rFonts w:ascii="Segoe UI" w:hAnsi="Segoe UI"/>
-          <w:color w:val="1E293B"/>
-          <w:sz w:val="21"/>
-        </w:rPr>
-        <w:t xml:space="preserve"> backdrop, this page offers complete transparency into tiered membership packages (Explorer, Odyssey, Sovereign VIP), an all-inclusive feature breakdown table, and clear explanations of net pricing with zero hidden fees.</w:t>
-      </w:r>
-    </w:p>
-    <w:p>
-      <w:pPr>
-        <w:keepNext/>
-        <w:spacing w:before="280" w:after="80"/>
-      </w:pPr>
-      <w:r>
-        <w:rPr>
-          <w:rFonts w:ascii="Segoe UI Semibold" w:hAnsi="Segoe UI Semibold"/>
-          <w:b/>
-          <w:color w:val="0B3B24"/>
-          <w:sz w:val="26"/>
-        </w:rPr>
-        <w:t>Contact Us (`pages/contact.html`)</w:t>
-      </w:r>
-    </w:p>
-    <w:p>
-      <w:pPr>
-        <w:spacing w:before="40" w:after="120" w:line="283" w:lineRule="auto"/>
-      </w:pPr>
-      <w:r>
-        <w:rPr>
-          <w:rFonts w:ascii="Segoe UI" w:hAnsi="Segoe UI"/>
-          <w:color w:val="1E293B"/>
-          <w:sz w:val="21"/>
-        </w:rPr>
-        <w:t xml:space="preserve">Backed by the </w:t>
-      </w:r>
-      <w:r>
-        <w:rPr>
-          <w:rFonts w:ascii="Segoe UI" w:hAnsi="Segoe UI"/>
-          <w:b/>
-          <w:color w:val="1E293B"/>
-          <w:sz w:val="21"/>
-        </w:rPr>
-        <w:t>Paris Eiffel Tower &amp; River Seine</w:t>
-      </w:r>
-      <w:r>
-        <w:rPr>
-          <w:rFonts w:ascii="Segoe UI" w:hAnsi="Segoe UI"/>
-          <w:color w:val="1E293B"/>
-          <w:sz w:val="21"/>
-        </w:rPr>
-        <w:t xml:space="preserve"> backdrop, this page houses the 24/7 Global Expedition Dispatch Desk. It includes a comprehensive inquiry form with field validation, direct telephone hotlines across London, New York, and Tokyo, and interactive Google Maps office embeddings.</w:t>
-      </w:r>
-    </w:p>
-    <w:p>
-      <w:pPr>
-        <w:keepNext/>
-        <w:spacing w:before="280" w:after="80"/>
-      </w:pPr>
-      <w:r>
-        <w:rPr>
-          <w:rFonts w:ascii="Segoe UI Semibold" w:hAnsi="Segoe UI Semibold"/>
-          <w:b/>
-          <w:color w:val="0B3B24"/>
-          <w:sz w:val="26"/>
-        </w:rPr>
-        <w:t>Authentication (`pages/sign-in.html` &amp; `pages/sign-up.html`)</w:t>
-      </w:r>
-    </w:p>
-    <w:p>
-      <w:pPr>
-        <w:spacing w:before="40" w:after="120" w:line="283" w:lineRule="auto"/>
-      </w:pPr>
-      <w:r>
-        <w:rPr>
-          <w:rFonts w:ascii="Segoe UI" w:hAnsi="Segoe UI"/>
-          <w:color w:val="1E293B"/>
-          <w:sz w:val="21"/>
-        </w:rPr>
-        <w:t>Built with a sleek two-column split layout:</w:t>
-      </w:r>
-    </w:p>
-    <w:p>
-      <w:pPr>
-        <w:pStyle w:val="ListBullet"/>
-        <w:spacing w:before="20" w:after="40"/>
-      </w:pPr>
-      <w:r>
-        <w:rPr>
-          <w:rFonts w:ascii="Segoe UI" w:hAnsi="Segoe UI"/>
-          <w:sz w:val="21"/>
-        </w:rPr>
-      </w:r>
-      <w:r>
-        <w:rPr>
-          <w:rFonts w:ascii="Segoe UI" w:hAnsi="Segoe UI"/>
-          <w:b/>
-          <w:sz w:val="21"/>
-        </w:rPr>
-        <w:t>Left Column</w:t>
-      </w:r>
-      <w:r>
-        <w:rPr>
-          <w:rFonts w:ascii="Segoe UI" w:hAnsi="Segoe UI"/>
-          <w:sz w:val="21"/>
-        </w:rPr>
-        <w:t>: High-resolution scenic travel image (</w:t>
-      </w:r>
-      <w:r>
-        <w:rPr>
-          <w:rFonts w:ascii="Segoe UI" w:hAnsi="Segoe UI"/>
-          <w:b/>
-          <w:sz w:val="21"/>
-        </w:rPr>
-        <w:t>Giza Pyramids</w:t>
-      </w:r>
-      <w:r>
-        <w:rPr>
-          <w:rFonts w:ascii="Segoe UI" w:hAnsi="Segoe UI"/>
-          <w:sz w:val="21"/>
-        </w:rPr>
-        <w:t xml:space="preserve"> for Sign In; </w:t>
-      </w:r>
-      <w:r>
-        <w:rPr>
-          <w:rFonts w:ascii="Segoe UI" w:hAnsi="Segoe UI"/>
-          <w:b/>
-          <w:sz w:val="21"/>
-        </w:rPr>
-        <w:t>Tropical Sunset Coastline</w:t>
-      </w:r>
-      <w:r>
-        <w:rPr>
-          <w:rFonts w:ascii="Segoe UI" w:hAnsi="Segoe UI"/>
-          <w:sz w:val="21"/>
-        </w:rPr>
-        <w:t xml:space="preserve"> for Sign Up) with living pulse badge, benefit bullet points, and client testimonial pill.</w:t>
-      </w:r>
-    </w:p>
-    <w:p>
-      <w:pPr>
-        <w:pStyle w:val="ListBullet"/>
-        <w:spacing w:before="20" w:after="40"/>
-      </w:pPr>
-      <w:r>
-        <w:rPr>
-          <w:rFonts w:ascii="Segoe UI" w:hAnsi="Segoe UI"/>
-          <w:sz w:val="21"/>
-        </w:rPr>
-      </w:r>
-      <w:r>
-        <w:rPr>
-          <w:rFonts w:ascii="Segoe UI" w:hAnsi="Segoe UI"/>
-          <w:b/>
-          <w:sz w:val="21"/>
-        </w:rPr>
-        <w:t>Right Column</w:t>
-      </w:r>
-      <w:r>
-        <w:rPr>
-          <w:rFonts w:ascii="Segoe UI" w:hAnsi="Segoe UI"/>
-          <w:sz w:val="21"/>
-        </w:rPr>
-        <w:t>: Clean card holding the login/registration form, single contextual button header, password visibility eye toggles, password strength scoring, and social login fallbacks.</w:t>
-      </w:r>
-    </w:p>
-    <w:p>
-      <w:pPr>
-        <w:keepNext/>
-        <w:spacing w:before="280" w:after="80"/>
-      </w:pPr>
-      <w:r>
-        <w:rPr>
-          <w:rFonts w:ascii="Segoe UI Semibold" w:hAnsi="Segoe UI Semibold"/>
-          <w:b/>
-          <w:color w:val="0B3B24"/>
-          <w:sz w:val="26"/>
-        </w:rPr>
-        <w:t>Role-Based User Dashboards</w:t>
-      </w:r>
-    </w:p>
-    <w:p>
-      <w:pPr>
-        <w:spacing w:before="40" w:after="120" w:line="283" w:lineRule="auto"/>
-      </w:pPr>
-      <w:r>
-        <w:rPr>
-          <w:rFonts w:ascii="Segoe UI" w:hAnsi="Segoe UI"/>
-          <w:color w:val="1E293B"/>
-          <w:sz w:val="21"/>
-        </w:rPr>
-        <w:t>The dashboard architecture is strictly segregated into two dedicated roles:</w:t>
-      </w:r>
-    </w:p>
-    <w:p>
-      <w:pPr>
-        <w:pStyle w:val="ListBullet"/>
-        <w:spacing w:before="20" w:after="40"/>
-      </w:pPr>
-      <w:r>
-        <w:rPr>
-          <w:rFonts w:ascii="Segoe UI" w:hAnsi="Segoe UI"/>
-          <w:sz w:val="21"/>
-        </w:rPr>
-      </w:r>
-      <w:r>
-        <w:rPr>
-          <w:rFonts w:ascii="Segoe UI" w:hAnsi="Segoe UI"/>
-          <w:b/>
-          <w:sz w:val="21"/>
-        </w:rPr>
-        <w:t>Traveller Portal (`dashboard-traveller.html` + 5 subpages)</w:t>
-      </w:r>
-      <w:r>
-        <w:rPr>
-          <w:rFonts w:ascii="Segoe UI" w:hAnsi="Segoe UI"/>
-          <w:sz w:val="21"/>
-        </w:rPr>
-        <w:t>: Displays upcoming departure countdowns, e-ticket downloads, confirmed flight and train schedules, emergency satellite communication check-ins, and personal expedition histories.</w:t>
-      </w:r>
-    </w:p>
-    <w:p>
-      <w:pPr>
-        <w:pStyle w:val="ListBullet"/>
-        <w:spacing w:before="20" w:after="40"/>
-      </w:pPr>
-      <w:r>
-        <w:rPr>
-          <w:rFonts w:ascii="Segoe UI" w:hAnsi="Segoe UI"/>
-          <w:sz w:val="21"/>
-        </w:rPr>
-      </w:r>
-      <w:r>
-        <w:rPr>
-          <w:rFonts w:ascii="Segoe UI" w:hAnsi="Segoe UI"/>
-          <w:b/>
-          <w:sz w:val="21"/>
-        </w:rPr>
-        <w:t>Travel Agent Portal (`dashboard-agent.html` + 5 subpages)</w:t>
-      </w:r>
-      <w:r>
-        <w:rPr>
-          <w:rFonts w:ascii="Segoe UI" w:hAnsi="Segoe UI"/>
-          <w:sz w:val="21"/>
-        </w:rPr>
-        <w:t>: Displays wholesale booking volume, gross sales KPIs, real-time commission statements (12%–18%), exclusive B2B wholesale tour allocations, agency partner agreements, and priority dispatch hotlines.</w:t>
-      </w:r>
-    </w:p>
-    <w:p>
-      <w:pPr>
-        <w:pStyle w:val="ListBullet"/>
-        <w:spacing w:before="20" w:after="40"/>
-      </w:pPr>
-      <w:r>
-        <w:rPr>
-          <w:rFonts w:ascii="Segoe UI" w:hAnsi="Segoe UI"/>
-          <w:sz w:val="21"/>
-        </w:rPr>
-      </w:r>
-      <w:r>
-        <w:rPr>
-          <w:rFonts w:ascii="Segoe UI" w:hAnsi="Segoe UI"/>
-          <w:b/>
-          <w:sz w:val="21"/>
-        </w:rPr>
-        <w:t>Independent Layout Guarantee</w:t>
-      </w:r>
-      <w:r>
-        <w:rPr>
-          <w:rFonts w:ascii="Segoe UI" w:hAnsi="Segoe UI"/>
-          <w:sz w:val="21"/>
-        </w:rPr>
-        <w:t>: Each role operates with its own distinct sidebar navigation, tailored subpage links, and dedicated CSS rules, preventing cross-role layout bleeding and accidental redirection.</w:t>
+        <w:t>A dedicated branded error page displayed when a requested URL cannot be found. Offers direct navigation back to the Homepage or the previous page.</w:t>
       </w:r>
     </w:p>
     <w:p>
@@ -5047,7 +3074,7 @@
           <w:color w:val="0B3B24"/>
           <w:sz w:val="32"/>
         </w:rPr>
-        <w:t>7. Reusable Component Patterns</w:t>
+        <w:t>Reusable Components</w:t>
       </w:r>
     </w:p>
     <w:p>
@@ -5062,7 +3089,7 @@
           <w:color w:val="0B3B24"/>
           <w:sz w:val="26"/>
         </w:rPr>
-        <w:t>1. Main Navigation Header</w:t>
+        <w:t>Primary Navigation Header</w:t>
       </w:r>
     </w:p>
     <w:p>
@@ -5075,78 +3102,7 @@
           <w:color w:val="1E293B"/>
           <w:sz w:val="21"/>
         </w:rPr>
-        <w:t>The primary header (</w:t>
-      </w:r>
-      <w:r>
-        <w:rPr>
-          <w:rFonts w:ascii="Segoe UI" w:hAnsi="Segoe UI"/>
-          <w:color w:val="1E293B"/>
-          <w:sz w:val="21"/>
-        </w:rPr>
-        <w:t>.header-main</w:t>
-      </w:r>
-      <w:r>
-        <w:rPr>
-          <w:rFonts w:ascii="Segoe UI" w:hAnsi="Segoe UI"/>
-          <w:color w:val="1E293B"/>
-          <w:sz w:val="21"/>
-        </w:rPr>
-        <w:t>) remains sticky on scroll with a frosted glass background (</w:t>
-      </w:r>
-      <w:r>
-        <w:rPr>
-          <w:rFonts w:ascii="Segoe UI" w:hAnsi="Segoe UI"/>
-          <w:color w:val="1E293B"/>
-          <w:sz w:val="21"/>
-        </w:rPr>
-        <w:t>backdrop-filter: blur(12px)</w:t>
-      </w:r>
-      <w:r>
-        <w:rPr>
-          <w:rFonts w:ascii="Segoe UI" w:hAnsi="Segoe UI"/>
-          <w:color w:val="1E293B"/>
-          <w:sz w:val="21"/>
-        </w:rPr>
-        <w:t>). It features:</w:t>
-      </w:r>
-    </w:p>
-    <w:p>
-      <w:pPr>
-        <w:pStyle w:val="ListBullet"/>
-        <w:spacing w:before="20" w:after="40"/>
-      </w:pPr>
-      <w:r>
-        <w:rPr>
-          <w:rFonts w:ascii="Segoe UI" w:hAnsi="Segoe UI"/>
-          <w:sz w:val="21"/>
-        </w:rPr>
-        <w:t>Responsive desktop navbar with dropdown menus for Tour subcategories.</w:t>
-      </w:r>
-    </w:p>
-    <w:p>
-      <w:pPr>
-        <w:pStyle w:val="ListBullet"/>
-        <w:spacing w:before="20" w:after="40"/>
-      </w:pPr>
-      <w:r>
-        <w:rPr>
-          <w:rFonts w:ascii="Segoe UI" w:hAnsi="Segoe UI"/>
-          <w:sz w:val="21"/>
-        </w:rPr>
-        <w:t>Mobile hamburger menu triggering an off-canvas drawer with full keyboard and backdrop support.</w:t>
-      </w:r>
-    </w:p>
-    <w:p>
-      <w:pPr>
-        <w:pStyle w:val="ListBullet"/>
-        <w:spacing w:before="20" w:after="40"/>
-      </w:pPr>
-      <w:r>
-        <w:rPr>
-          <w:rFonts w:ascii="Segoe UI" w:hAnsi="Segoe UI"/>
-          <w:sz w:val="21"/>
-        </w:rPr>
-        <w:t>Direct links to Sign In and Sign Up actions.</w:t>
+        <w:t>The main header is shared across marketing pages. It features a sticky glassmorphic container on scroll, active page link highlighting, multi-level dropdowns for tour categories, a mobile off-canvas drawer with toggle controls, and quick action buttons for Sign In and Sign Up.</w:t>
       </w:r>
     </w:p>
     <w:p>
@@ -5161,7 +3117,7 @@
           <w:color w:val="0B3B24"/>
           <w:sz w:val="26"/>
         </w:rPr>
-        <w:t>2. Fixed Auth Header</w:t>
+        <w:t>Fixed Auth Header</w:t>
       </w:r>
     </w:p>
     <w:p>
@@ -5174,108 +3130,7 @@
           <w:color w:val="1E293B"/>
           <w:sz w:val="21"/>
         </w:rPr>
-        <w:t xml:space="preserve">Found on </w:t>
-      </w:r>
-      <w:r>
-        <w:rPr>
-          <w:rFonts w:ascii="Segoe UI" w:hAnsi="Segoe UI"/>
-          <w:color w:val="1E293B"/>
-          <w:sz w:val="21"/>
-        </w:rPr>
-        <w:t>pages/sign-in.html</w:t>
-      </w:r>
-      <w:r>
-        <w:rPr>
-          <w:rFonts w:ascii="Segoe UI" w:hAnsi="Segoe UI"/>
-          <w:color w:val="1E293B"/>
-          <w:sz w:val="21"/>
-        </w:rPr>
-        <w:t xml:space="preserve"> and </w:t>
-      </w:r>
-      <w:r>
-        <w:rPr>
-          <w:rFonts w:ascii="Segoe UI" w:hAnsi="Segoe UI"/>
-          <w:color w:val="1E293B"/>
-          <w:sz w:val="21"/>
-        </w:rPr>
-        <w:t>pages/sign-up.html</w:t>
-      </w:r>
-      <w:r>
-        <w:rPr>
-          <w:rFonts w:ascii="Segoe UI" w:hAnsi="Segoe UI"/>
-          <w:color w:val="1E293B"/>
-          <w:sz w:val="21"/>
-        </w:rPr>
-        <w:t>, this minimalist header maintains a distraction-free experience:</w:t>
-      </w:r>
-    </w:p>
-    <w:p>
-      <w:pPr>
-        <w:pStyle w:val="ListBullet"/>
-        <w:spacing w:before="20" w:after="40"/>
-      </w:pPr>
-      <w:r>
-        <w:rPr>
-          <w:rFonts w:ascii="Segoe UI" w:hAnsi="Segoe UI"/>
-          <w:sz w:val="21"/>
-        </w:rPr>
-        <w:t xml:space="preserve">Clickable brand logo linking back to </w:t>
-      </w:r>
-      <w:r>
-        <w:rPr>
-          <w:rFonts w:ascii="Segoe UI" w:hAnsi="Segoe UI"/>
-          <w:color w:val="C2410C"/>
-          <w:sz w:val="21"/>
-        </w:rPr>
-        <w:t>../index.html</w:t>
-      </w:r>
-      <w:r>
-        <w:rPr>
-          <w:rFonts w:ascii="Segoe UI" w:hAnsi="Segoe UI"/>
-          <w:sz w:val="21"/>
-        </w:rPr>
-        <w:t>.</w:t>
-      </w:r>
-    </w:p>
-    <w:p>
-      <w:pPr>
-        <w:pStyle w:val="ListBullet"/>
-        <w:spacing w:before="20" w:after="40"/>
-      </w:pPr>
-      <w:r>
-        <w:rPr>
-          <w:rFonts w:ascii="Segoe UI" w:hAnsi="Segoe UI"/>
-          <w:sz w:val="21"/>
-        </w:rPr>
-        <w:t>Home button with both icon and text (</w:t>
-      </w:r>
-      <w:r>
-        <w:rPr>
-          <w:rFonts w:ascii="Segoe UI" w:hAnsi="Segoe UI"/>
-          <w:color w:val="C2410C"/>
-          <w:sz w:val="21"/>
-        </w:rPr>
-        <w:t>&lt;i class="fa-solid fa-arrow-left"&gt;&lt;/i&gt; Home</w:t>
-      </w:r>
-      <w:r>
-        <w:rPr>
-          <w:rFonts w:ascii="Segoe UI" w:hAnsi="Segoe UI"/>
-          <w:sz w:val="21"/>
-        </w:rPr>
-        <w:t>).</w:t>
-      </w:r>
-    </w:p>
-    <w:p>
-      <w:pPr>
-        <w:pStyle w:val="ListBullet"/>
-        <w:spacing w:before="20" w:after="40"/>
-      </w:pPr>
-      <w:r>
-        <w:rPr>
-          <w:rFonts w:ascii="Segoe UI" w:hAnsi="Segoe UI"/>
-          <w:sz w:val="21"/>
-        </w:rPr>
-        <w:t>Single contextual alternate action button ("Create Account" on Sign In; "Sign In" on Sign Up).</w:t>
+        <w:t>A specialized minimalist header utilized on Sign In and Sign Up pages. Features the clickable brand logo linking to the homepage, a dedicated "Home" button with arrow icon, and a single contextual alternative action button ("Create Account" on Sign In; "Sign In" on Sign Up).</w:t>
       </w:r>
     </w:p>
     <w:p>
@@ -5290,7 +3145,7 @@
           <w:color w:val="0B3B24"/>
           <w:sz w:val="26"/>
         </w:rPr>
-        <w:t>3. Page Hero Section (`.page-hero`)</w:t>
+        <w:t>Page Hero Component</w:t>
       </w:r>
     </w:p>
     <w:p>
@@ -5303,84 +3158,8 @@
           <w:color w:val="1E293B"/>
           <w:sz w:val="21"/>
         </w:rPr>
-        <w:t>A standardized component structure across all interior pages:</w:t>
-      </w:r>
-    </w:p>
-    <w:tbl>
-      <w:tblPr>
-        <w:tblW w:type="auto" w:w="0"/>
-        <w:jc w:val="center"/>
-        <w:tblLook w:firstColumn="1" w:firstRow="1" w:lastColumn="0" w:lastRow="0" w:noHBand="0" w:noVBand="1" w:val="04A0"/>
-      </w:tblPr>
-      <w:tblGrid>
-        <w:gridCol w:w="9360"/>
-      </w:tblGrid>
-      <w:tr>
-        <w:tc>
-          <w:tcPr>
-            <w:tcW w:type="dxa" w:w="9360"/>
-            <w:shd w:val="clear" w:color="auto" w:fill="F8FAFC"/>
-            <w:tcMar>
-              <w:top w:w="120" w:type="dxa"/>
-              <w:bottom w:w="120" w:type="dxa"/>
-              <w:left w:w="180" w:type="dxa"/>
-              <w:right w:w="180" w:type="dxa"/>
-            </w:tcMar>
-          </w:tcPr>
-          <w:p>
-            <w:pPr>
-              <w:spacing w:before="0" w:after="0" w:line="276" w:lineRule="auto"/>
-            </w:pPr>
-            <w:r>
-              <w:rPr>
-                <w:rFonts w:ascii="Consolas" w:hAnsi="Consolas"/>
-                <w:color w:val="0F172A"/>
-                <w:sz w:val="19"/>
-              </w:rPr>
-              <w:t>&lt;section class="page-hero"&gt;</w:t>
-              <w:br/>
-              <w:t xml:space="preserve">  &lt;div class="page-hero-bg" style="background-image: url('../assets/images/scenic-image.webp');"&gt;&lt;/div&gt;</w:t>
-              <w:br/>
-              <w:t xml:space="preserve">  &lt;div class="page-hero-overlay"&gt;&lt;/div&gt;</w:t>
-              <w:br/>
-              <w:t xml:space="preserve">  &lt;div class="container"&gt;</w:t>
-              <w:br/>
-              <w:t xml:space="preserve">    &lt;div class="hero-pill-badge hero-heartbeat-badge"&gt;</w:t>
-              <w:br/>
-              <w:t xml:space="preserve">      &lt;span class="heartbeat-indicator"&gt;&lt;/span&gt;</w:t>
-              <w:br/>
-              <w:t xml:space="preserve">      &lt;i class="fa-solid fa-icon-name"&gt;&lt;/i&gt;</w:t>
-              <w:br/>
-              <w:t xml:space="preserve">      &lt;span&gt;Badge Text&lt;/span&gt;</w:t>
-              <w:br/>
-              <w:t xml:space="preserve">    &lt;/div&gt;</w:t>
-              <w:br/>
-              <w:t xml:space="preserve">    &lt;h1 class="page-hero-title"&gt;Page Title &lt;span&gt;Highlighted Text&lt;/span&gt;&lt;/h1&gt;</w:t>
-              <w:br/>
-              <w:t xml:space="preserve">    &lt;p class="page-hero-desc"&gt;Descriptive lead copy.&lt;/p&gt;</w:t>
-              <w:br/>
-              <w:t xml:space="preserve">    &lt;div class="breadcrumbs"&gt;</w:t>
-              <w:br/>
-              <w:t xml:space="preserve">      &lt;a href="../index.html"&gt;&lt;i class="fa-solid fa-house"&gt;&lt;/i&gt; Home&lt;/a&gt;</w:t>
-              <w:br/>
-              <w:t xml:space="preserve">      &lt;i class="fa-solid fa-chevron-right"&gt;&lt;/i&gt;</w:t>
-              <w:br/>
-              <w:t xml:space="preserve">      &lt;span&gt;Current Page&lt;/span&gt;</w:t>
-              <w:br/>
-              <w:t xml:space="preserve">    &lt;/div&gt;</w:t>
-              <w:br/>
-              <w:t xml:space="preserve">  &lt;/div&gt;</w:t>
-              <w:br/>
-              <w:t>&lt;/section&gt;</w:t>
-            </w:r>
-          </w:p>
-        </w:tc>
-      </w:tr>
-    </w:tbl>
-    <w:p>
-      <w:pPr>
-        <w:spacing w:before="80" w:after="120"/>
-      </w:pPr>
+        <w:t>Standardized hero banner present on interior pages. Composed of an absolute-positioned background image layer running the continuous breathing pulse animation, a dark multi-stop gradient overlay for WCAG AAA contrast, a pill badge with animated status dot, a main title with warm gold accent highlights, lead description copy, and breadcrumb navigation links.</w:t>
+      </w:r>
     </w:p>
     <w:p>
       <w:pPr>
@@ -5394,7 +3173,7 @@
           <w:color w:val="0B3B24"/>
           <w:sz w:val="26"/>
         </w:rPr>
-        <w:t>4. Dashboard Shell Layout</w:t>
+        <w:t>Dashboard Shell</w:t>
       </w:r>
     </w:p>
     <w:p>
@@ -5407,88 +3186,7 @@
           <w:color w:val="1E293B"/>
           <w:sz w:val="21"/>
         </w:rPr>
-        <w:t>The dashboard interface utilizes an asynchronous, non-overlapping grid structure:</w:t>
-      </w:r>
-    </w:p>
-    <w:p>
-      <w:pPr>
-        <w:pStyle w:val="ListBullet"/>
-        <w:spacing w:before="20" w:after="40"/>
-      </w:pPr>
-      <w:r>
-        <w:rPr>
-          <w:rFonts w:ascii="Segoe UI" w:hAnsi="Segoe UI"/>
-          <w:sz w:val="21"/>
-        </w:rPr>
-      </w:r>
-      <w:r>
-        <w:rPr>
-          <w:rFonts w:ascii="Segoe UI" w:hAnsi="Segoe UI"/>
-          <w:b/>
-          <w:sz w:val="21"/>
-        </w:rPr>
-        <w:t>Collapsible Sidebar (`.dash-sidebar`)</w:t>
-      </w:r>
-      <w:r>
-        <w:rPr>
-          <w:rFonts w:ascii="Segoe UI" w:hAnsi="Segoe UI"/>
-          <w:sz w:val="21"/>
-        </w:rPr>
-        <w:t>: Contains role-specific navigation links, brand badge, and profile logout trigger.</w:t>
-      </w:r>
-    </w:p>
-    <w:p>
-      <w:pPr>
-        <w:pStyle w:val="ListBullet"/>
-        <w:spacing w:before="20" w:after="40"/>
-      </w:pPr>
-      <w:r>
-        <w:rPr>
-          <w:rFonts w:ascii="Segoe UI" w:hAnsi="Segoe UI"/>
-          <w:sz w:val="21"/>
-        </w:rPr>
-      </w:r>
-      <w:r>
-        <w:rPr>
-          <w:rFonts w:ascii="Segoe UI" w:hAnsi="Segoe UI"/>
-          <w:b/>
-          <w:sz w:val="21"/>
-        </w:rPr>
-        <w:t>Dashboard Topbar (`.dash-topbar`)</w:t>
-      </w:r>
-      <w:r>
-        <w:rPr>
-          <w:rFonts w:ascii="Segoe UI" w:hAnsi="Segoe UI"/>
-          <w:sz w:val="21"/>
-        </w:rPr>
-        <w:t>: Contains mobile toggle button, current page title, live notification bell, and user profile avatar with dynamically parsed email name.</w:t>
-      </w:r>
-    </w:p>
-    <w:p>
-      <w:pPr>
-        <w:pStyle w:val="ListBullet"/>
-        <w:spacing w:before="20" w:after="40"/>
-      </w:pPr>
-      <w:r>
-        <w:rPr>
-          <w:rFonts w:ascii="Segoe UI" w:hAnsi="Segoe UI"/>
-          <w:sz w:val="21"/>
-        </w:rPr>
-      </w:r>
-      <w:r>
-        <w:rPr>
-          <w:rFonts w:ascii="Segoe UI" w:hAnsi="Segoe UI"/>
-          <w:b/>
-          <w:sz w:val="21"/>
-        </w:rPr>
-        <w:t>Main Viewport (`.dash-content`)</w:t>
-      </w:r>
-      <w:r>
-        <w:rPr>
-          <w:rFonts w:ascii="Segoe UI" w:hAnsi="Segoe UI"/>
-          <w:sz w:val="21"/>
-        </w:rPr>
-        <w:t>: Scrolls independently without double-header jitter.</w:t>
+        <w:t>A clean dashboard layout containing an independently collapsible sidebar with role-specific menu items, a sticky topbar with notification indicators and user name extracted from the login email, and an independent content viewport preventing double-header jitter during scroll.</w:t>
       </w:r>
     </w:p>
     <w:p>
@@ -5506,144 +3204,7 @@
           <w:color w:val="0B3B24"/>
           <w:sz w:val="32"/>
         </w:rPr>
-        <w:t>8. CSS Architecture &amp; Customization</w:t>
-      </w:r>
-    </w:p>
-    <w:p>
-      <w:pPr>
-        <w:spacing w:before="40" w:after="120" w:line="283" w:lineRule="auto"/>
-      </w:pPr>
-      <w:r>
-        <w:rPr>
-          <w:rFonts w:ascii="Segoe UI" w:hAnsi="Segoe UI"/>
-          <w:color w:val="1E293B"/>
-          <w:sz w:val="21"/>
-        </w:rPr>
-        <w:t xml:space="preserve">The CSS codebase is organized into four clean, purpose-driven stylesheets inside </w:t>
-      </w:r>
-      <w:r>
-        <w:rPr>
-          <w:rFonts w:ascii="Segoe UI" w:hAnsi="Segoe UI"/>
-          <w:color w:val="1E293B"/>
-          <w:sz w:val="21"/>
-        </w:rPr>
-        <w:t>assets/css/</w:t>
-      </w:r>
-      <w:r>
-        <w:rPr>
-          <w:rFonts w:ascii="Segoe UI" w:hAnsi="Segoe UI"/>
-          <w:color w:val="1E293B"/>
-          <w:sz w:val="21"/>
-        </w:rPr>
-        <w:t>:</w:t>
-      </w:r>
-    </w:p>
-    <w:p>
-      <w:pPr>
-        <w:pStyle w:val="ListNumber"/>
-        <w:spacing w:before="20" w:after="40"/>
-      </w:pPr>
-      <w:r>
-        <w:rPr>
-          <w:rFonts w:ascii="Segoe UI" w:hAnsi="Segoe UI"/>
-          <w:sz w:val="21"/>
-        </w:rPr>
-      </w:r>
-      <w:r>
-        <w:rPr>
-          <w:rFonts w:ascii="Segoe UI" w:hAnsi="Segoe UI"/>
-          <w:color w:val="C2410C"/>
-          <w:sz w:val="21"/>
-        </w:rPr>
-        <w:t>style.css</w:t>
-      </w:r>
-      <w:r>
-        <w:rPr>
-          <w:rFonts w:ascii="Segoe UI" w:hAnsi="Segoe UI"/>
-          <w:sz w:val="21"/>
-        </w:rPr>
-        <w:t>: Core design system, CSS variables, typography, buttons, cards, forms, and layout components.</w:t>
-      </w:r>
-    </w:p>
-    <w:p>
-      <w:pPr>
-        <w:pStyle w:val="ListNumber"/>
-        <w:spacing w:before="20" w:after="40"/>
-      </w:pPr>
-      <w:r>
-        <w:rPr>
-          <w:rFonts w:ascii="Segoe UI" w:hAnsi="Segoe UI"/>
-          <w:sz w:val="21"/>
-        </w:rPr>
-      </w:r>
-      <w:r>
-        <w:rPr>
-          <w:rFonts w:ascii="Segoe UI" w:hAnsi="Segoe UI"/>
-          <w:color w:val="C2410C"/>
-          <w:sz w:val="21"/>
-        </w:rPr>
-        <w:t>responsive.css</w:t>
-      </w:r>
-      <w:r>
-        <w:rPr>
-          <w:rFonts w:ascii="Segoe UI" w:hAnsi="Segoe UI"/>
-          <w:sz w:val="21"/>
-        </w:rPr>
-        <w:t>: Breakpoint-specific media queries ensuring clean reflow across devices.</w:t>
-      </w:r>
-    </w:p>
-    <w:p>
-      <w:pPr>
-        <w:pStyle w:val="ListNumber"/>
-        <w:spacing w:before="20" w:after="40"/>
-      </w:pPr>
-      <w:r>
-        <w:rPr>
-          <w:rFonts w:ascii="Segoe UI" w:hAnsi="Segoe UI"/>
-          <w:sz w:val="21"/>
-        </w:rPr>
-      </w:r>
-      <w:r>
-        <w:rPr>
-          <w:rFonts w:ascii="Segoe UI" w:hAnsi="Segoe UI"/>
-          <w:color w:val="C2410C"/>
-          <w:sz w:val="21"/>
-        </w:rPr>
-        <w:t>animations.css</w:t>
-      </w:r>
-      <w:r>
-        <w:rPr>
-          <w:rFonts w:ascii="Segoe UI" w:hAnsi="Segoe UI"/>
-          <w:sz w:val="21"/>
-        </w:rPr>
-        <w:t>: Keyframe definitions, pulse/heartbeat breathing animations, button hover shines, and accessibility overrides.</w:t>
-      </w:r>
-    </w:p>
-    <w:p>
-      <w:pPr>
-        <w:pStyle w:val="ListNumber"/>
-        <w:spacing w:before="20" w:after="40"/>
-      </w:pPr>
-      <w:r>
-        <w:rPr>
-          <w:rFonts w:ascii="Segoe UI" w:hAnsi="Segoe UI"/>
-          <w:sz w:val="21"/>
-        </w:rPr>
-      </w:r>
-      <w:r>
-        <w:rPr>
-          <w:rFonts w:ascii="Segoe UI" w:hAnsi="Segoe UI"/>
-          <w:color w:val="C2410C"/>
-          <w:sz w:val="21"/>
-        </w:rPr>
-        <w:t>dashboard.css</w:t>
-      </w:r>
-      <w:r>
-        <w:rPr>
-          <w:rFonts w:ascii="Segoe UI" w:hAnsi="Segoe UI"/>
-          <w:sz w:val="21"/>
-        </w:rPr>
-        <w:t>: Unified dashboard component styles, KPI cards, tables, status tags, and sidebar transitions.</w:t>
+        <w:t>CSS Customization</w:t>
       </w:r>
     </w:p>
     <w:p>
@@ -5658,7 +3219,7 @@
           <w:color w:val="0B3B24"/>
           <w:sz w:val="26"/>
         </w:rPr>
-        <w:t>Design Tokens (CSS Variables)</w:t>
+        <w:t>Stylesheet Locations</w:t>
       </w:r>
     </w:p>
     <w:p>
@@ -5671,7 +3232,7 @@
           <w:color w:val="1E293B"/>
           <w:sz w:val="21"/>
         </w:rPr>
-        <w:t xml:space="preserve">Located at the root of </w:t>
+        <w:t xml:space="preserve">• Global styles, design tokens, and components: </w:t>
       </w:r>
       <w:r>
         <w:rPr>
@@ -5687,132 +3248,91 @@
           <w:color w:val="1E293B"/>
           <w:sz w:val="21"/>
         </w:rPr>
-        <w:t>:</w:t>
       </w:r>
     </w:p>
-    <w:tbl>
-      <w:tblPr>
-        <w:tblW w:type="auto" w:w="0"/>
-        <w:jc w:val="center"/>
-        <w:tblLook w:firstColumn="1" w:firstRow="1" w:lastColumn="0" w:lastRow="0" w:noHBand="0" w:noVBand="1" w:val="04A0"/>
-      </w:tblPr>
-      <w:tblGrid>
-        <w:gridCol w:w="9360"/>
-      </w:tblGrid>
-      <w:tr>
-        <w:tc>
-          <w:tcPr>
-            <w:tcW w:type="dxa" w:w="9360"/>
-            <w:shd w:val="clear" w:color="auto" w:fill="F8FAFC"/>
-            <w:tcMar>
-              <w:top w:w="120" w:type="dxa"/>
-              <w:bottom w:w="120" w:type="dxa"/>
-              <w:left w:w="180" w:type="dxa"/>
-              <w:right w:w="180" w:type="dxa"/>
-            </w:tcMar>
-          </w:tcPr>
-          <w:p>
-            <w:pPr>
-              <w:spacing w:before="0" w:after="0" w:line="276" w:lineRule="auto"/>
-            </w:pPr>
-            <w:r>
-              <w:rPr>
-                <w:rFonts w:ascii="Consolas" w:hAnsi="Consolas"/>
-                <w:color w:val="0F172A"/>
-                <w:sz w:val="19"/>
-              </w:rPr>
-              <w:t>:root {</w:t>
-              <w:br/>
-              <w:t xml:space="preserve">  /* Brand Palette */</w:t>
-              <w:br/>
-              <w:t xml:space="preserve">  --primary: #0B3B24;          /* Deep Forest Pine */</w:t>
-              <w:br/>
-              <w:t xml:space="preserve">  --primary-light: #165335;    /* Light Pine */</w:t>
-              <w:br/>
-              <w:t xml:space="preserve">  --primary-dark: #072718;     /* Midnight Pine */</w:t>
-              <w:br/>
-              <w:t xml:space="preserve">  --secondary: #E08538;        /* Warm Sunset Amber */</w:t>
-              <w:br/>
-              <w:t xml:space="preserve">  --secondary-hover: #C97227;  /* Dark Amber */</w:t>
-              <w:br/>
-              <w:t xml:space="preserve">  --accent: #FBBF24;           /* Radiant Sun Gold */</w:t>
-              <w:br/>
-              <w:t xml:space="preserve">  </w:t>
-              <w:br/>
-              <w:t xml:space="preserve">  /* Neutral Palette */</w:t>
-              <w:br/>
-              <w:t xml:space="preserve">  --dark: #0A1C14;             /* Obsidian Dark */</w:t>
-              <w:br/>
-              <w:t xml:space="preserve">  --dark-soft: #142E22;        /* Dark Surface */</w:t>
-              <w:br/>
-              <w:t xml:space="preserve">  --light: #F8FAFC;            /* Clean Off-White */</w:t>
-              <w:br/>
-              <w:t xml:space="preserve">  --bg-subtle: #F1F5F9;        /* Subtle Grey Background */</w:t>
-              <w:br/>
-              <w:t xml:space="preserve">  --border: #E2E8F0;           /* Default Border */</w:t>
-              <w:br/>
-              <w:t xml:space="preserve">  --border-dark: #1E4535;      /* Dark Mode Border */</w:t>
-              <w:br/>
-              <w:t xml:space="preserve">  --text-muted: #64748B;       /* Secondary Text */</w:t>
-              <w:br/>
-              <w:t xml:space="preserve">  </w:t>
-              <w:br/>
-              <w:t xml:space="preserve">  /* Status Colors */</w:t>
-              <w:br/>
-              <w:t xml:space="preserve">  --success: #10B981;          /* Emerald Success */</w:t>
-              <w:br/>
-              <w:t xml:space="preserve">  --warning: #F59E0B;          /* Amber Warning */</w:t>
-              <w:br/>
-              <w:t xml:space="preserve">  --error: #EF4444;            /* Red Error */</w:t>
-              <w:br/>
-              <w:t xml:space="preserve">  --info: #3B82F6;             /* Blue Info */</w:t>
-              <w:br/>
-              <w:t xml:space="preserve">  </w:t>
-              <w:br/>
-              <w:t xml:space="preserve">  /* Typography */</w:t>
-              <w:br/>
-              <w:t xml:space="preserve">  --font-main: 'Plus Jakarta Sans', system-ui, -apple-system, sans-serif;</w:t>
-              <w:br/>
-              <w:t xml:space="preserve">  </w:t>
-              <w:br/>
-              <w:t xml:space="preserve">  /* Shadows &amp; Elevation */</w:t>
-              <w:br/>
-              <w:t xml:space="preserve">  --shadow-sm: 0 1px 3px rgba(0, 0, 0, 0.08);</w:t>
-              <w:br/>
-              <w:t xml:space="preserve">  --shadow-md: 0 4px 12px rgba(0, 0, 0, 0.10);</w:t>
-              <w:br/>
-              <w:t xml:space="preserve">  --shadow-lg: 0 10px 28px rgba(0, 0, 0, 0.14);</w:t>
-              <w:br/>
-              <w:t xml:space="preserve">  </w:t>
-              <w:br/>
-              <w:t xml:space="preserve">  /* Border Radii */</w:t>
-              <w:br/>
-              <w:t xml:space="preserve">  --radius-sm: 6px;</w:t>
-              <w:br/>
-              <w:t xml:space="preserve">  --radius-md: 10px;</w:t>
-              <w:br/>
-              <w:t xml:space="preserve">  --radius-lg: 16px;</w:t>
-              <w:br/>
-              <w:t xml:space="preserve">  --radius-full: 9999px;</w:t>
-              <w:br/>
-              <w:t xml:space="preserve">  </w:t>
-              <w:br/>
-              <w:t xml:space="preserve">  /* Transitions */</w:t>
-              <w:br/>
-              <w:t xml:space="preserve">  --transition-fast: 0.18s ease;</w:t>
-              <w:br/>
-              <w:t xml:space="preserve">  --transition-normal: 0.28s cubic-bezier(0.16, 1, 0.3, 1);</w:t>
-              <w:br/>
-              <w:t>}</w:t>
-            </w:r>
-          </w:p>
-        </w:tc>
-      </w:tr>
-    </w:tbl>
     <w:p>
       <w:pPr>
-        <w:spacing w:before="80" w:after="120"/>
-      </w:pPr>
+        <w:spacing w:before="40" w:after="120" w:line="283" w:lineRule="auto"/>
+      </w:pPr>
+      <w:r>
+        <w:rPr>
+          <w:rFonts w:ascii="Segoe UI" w:hAnsi="Segoe UI"/>
+          <w:color w:val="1E293B"/>
+          <w:sz w:val="21"/>
+        </w:rPr>
+        <w:t xml:space="preserve">• Responsive breakpoints and device layout: </w:t>
+      </w:r>
+      <w:r>
+        <w:rPr>
+          <w:rFonts w:ascii="Segoe UI" w:hAnsi="Segoe UI"/>
+          <w:color w:val="1E293B"/>
+          <w:sz w:val="21"/>
+        </w:rPr>
+        <w:t>assets/css/responsive.css</w:t>
+      </w:r>
+      <w:r>
+        <w:rPr>
+          <w:rFonts w:ascii="Segoe UI" w:hAnsi="Segoe UI"/>
+          <w:color w:val="1E293B"/>
+          <w:sz w:val="21"/>
+        </w:rPr>
+      </w:r>
+    </w:p>
+    <w:p>
+      <w:pPr>
+        <w:spacing w:before="40" w:after="120" w:line="283" w:lineRule="auto"/>
+      </w:pPr>
+      <w:r>
+        <w:rPr>
+          <w:rFonts w:ascii="Segoe UI" w:hAnsi="Segoe UI"/>
+          <w:color w:val="1E293B"/>
+          <w:sz w:val="21"/>
+        </w:rPr>
+        <w:t xml:space="preserve">• Keyframe animations, pulse effects, and reduced motion: </w:t>
+      </w:r>
+      <w:r>
+        <w:rPr>
+          <w:rFonts w:ascii="Segoe UI" w:hAnsi="Segoe UI"/>
+          <w:color w:val="1E293B"/>
+          <w:sz w:val="21"/>
+        </w:rPr>
+        <w:t>assets/css/animations.css</w:t>
+      </w:r>
+      <w:r>
+        <w:rPr>
+          <w:rFonts w:ascii="Segoe UI" w:hAnsi="Segoe UI"/>
+          <w:color w:val="1E293B"/>
+          <w:sz w:val="21"/>
+        </w:rPr>
+      </w:r>
+    </w:p>
+    <w:p>
+      <w:pPr>
+        <w:spacing w:before="40" w:after="120" w:line="283" w:lineRule="auto"/>
+      </w:pPr>
+      <w:r>
+        <w:rPr>
+          <w:rFonts w:ascii="Segoe UI" w:hAnsi="Segoe UI"/>
+          <w:color w:val="1E293B"/>
+          <w:sz w:val="21"/>
+        </w:rPr>
+        <w:t xml:space="preserve">• Unified dashboard layout and table formatting: </w:t>
+      </w:r>
+      <w:r>
+        <w:rPr>
+          <w:rFonts w:ascii="Segoe UI" w:hAnsi="Segoe UI"/>
+          <w:color w:val="1E293B"/>
+          <w:sz w:val="21"/>
+        </w:rPr>
+        <w:t>assets/css/dashboard.css</w:t>
+      </w:r>
+      <w:r>
+        <w:rPr>
+          <w:rFonts w:ascii="Segoe UI" w:hAnsi="Segoe UI"/>
+          <w:color w:val="1E293B"/>
+          <w:sz w:val="21"/>
+        </w:rPr>
+      </w:r>
     </w:p>
     <w:p>
       <w:pPr>
@@ -5826,7 +3346,7 @@
           <w:color w:val="0B3B24"/>
           <w:sz w:val="26"/>
         </w:rPr>
-        <w:t>Customizing Styles</w:t>
+        <w:t>Customizable Design Elements</w:t>
       </w:r>
     </w:p>
     <w:p>
@@ -5839,15 +3359,29 @@
           <w:color w:val="1E293B"/>
           <w:sz w:val="21"/>
         </w:rPr>
-        <w:t xml:space="preserve">Developers can easily adjust the site's branding by editing </w:t>
-      </w:r>
+        <w:t>You can easily adjust the look and feel of the website by modifying the design tokens defined at the top of the global stylesheet:</w:t>
+      </w:r>
+    </w:p>
+    <w:p>
+      <w:pPr>
+        <w:spacing w:before="40" w:after="120" w:line="283" w:lineRule="auto"/>
+      </w:pPr>
       <w:r>
         <w:rPr>
           <w:rFonts w:ascii="Segoe UI" w:hAnsi="Segoe UI"/>
           <w:color w:val="1E293B"/>
           <w:sz w:val="21"/>
         </w:rPr>
-        <w:t>:root</w:t>
+        <w:t xml:space="preserve">• </w:t>
+      </w:r>
+      <w:r>
+        <w:rPr>
+          <w:rFonts w:ascii="Segoe UI" w:hAnsi="Segoe UI"/>
+          <w:b/>
+          <w:color w:val="1E293B"/>
+          <w:sz w:val="21"/>
+        </w:rPr>
+        <w:t>Brand Colors</w:t>
       </w:r>
       <w:r>
         <w:rPr>
@@ -5855,235 +3389,157 @@
           <w:color w:val="1E293B"/>
           <w:sz w:val="21"/>
         </w:rPr>
-        <w:t xml:space="preserve"> variables:</w:t>
+        <w:t>: Primary deep forest pine, secondary sunset amber, accent gold, and neutral slate tones</w:t>
       </w:r>
     </w:p>
     <w:p>
       <w:pPr>
-        <w:pStyle w:val="ListBullet"/>
-        <w:spacing w:before="20" w:after="40"/>
+        <w:spacing w:before="40" w:after="120" w:line="283" w:lineRule="auto"/>
       </w:pPr>
       <w:r>
         <w:rPr>
           <w:rFonts w:ascii="Segoe UI" w:hAnsi="Segoe UI"/>
+          <w:color w:val="1E293B"/>
           <w:sz w:val="21"/>
         </w:rPr>
+        <w:t xml:space="preserve">• </w:t>
       </w:r>
       <w:r>
         <w:rPr>
           <w:rFonts w:ascii="Segoe UI" w:hAnsi="Segoe UI"/>
           <w:b/>
+          <w:color w:val="1E293B"/>
           <w:sz w:val="21"/>
         </w:rPr>
-        <w:t>Change Primary Brand Color</w:t>
+        <w:t>Typography</w:t>
       </w:r>
       <w:r>
         <w:rPr>
           <w:rFonts w:ascii="Segoe UI" w:hAnsi="Segoe UI"/>
+          <w:color w:val="1E293B"/>
           <w:sz w:val="21"/>
         </w:rPr>
-        <w:t xml:space="preserve">: Modify </w:t>
-      </w:r>
-      <w:r>
-        <w:rPr>
-          <w:rFonts w:ascii="Segoe UI" w:hAnsi="Segoe UI"/>
-          <w:color w:val="C2410C"/>
-          <w:sz w:val="21"/>
-        </w:rPr>
-        <w:t>--primary</w:t>
-      </w:r>
-      <w:r>
-        <w:rPr>
-          <w:rFonts w:ascii="Segoe UI" w:hAnsi="Segoe UI"/>
-          <w:sz w:val="21"/>
-        </w:rPr>
-        <w:t xml:space="preserve"> and </w:t>
-      </w:r>
-      <w:r>
-        <w:rPr>
-          <w:rFonts w:ascii="Segoe UI" w:hAnsi="Segoe UI"/>
-          <w:color w:val="C2410C"/>
-          <w:sz w:val="21"/>
-        </w:rPr>
-        <w:t>--primary-light</w:t>
-      </w:r>
-      <w:r>
-        <w:rPr>
-          <w:rFonts w:ascii="Segoe UI" w:hAnsi="Segoe UI"/>
-          <w:sz w:val="21"/>
-        </w:rPr>
-        <w:t>.</w:t>
+        <w:t>: Font family, base font sizes, line heights, and heading weights</w:t>
       </w:r>
     </w:p>
     <w:p>
       <w:pPr>
-        <w:pStyle w:val="ListBullet"/>
-        <w:spacing w:before="20" w:after="40"/>
+        <w:spacing w:before="40" w:after="120" w:line="283" w:lineRule="auto"/>
       </w:pPr>
       <w:r>
         <w:rPr>
           <w:rFonts w:ascii="Segoe UI" w:hAnsi="Segoe UI"/>
+          <w:color w:val="1E293B"/>
           <w:sz w:val="21"/>
         </w:rPr>
+        <w:t xml:space="preserve">• </w:t>
       </w:r>
       <w:r>
         <w:rPr>
           <w:rFonts w:ascii="Segoe UI" w:hAnsi="Segoe UI"/>
           <w:b/>
+          <w:color w:val="1E293B"/>
           <w:sz w:val="21"/>
         </w:rPr>
-        <w:t>Change Button &amp; CTA Accent Color</w:t>
+        <w:t>Layout Spacing</w:t>
       </w:r>
       <w:r>
         <w:rPr>
           <w:rFonts w:ascii="Segoe UI" w:hAnsi="Segoe UI"/>
+          <w:color w:val="1E293B"/>
           <w:sz w:val="21"/>
         </w:rPr>
-        <w:t xml:space="preserve">: Modify </w:t>
-      </w:r>
-      <w:r>
-        <w:rPr>
-          <w:rFonts w:ascii="Segoe UI" w:hAnsi="Segoe UI"/>
-          <w:color w:val="C2410C"/>
-          <w:sz w:val="21"/>
-        </w:rPr>
-        <w:t>--secondary</w:t>
-      </w:r>
-      <w:r>
-        <w:rPr>
-          <w:rFonts w:ascii="Segoe UI" w:hAnsi="Segoe UI"/>
-          <w:sz w:val="21"/>
-        </w:rPr>
-        <w:t xml:space="preserve"> and </w:t>
-      </w:r>
-      <w:r>
-        <w:rPr>
-          <w:rFonts w:ascii="Segoe UI" w:hAnsi="Segoe UI"/>
-          <w:color w:val="C2410C"/>
-          <w:sz w:val="21"/>
-        </w:rPr>
-        <w:t>--secondary-hover</w:t>
-      </w:r>
-      <w:r>
-        <w:rPr>
-          <w:rFonts w:ascii="Segoe UI" w:hAnsi="Segoe UI"/>
-          <w:sz w:val="21"/>
-        </w:rPr>
-        <w:t>.</w:t>
+        <w:t>: Section paddings, container max-widths, and grid gap intervals</w:t>
       </w:r>
     </w:p>
     <w:p>
       <w:pPr>
-        <w:pStyle w:val="ListBullet"/>
-        <w:spacing w:before="20" w:after="40"/>
+        <w:spacing w:before="40" w:after="120" w:line="283" w:lineRule="auto"/>
       </w:pPr>
       <w:r>
         <w:rPr>
           <w:rFonts w:ascii="Segoe UI" w:hAnsi="Segoe UI"/>
+          <w:color w:val="1E293B"/>
           <w:sz w:val="21"/>
         </w:rPr>
+        <w:t xml:space="preserve">• </w:t>
       </w:r>
       <w:r>
         <w:rPr>
           <w:rFonts w:ascii="Segoe UI" w:hAnsi="Segoe UI"/>
           <w:b/>
+          <w:color w:val="1E293B"/>
           <w:sz w:val="21"/>
         </w:rPr>
-        <w:t>Change Typography</w:t>
+        <w:t>Buttons &amp; Tags</w:t>
       </w:r>
       <w:r>
         <w:rPr>
           <w:rFonts w:ascii="Segoe UI" w:hAnsi="Segoe UI"/>
+          <w:color w:val="1E293B"/>
           <w:sz w:val="21"/>
         </w:rPr>
-        <w:t xml:space="preserve">: Update </w:t>
-      </w:r>
-      <w:r>
-        <w:rPr>
-          <w:rFonts w:ascii="Segoe UI" w:hAnsi="Segoe UI"/>
-          <w:color w:val="C2410C"/>
-          <w:sz w:val="21"/>
-        </w:rPr>
-        <w:t>--font-main</w:t>
-      </w:r>
-      <w:r>
-        <w:rPr>
-          <w:rFonts w:ascii="Segoe UI" w:hAnsi="Segoe UI"/>
-          <w:sz w:val="21"/>
-        </w:rPr>
-        <w:t xml:space="preserve"> with any Google Font or system font stack.</w:t>
+        <w:t>: Border radii, hover transforms, button sizes, and badge backgrounds</w:t>
       </w:r>
     </w:p>
     <w:p>
       <w:pPr>
-        <w:pStyle w:val="ListBullet"/>
-        <w:spacing w:before="20" w:after="40"/>
+        <w:spacing w:before="40" w:after="120" w:line="283" w:lineRule="auto"/>
       </w:pPr>
       <w:r>
         <w:rPr>
           <w:rFonts w:ascii="Segoe UI" w:hAnsi="Segoe UI"/>
+          <w:color w:val="1E293B"/>
           <w:sz w:val="21"/>
         </w:rPr>
+        <w:t xml:space="preserve">• </w:t>
       </w:r>
       <w:r>
         <w:rPr>
           <w:rFonts w:ascii="Segoe UI" w:hAnsi="Segoe UI"/>
           <w:b/>
+          <w:color w:val="1E293B"/>
           <w:sz w:val="21"/>
         </w:rPr>
-        <w:t>Adjust Hero Image Opacity</w:t>
+        <w:t>Hero Overlay Opacity</w:t>
       </w:r>
       <w:r>
         <w:rPr>
           <w:rFonts w:ascii="Segoe UI" w:hAnsi="Segoe UI"/>
+          <w:color w:val="1E293B"/>
           <w:sz w:val="21"/>
         </w:rPr>
-        <w:t xml:space="preserve">: Tune the alpha stops in </w:t>
-      </w:r>
+        <w:t>: Dark gradient overlay density to fine-tune background image visibility</w:t>
+      </w:r>
+    </w:p>
+    <w:p>
+      <w:pPr>
+        <w:spacing w:before="40" w:after="120" w:line="283" w:lineRule="auto"/>
+      </w:pPr>
       <w:r>
         <w:rPr>
           <w:rFonts w:ascii="Segoe UI" w:hAnsi="Segoe UI"/>
-          <w:color w:val="C2410C"/>
+          <w:color w:val="1E293B"/>
           <w:sz w:val="21"/>
         </w:rPr>
-        <w:t>.hero-overlay</w:t>
+        <w:t xml:space="preserve">• </w:t>
       </w:r>
       <w:r>
         <w:rPr>
           <w:rFonts w:ascii="Segoe UI" w:hAnsi="Segoe UI"/>
+          <w:b/>
+          <w:color w:val="1E293B"/>
           <w:sz w:val="21"/>
         </w:rPr>
-        <w:t xml:space="preserve"> and </w:t>
+        <w:t>Responsive Breakpoints</w:t>
       </w:r>
       <w:r>
         <w:rPr>
           <w:rFonts w:ascii="Segoe UI" w:hAnsi="Segoe UI"/>
-          <w:color w:val="C2410C"/>
+          <w:color w:val="1E293B"/>
           <w:sz w:val="21"/>
         </w:rPr>
-        <w:t>.page-hero-overlay</w:t>
-      </w:r>
-      <w:r>
-        <w:rPr>
-          <w:rFonts w:ascii="Segoe UI" w:hAnsi="Segoe UI"/>
-          <w:sz w:val="21"/>
-        </w:rPr>
-        <w:t xml:space="preserve"> in </w:t>
-      </w:r>
-      <w:r>
-        <w:rPr>
-          <w:rFonts w:ascii="Segoe UI" w:hAnsi="Segoe UI"/>
-          <w:color w:val="C2410C"/>
-          <w:sz w:val="21"/>
-        </w:rPr>
-        <w:t>assets/css/style.css</w:t>
-      </w:r>
-      <w:r>
-        <w:rPr>
-          <w:rFonts w:ascii="Segoe UI" w:hAnsi="Segoe UI"/>
-          <w:sz w:val="21"/>
-        </w:rPr>
-        <w:t>.</w:t>
+        <w:t>: Media query thresholds for tablets and mobile devices</w:t>
       </w:r>
     </w:p>
     <w:p>
@@ -6101,7 +3557,7 @@
           <w:color w:val="0B3B24"/>
           <w:sz w:val="32"/>
         </w:rPr>
-        <w:t>9. JavaScript Architecture &amp; Files</w:t>
+        <w:t>JavaScript Files</w:t>
       </w:r>
     </w:p>
     <w:p>
@@ -6114,7 +3570,7 @@
           <w:color w:val="1E293B"/>
           <w:sz w:val="21"/>
         </w:rPr>
-        <w:t xml:space="preserve">All client-side scripts are located in </w:t>
+        <w:t xml:space="preserve">All scripts are located in </w:t>
       </w:r>
       <w:r>
         <w:rPr>
@@ -6130,7 +3586,7 @@
           <w:color w:val="1E293B"/>
           <w:sz w:val="21"/>
         </w:rPr>
-        <w:t xml:space="preserve"> and written in modular Vanilla ES6+:</w:t>
+        <w:t xml:space="preserve"> and operate using vanilla ES6+ without external library dependencies:</w:t>
       </w:r>
     </w:p>
     <w:tbl>
@@ -6193,7 +3649,7 @@
                 <w:color w:val="FFFFFF"/>
                 <w:sz w:val="20"/>
               </w:rPr>
-              <w:t>Primary Responsibilities</w:t>
+              <w:t>Responsibility</w:t>
             </w:r>
           </w:p>
         </w:tc>
@@ -6245,7 +3701,7 @@
                 <w:color w:val="1E293B"/>
                 <w:sz w:val="19"/>
               </w:rPr>
-              <w:t>Mobile drawer toggle, sticky header glass effect on scroll, active navigation item highlighting, dynamic time-of-day explorer greeting, search bar query filtering, and smooth scroll anchors.</w:t>
+              <w:t>Mobile navigation drawer open/close, sticky header scroll observer, active navigation highlighting, dynamic time-of-day greeting ("Good morning/afternoon/evening, Explorer!"), search bar filtering, and smooth scroll handling</w:t>
             </w:r>
           </w:p>
         </w:tc>
@@ -6297,7 +3753,7 @@
                 <w:color w:val="1E293B"/>
                 <w:sz w:val="19"/>
               </w:rPr>
-              <w:t>Sign In and Sign Up form handling, live email regex validation, password strength scoring algorithm, password visibility toggles, session token simulation, and role dispatching.</w:t>
+              <w:t>Client-side login and registration form validation, email pattern checks, dynamic password strength meter calculation, password visibility toggle, and role-based redirect dispatcher</w:t>
             </w:r>
           </w:p>
         </w:tc>
@@ -6349,7 +3805,7 @@
                 <w:color w:val="1E293B"/>
                 <w:sz w:val="19"/>
               </w:rPr>
-              <w:t>Responsive sidebar collapse/expand, dynamic user name extraction from login email, role switching simulation, interactive tables, tab switching, and safe logout handling.</w:t>
+              <w:t>Collapsible sidebar toggle (desktop and mobile drawer), dynamic user name extraction and formatting from login email, interactive table search/filtering, tab switching, and logout handling</w:t>
             </w:r>
           </w:p>
         </w:tc>
@@ -6401,7 +3857,7 @@
                 <w:color w:val="1E293B"/>
                 <w:sz w:val="19"/>
               </w:rPr>
-              <w:t>AOS (Animate On Scroll) configuration, lazy-loading intersection observers, scroll progress indicator, and reduced-motion event listeners.</w:t>
+              <w:t>AOS animation initialization, scroll progress bar indicator, and accessibility reduced-motion event listeners</w:t>
             </w:r>
           </w:p>
         </w:tc>
@@ -6415,6 +3871,24 @@
     <w:p>
       <w:pPr>
         <w:keepNext/>
+        <w:spacing w:before="400" w:after="120"/>
+        <w:pBdr>
+          <w:bottom w:val="single" w:sz="12" w:space="4" w:color="1B4D3E"/>
+        </w:pBdr>
+      </w:pPr>
+      <w:r>
+        <w:rPr>
+          <w:rFonts w:ascii="Segoe UI Semibold" w:hAnsi="Segoe UI Semibold"/>
+          <w:b/>
+          <w:color w:val="0B3B24"/>
+          <w:sz w:val="32"/>
+        </w:rPr>
+        <w:t>Image Replacement Guide</w:t>
+      </w:r>
+    </w:p>
+    <w:p>
+      <w:pPr>
+        <w:keepNext/>
         <w:spacing w:before="280" w:after="80"/>
       </w:pPr>
       <w:r>
@@ -6424,7 +3898,7 @@
           <w:color w:val="0B3B24"/>
           <w:sz w:val="26"/>
         </w:rPr>
-        <w:t>Dynamic User Name Extraction Example (`dashboard.js`)</w:t>
+        <w:t>Replace Brand Logo</w:t>
       </w:r>
     </w:p>
     <w:p>
@@ -6437,15 +3911,20 @@
           <w:color w:val="1E293B"/>
           <w:sz w:val="21"/>
         </w:rPr>
-        <w:t xml:space="preserve">When users sign in with any email (e.g., </w:t>
-      </w:r>
+        <w:t>The primary brand logo files are located at:</w:t>
+      </w:r>
+    </w:p>
+    <w:p>
+      <w:pPr>
+        <w:spacing w:before="40" w:after="120" w:line="283" w:lineRule="auto"/>
+      </w:pPr>
       <w:r>
         <w:rPr>
           <w:rFonts w:ascii="Segoe UI" w:hAnsi="Segoe UI"/>
           <w:color w:val="1E293B"/>
           <w:sz w:val="21"/>
         </w:rPr>
-        <w:t>alex.sterling@example.com</w:t>
+        <w:t xml:space="preserve">• </w:t>
       </w:r>
       <w:r>
         <w:rPr>
@@ -6453,104 +3932,28 @@
           <w:color w:val="1E293B"/>
           <w:sz w:val="21"/>
         </w:rPr>
-        <w:t>), the script extracts and formats their name cleanly:</w:t>
-      </w:r>
-    </w:p>
-    <w:tbl>
-      <w:tblPr>
-        <w:tblW w:type="auto" w:w="0"/>
-        <w:jc w:val="center"/>
-        <w:tblLook w:firstColumn="1" w:firstRow="1" w:lastColumn="0" w:lastRow="0" w:noHBand="0" w:noVBand="1" w:val="04A0"/>
-      </w:tblPr>
-      <w:tblGrid>
-        <w:gridCol w:w="9360"/>
-      </w:tblGrid>
-      <w:tr>
-        <w:tc>
-          <w:tcPr>
-            <w:tcW w:type="dxa" w:w="9360"/>
-            <w:shd w:val="clear" w:color="auto" w:fill="F8FAFC"/>
-            <w:tcMar>
-              <w:top w:w="120" w:type="dxa"/>
-              <w:bottom w:w="120" w:type="dxa"/>
-              <w:left w:w="180" w:type="dxa"/>
-              <w:right w:w="180" w:type="dxa"/>
-            </w:tcMar>
-          </w:tcPr>
-          <w:p>
-            <w:pPr>
-              <w:spacing w:before="0" w:after="0" w:line="276" w:lineRule="auto"/>
-            </w:pPr>
-            <w:r>
-              <w:rPr>
-                <w:rFonts w:ascii="Consolas" w:hAnsi="Consolas"/>
-                <w:color w:val="0F172A"/>
-                <w:sz w:val="19"/>
-              </w:rPr>
-              <w:t>function resolveDisplayName(email) {</w:t>
-              <w:br/>
-              <w:t xml:space="preserve">  if (!email || !email.includes('@')) return 'Alex Sterling';</w:t>
-              <w:br/>
-              <w:t xml:space="preserve">  const localPart = email.split('@')[0];</w:t>
-              <w:br/>
-              <w:t xml:space="preserve">  return localPart</w:t>
-              <w:br/>
-              <w:t xml:space="preserve">    .replace(/[._-]+/g, ' ')</w:t>
-              <w:br/>
-              <w:t xml:space="preserve">    .split(' ')</w:t>
-              <w:br/>
-              <w:t xml:space="preserve">    .map(word =&gt; word.charAt(0).toUpperCase() + word.slice(1))</w:t>
-              <w:br/>
-              <w:t xml:space="preserve">    .join(' ');</w:t>
-              <w:br/>
-              <w:t>}</w:t>
-            </w:r>
-          </w:p>
-        </w:tc>
-      </w:tr>
-    </w:tbl>
-    <w:p>
-      <w:pPr>
-        <w:spacing w:before="80" w:after="120"/>
-      </w:pPr>
-    </w:p>
-    <w:p>
-      <w:pPr>
-        <w:keepNext/>
-        <w:spacing w:before="400" w:after="120"/>
-        <w:pBdr>
-          <w:bottom w:val="single" w:sz="12" w:space="4" w:color="1B4D3E"/>
-        </w:pBdr>
-      </w:pPr>
-      <w:r>
-        <w:rPr>
-          <w:rFonts w:ascii="Segoe UI Semibold" w:hAnsi="Segoe UI Semibold"/>
-          <w:b/>
-          <w:color w:val="0B3B24"/>
-          <w:sz w:val="32"/>
-        </w:rPr>
-        <w:t>10. Image Asset Management &amp; Replacement Guide</w:t>
-      </w:r>
-    </w:p>
-    <w:p>
-      <w:pPr>
-        <w:spacing w:before="40" w:after="120" w:line="283" w:lineRule="auto"/>
-      </w:pPr>
+        <w:t>assets/images/logoStackly.webp</w:t>
+      </w:r>
       <w:r>
         <w:rPr>
           <w:rFonts w:ascii="Segoe UI" w:hAnsi="Segoe UI"/>
           <w:color w:val="1E293B"/>
           <w:sz w:val="21"/>
         </w:rPr>
-        <w:t xml:space="preserve">All images are optimized and placed under </w:t>
-      </w:r>
+        <w:t xml:space="preserve"> (Primary WebP logo)</w:t>
+      </w:r>
+    </w:p>
+    <w:p>
+      <w:pPr>
+        <w:spacing w:before="40" w:after="120" w:line="283" w:lineRule="auto"/>
+      </w:pPr>
       <w:r>
         <w:rPr>
           <w:rFonts w:ascii="Segoe UI" w:hAnsi="Segoe UI"/>
           <w:color w:val="1E293B"/>
           <w:sz w:val="21"/>
         </w:rPr>
-        <w:t>assets/images/</w:t>
+        <w:t xml:space="preserve">• </w:t>
       </w:r>
       <w:r>
         <w:rPr>
@@ -6558,7 +3961,73 @@
           <w:color w:val="1E293B"/>
           <w:sz w:val="21"/>
         </w:rPr>
-        <w:t>.</w:t>
+        <w:t>assets/images/logo.svg</w:t>
+      </w:r>
+      <w:r>
+        <w:rPr>
+          <w:rFonts w:ascii="Segoe UI" w:hAnsi="Segoe UI"/>
+          <w:color w:val="1E293B"/>
+          <w:sz w:val="21"/>
+        </w:rPr>
+        <w:t xml:space="preserve"> (Primary vector SVG)</w:t>
+      </w:r>
+    </w:p>
+    <w:p>
+      <w:pPr>
+        <w:spacing w:before="40" w:after="120" w:line="283" w:lineRule="auto"/>
+      </w:pPr>
+      <w:r>
+        <w:rPr>
+          <w:rFonts w:ascii="Segoe UI" w:hAnsi="Segoe UI"/>
+          <w:color w:val="1E293B"/>
+          <w:sz w:val="21"/>
+        </w:rPr>
+        <w:t xml:space="preserve">• </w:t>
+      </w:r>
+      <w:r>
+        <w:rPr>
+          <w:rFonts w:ascii="Segoe UI" w:hAnsi="Segoe UI"/>
+          <w:color w:val="1E293B"/>
+          <w:sz w:val="21"/>
+        </w:rPr>
+        <w:t>assets/images/logo-white.svg</w:t>
+      </w:r>
+      <w:r>
+        <w:rPr>
+          <w:rFonts w:ascii="Segoe UI" w:hAnsi="Segoe UI"/>
+          <w:color w:val="1E293B"/>
+          <w:sz w:val="21"/>
+        </w:rPr>
+        <w:t xml:space="preserve"> (Monochrome white SVG)</w:t>
+      </w:r>
+    </w:p>
+    <w:p>
+      <w:pPr>
+        <w:spacing w:before="40" w:after="120" w:line="283" w:lineRule="auto"/>
+      </w:pPr>
+      <w:r>
+        <w:rPr>
+          <w:rFonts w:ascii="Segoe UI" w:hAnsi="Segoe UI"/>
+          <w:color w:val="1E293B"/>
+          <w:sz w:val="21"/>
+        </w:rPr>
+        <w:t xml:space="preserve">To update the logo, replace these files with your brand artwork using the same file names, or update the </w:t>
+      </w:r>
+      <w:r>
+        <w:rPr>
+          <w:rFonts w:ascii="Segoe UI" w:hAnsi="Segoe UI"/>
+          <w:color w:val="1E293B"/>
+          <w:sz w:val="21"/>
+        </w:rPr>
+        <w:t>src</w:t>
+      </w:r>
+      <w:r>
+        <w:rPr>
+          <w:rFonts w:ascii="Segoe UI" w:hAnsi="Segoe UI"/>
+          <w:color w:val="1E293B"/>
+          <w:sz w:val="21"/>
+        </w:rPr>
+        <w:t xml:space="preserve"> references within the HTML headers. Recommended height is 36px to 48px.</w:t>
       </w:r>
     </w:p>
     <w:p>
@@ -6573,121 +4042,7 @@
           <w:color w:val="0B3B24"/>
           <w:sz w:val="26"/>
         </w:rPr>
-        <w:t>Replacing the Brand Logo</w:t>
-      </w:r>
-    </w:p>
-    <w:p>
-      <w:pPr>
-        <w:pStyle w:val="ListBullet"/>
-        <w:spacing w:before="20" w:after="40"/>
-      </w:pPr>
-      <w:r>
-        <w:rPr>
-          <w:rFonts w:ascii="Segoe UI" w:hAnsi="Segoe UI"/>
-          <w:sz w:val="21"/>
-        </w:rPr>
-        <w:t xml:space="preserve">File location: </w:t>
-      </w:r>
-      <w:r>
-        <w:rPr>
-          <w:rFonts w:ascii="Segoe UI" w:hAnsi="Segoe UI"/>
-          <w:color w:val="C2410C"/>
-          <w:sz w:val="21"/>
-        </w:rPr>
-        <w:t>assets/images/logoStackly.webp</w:t>
-      </w:r>
-      <w:r>
-        <w:rPr>
-          <w:rFonts w:ascii="Segoe UI" w:hAnsi="Segoe UI"/>
-          <w:sz w:val="21"/>
-        </w:rPr>
-        <w:t xml:space="preserve"> and </w:t>
-      </w:r>
-      <w:r>
-        <w:rPr>
-          <w:rFonts w:ascii="Segoe UI" w:hAnsi="Segoe UI"/>
-          <w:color w:val="C2410C"/>
-          <w:sz w:val="21"/>
-        </w:rPr>
-        <w:t>assets/images/logo.svg</w:t>
-      </w:r>
-      <w:r>
-        <w:rPr>
-          <w:rFonts w:ascii="Segoe UI" w:hAnsi="Segoe UI"/>
-          <w:sz w:val="21"/>
-        </w:rPr>
-        <w:t>.</w:t>
-      </w:r>
-    </w:p>
-    <w:p>
-      <w:pPr>
-        <w:pStyle w:val="ListBullet"/>
-        <w:spacing w:before="20" w:after="40"/>
-      </w:pPr>
-      <w:r>
-        <w:rPr>
-          <w:rFonts w:ascii="Segoe UI" w:hAnsi="Segoe UI"/>
-          <w:sz w:val="21"/>
-        </w:rPr>
-        <w:t xml:space="preserve">Recommended dimensions: </w:t>
-      </w:r>
-      <w:r>
-        <w:rPr>
-          <w:rFonts w:ascii="Segoe UI" w:hAnsi="Segoe UI"/>
-          <w:b/>
-          <w:sz w:val="21"/>
-        </w:rPr>
-        <w:t>200px × 48px</w:t>
-      </w:r>
-      <w:r>
-        <w:rPr>
-          <w:rFonts w:ascii="Segoe UI" w:hAnsi="Segoe UI"/>
-          <w:sz w:val="21"/>
-        </w:rPr>
-        <w:t xml:space="preserve"> (SVG or WebP format with transparent background).</w:t>
-      </w:r>
-    </w:p>
-    <w:p>
-      <w:pPr>
-        <w:pStyle w:val="ListBullet"/>
-        <w:spacing w:before="20" w:after="40"/>
-      </w:pPr>
-      <w:r>
-        <w:rPr>
-          <w:rFonts w:ascii="Segoe UI" w:hAnsi="Segoe UI"/>
-          <w:sz w:val="21"/>
-        </w:rPr>
-        <w:t xml:space="preserve">Update the </w:t>
-      </w:r>
-      <w:r>
-        <w:rPr>
-          <w:rFonts w:ascii="Segoe UI" w:hAnsi="Segoe UI"/>
-          <w:color w:val="C2410C"/>
-          <w:sz w:val="21"/>
-        </w:rPr>
-        <w:t>src</w:t>
-      </w:r>
-      <w:r>
-        <w:rPr>
-          <w:rFonts w:ascii="Segoe UI" w:hAnsi="Segoe UI"/>
-          <w:sz w:val="21"/>
-        </w:rPr>
-        <w:t xml:space="preserve"> attribute in HTML or keep the same file name to automatically replace it site-wide.</w:t>
-      </w:r>
-    </w:p>
-    <w:p>
-      <w:pPr>
-        <w:keepNext/>
-        <w:spacing w:before="280" w:after="80"/>
-      </w:pPr>
-      <w:r>
-        <w:rPr>
-          <w:rFonts w:ascii="Segoe UI Semibold" w:hAnsi="Segoe UI Semibold"/>
-          <w:b/>
-          <w:color w:val="0B3B24"/>
-          <w:sz w:val="26"/>
-        </w:rPr>
-        <w:t>Scenic Hero Images &amp; Unique Themes Mapping</w:t>
+        <w:t>Replace Hero &amp; Section Images</w:t>
       </w:r>
     </w:p>
     <w:p>
@@ -6700,7 +4055,23 @@
           <w:color w:val="1E293B"/>
           <w:sz w:val="21"/>
         </w:rPr>
-        <w:t>To maintain visual diversity and avoid theme repetition, each page is assigned a dedicated scenic image:</w:t>
+        <w:t xml:space="preserve">Hero images are organized inside </w:t>
+      </w:r>
+      <w:r>
+        <w:rPr>
+          <w:rFonts w:ascii="Segoe UI" w:hAnsi="Segoe UI"/>
+          <w:color w:val="1E293B"/>
+          <w:sz w:val="21"/>
+        </w:rPr>
+        <w:t>assets/images/</w:t>
+      </w:r>
+      <w:r>
+        <w:rPr>
+          <w:rFonts w:ascii="Segoe UI" w:hAnsi="Segoe UI"/>
+          <w:color w:val="1E293B"/>
+          <w:sz w:val="21"/>
+        </w:rPr>
+        <w:t>. Each page features a dedicated, unique scenic destination to maintain visual diversity:</w:t>
       </w:r>
     </w:p>
     <w:tbl>
@@ -6764,7 +4135,7 @@
                 <w:color w:val="FFFFFF"/>
                 <w:sz w:val="20"/>
               </w:rPr>
-              <w:t>Image Path</w:t>
+              <w:t>File Name</w:t>
             </w:r>
           </w:p>
         </w:tc>
@@ -6790,7 +4161,7 @@
                 <w:color w:val="FFFFFF"/>
                 <w:sz w:val="20"/>
               </w:rPr>
-              <w:t>Theme Description</w:t>
+              <w:t>Destination Theme</w:t>
             </w:r>
           </w:p>
         </w:tc>
@@ -6817,7 +4188,7 @@
                 <w:color w:val="1E293B"/>
                 <w:sz w:val="19"/>
               </w:rPr>
-              <w:t>index.html</w:t>
+              <w:t>Homepage</w:t>
             </w:r>
           </w:p>
         </w:tc>
@@ -6842,7 +4213,7 @@
                 <w:color w:val="1E293B"/>
                 <w:sz w:val="19"/>
               </w:rPr>
-              <w:t>assets/images/machu-picchu-citadel.webp</w:t>
+              <w:t>machu-picchu-citadel.webp</w:t>
             </w:r>
           </w:p>
         </w:tc>
@@ -6867,7 +4238,7 @@
                 <w:color w:val="1E293B"/>
                 <w:sz w:val="19"/>
               </w:rPr>
-              <w:t>Ancient Lost Citadel in Andes Mountains</w:t>
+              <w:t>Ancient Lost Citadel &amp; Mountain Sanctuary</w:t>
             </w:r>
           </w:p>
         </w:tc>
@@ -6894,7 +4265,7 @@
                 <w:color w:val="1E293B"/>
                 <w:sz w:val="19"/>
               </w:rPr>
-              <w:t>pages/about.html</w:t>
+              <w:t>About Us</w:t>
             </w:r>
           </w:p>
         </w:tc>
@@ -6919,7 +4290,7 @@
                 <w:color w:val="1E293B"/>
                 <w:sz w:val="19"/>
               </w:rPr>
-              <w:t>assets/images/london-heritage-bigben.webp</w:t>
+              <w:t>london-heritage-bigben.webp</w:t>
             </w:r>
           </w:p>
         </w:tc>
@@ -6971,7 +4342,7 @@
                 <w:color w:val="1E293B"/>
                 <w:sz w:val="19"/>
               </w:rPr>
-              <w:t>pages/tours.html</w:t>
+              <w:t>Tours Directory</w:t>
             </w:r>
           </w:p>
         </w:tc>
@@ -6996,7 +4367,7 @@
                 <w:color w:val="1E293B"/>
                 <w:sz w:val="19"/>
               </w:rPr>
-              <w:t>assets/images/caribbean-st-lucia-pitons.webp</w:t>
+              <w:t>caribbean-st-lucia-pitons.webp</w:t>
             </w:r>
           </w:p>
         </w:tc>
@@ -7021,7 +4392,7 @@
                 <w:color w:val="1E293B"/>
                 <w:sz w:val="19"/>
               </w:rPr>
-              <w:t>Caribbean Cruise Port &amp; Island Archipelago</w:t>
+              <w:t>Caribbean Island Cruise Port &amp; Archipelago</w:t>
             </w:r>
           </w:p>
         </w:tc>
@@ -7048,7 +4419,7 @@
                 <w:color w:val="1E293B"/>
                 <w:sz w:val="19"/>
               </w:rPr>
-              <w:t>pages/alpine.html</w:t>
+              <w:t>Alpine Escapes</w:t>
             </w:r>
           </w:p>
         </w:tc>
@@ -7073,7 +4444,7 @@
                 <w:color w:val="1E293B"/>
                 <w:sz w:val="19"/>
               </w:rPr>
-              <w:t>assets/images/swiss-alps-matterhorn.webp</w:t>
+              <w:t>swiss-alps-matterhorn.webp</w:t>
             </w:r>
           </w:p>
         </w:tc>
@@ -7125,7 +4496,7 @@
                 <w:color w:val="1E293B"/>
                 <w:sz w:val="19"/>
               </w:rPr>
-              <w:t>pages/marine.html</w:t>
+              <w:t>Marine Escapes</w:t>
             </w:r>
           </w:p>
         </w:tc>
@@ -7150,7 +4521,7 @@
                 <w:color w:val="1E293B"/>
                 <w:sz w:val="19"/>
               </w:rPr>
-              <w:t>assets/images/maldives-overwater-villas.webp</w:t>
+              <w:t>maldives-overwater-villas.webp</w:t>
             </w:r>
           </w:p>
         </w:tc>
@@ -7202,7 +4573,7 @@
                 <w:color w:val="1E293B"/>
                 <w:sz w:val="19"/>
               </w:rPr>
-              <w:t>pages/safaris.html</w:t>
+              <w:t>Wildlife Safaris</w:t>
             </w:r>
           </w:p>
         </w:tc>
@@ -7227,7 +4598,7 @@
                 <w:color w:val="1E293B"/>
                 <w:sz w:val="19"/>
               </w:rPr>
-              <w:t>assets/images/serengeti-safari-savannah.webp</w:t>
+              <w:t>serengeti-safari-savannah.webp</w:t>
             </w:r>
           </w:p>
         </w:tc>
@@ -7279,7 +4650,7 @@
                 <w:color w:val="1E293B"/>
                 <w:sz w:val="19"/>
               </w:rPr>
-              <w:t>pages/cultural.html</w:t>
+              <w:t>Cultural Journeys</w:t>
             </w:r>
           </w:p>
         </w:tc>
@@ -7304,7 +4675,7 @@
                 <w:color w:val="1E293B"/>
                 <w:sz w:val="19"/>
               </w:rPr>
-              <w:t>assets/images/kyoto-historic-shrine.webp</w:t>
+              <w:t>kyoto-historic-shrine.webp</w:t>
             </w:r>
           </w:p>
         </w:tc>
@@ -7356,7 +4727,7 @@
                 <w:color w:val="1E293B"/>
                 <w:sz w:val="19"/>
               </w:rPr>
-              <w:t>pages/pricing.html</w:t>
+              <w:t>Pricing &amp; Packages</w:t>
             </w:r>
           </w:p>
         </w:tc>
@@ -7381,7 +4752,7 @@
                 <w:color w:val="1E293B"/>
                 <w:sz w:val="19"/>
               </w:rPr>
-              <w:t>assets/images/santorini-greece-oia.webp</w:t>
+              <w:t>santorini-greece-oia.webp</w:t>
             </w:r>
           </w:p>
         </w:tc>
@@ -7433,7 +4804,7 @@
                 <w:color w:val="1E293B"/>
                 <w:sz w:val="19"/>
               </w:rPr>
-              <w:t>pages/contact.html</w:t>
+              <w:t>Contact Us</w:t>
             </w:r>
           </w:p>
         </w:tc>
@@ -7458,7 +4829,7 @@
                 <w:color w:val="1E293B"/>
                 <w:sz w:val="19"/>
               </w:rPr>
-              <w:t>assets/images/paris-louvre-eiffel.webp</w:t>
+              <w:t>paris-louvre-eiffel.webp</w:t>
             </w:r>
           </w:p>
         </w:tc>
@@ -7483,7 +4854,7 @@
                 <w:color w:val="1E293B"/>
                 <w:sz w:val="19"/>
               </w:rPr>
-              <w:t>Paris Eiffel Tower &amp; Seine River at Dusk</w:t>
+              <w:t>Paris Eiffel Tower &amp; Seine River</w:t>
             </w:r>
           </w:p>
         </w:tc>
@@ -7510,7 +4881,7 @@
                 <w:color w:val="1E293B"/>
                 <w:sz w:val="19"/>
               </w:rPr>
-              <w:t>pages/sign-in.html</w:t>
+              <w:t>Sign In</w:t>
             </w:r>
           </w:p>
         </w:tc>
@@ -7535,7 +4906,7 @@
                 <w:color w:val="1E293B"/>
                 <w:sz w:val="19"/>
               </w:rPr>
-              <w:t>assets/images/cairo-giza-pyramids.webp</w:t>
+              <w:t>cairo-giza-pyramids.webp</w:t>
             </w:r>
           </w:p>
         </w:tc>
@@ -7587,7 +4958,7 @@
                 <w:color w:val="1E293B"/>
                 <w:sz w:val="19"/>
               </w:rPr>
-              <w:t>pages/sign-up.html</w:t>
+              <w:t>Sign Up</w:t>
             </w:r>
           </w:p>
         </w:tc>
@@ -7612,7 +4983,7 @@
                 <w:color w:val="1E293B"/>
                 <w:sz w:val="19"/>
               </w:rPr>
-              <w:t>assets/images/tropical-beach-coastline.webp</w:t>
+              <w:t>tropical-beach-coastline.webp</w:t>
             </w:r>
           </w:p>
         </w:tc>
@@ -7637,7 +5008,7 @@
                 <w:color w:val="1E293B"/>
                 <w:sz w:val="19"/>
               </w:rPr>
-              <w:t>Golden Sunset Shoreline &amp; Ocean Waves</w:t>
+              <w:t>Golden Sunset Shoreline &amp; Ocean Beach</w:t>
             </w:r>
           </w:p>
         </w:tc>
@@ -7658,104 +5029,7 @@
           <w:color w:val="1E293B"/>
           <w:sz w:val="21"/>
         </w:rPr>
-      </w:r>
-      <w:r>
-        <w:rPr>
-          <w:rFonts w:ascii="Segoe UI" w:hAnsi="Segoe UI"/>
-          <w:b/>
-          <w:color w:val="1E293B"/>
-          <w:sz w:val="21"/>
-        </w:rPr>
-        <w:t>Recommended Replacement Specifications</w:t>
-      </w:r>
-      <w:r>
-        <w:rPr>
-          <w:rFonts w:ascii="Segoe UI" w:hAnsi="Segoe UI"/>
-          <w:color w:val="1E293B"/>
-          <w:sz w:val="21"/>
-        </w:rPr>
-        <w:t>:</w:t>
-      </w:r>
-    </w:p>
-    <w:p>
-      <w:pPr>
-        <w:pStyle w:val="ListBullet"/>
-        <w:spacing w:before="20" w:after="40"/>
-      </w:pPr>
-      <w:r>
-        <w:rPr>
-          <w:rFonts w:ascii="Segoe UI" w:hAnsi="Segoe UI"/>
-          <w:sz w:val="21"/>
-        </w:rPr>
-      </w:r>
-      <w:r>
-        <w:rPr>
-          <w:rFonts w:ascii="Segoe UI" w:hAnsi="Segoe UI"/>
-          <w:b/>
-          <w:sz w:val="21"/>
-        </w:rPr>
-        <w:t>Format</w:t>
-      </w:r>
-      <w:r>
-        <w:rPr>
-          <w:rFonts w:ascii="Segoe UI" w:hAnsi="Segoe UI"/>
-          <w:sz w:val="21"/>
-        </w:rPr>
-        <w:t>: Modern WebP (or optimized JPEG).</w:t>
-      </w:r>
-    </w:p>
-    <w:p>
-      <w:pPr>
-        <w:pStyle w:val="ListBullet"/>
-        <w:spacing w:before="20" w:after="40"/>
-      </w:pPr>
-      <w:r>
-        <w:rPr>
-          <w:rFonts w:ascii="Segoe UI" w:hAnsi="Segoe UI"/>
-          <w:sz w:val="21"/>
-        </w:rPr>
-      </w:r>
-      <w:r>
-        <w:rPr>
-          <w:rFonts w:ascii="Segoe UI" w:hAnsi="Segoe UI"/>
-          <w:b/>
-          <w:sz w:val="21"/>
-        </w:rPr>
-        <w:t>Dimensions</w:t>
-      </w:r>
-      <w:r>
-        <w:rPr>
-          <w:rFonts w:ascii="Segoe UI" w:hAnsi="Segoe UI"/>
-          <w:sz w:val="21"/>
-        </w:rPr>
-        <w:t>: 1920px × 1080px (Hero banners) or 1200px × 800px (Cards).</w:t>
-      </w:r>
-    </w:p>
-    <w:p>
-      <w:pPr>
-        <w:pStyle w:val="ListBullet"/>
-        <w:spacing w:before="20" w:after="40"/>
-      </w:pPr>
-      <w:r>
-        <w:rPr>
-          <w:rFonts w:ascii="Segoe UI" w:hAnsi="Segoe UI"/>
-          <w:sz w:val="21"/>
-        </w:rPr>
-      </w:r>
-      <w:r>
-        <w:rPr>
-          <w:rFonts w:ascii="Segoe UI" w:hAnsi="Segoe UI"/>
-          <w:b/>
-          <w:sz w:val="21"/>
-        </w:rPr>
-        <w:t>Compression</w:t>
-      </w:r>
-      <w:r>
-        <w:rPr>
-          <w:rFonts w:ascii="Segoe UI" w:hAnsi="Segoe UI"/>
-          <w:sz w:val="21"/>
-        </w:rPr>
-        <w:t>: 80–85% quality to keep file size under 100 KB.</w:t>
+        <w:t>When replacing images, maintain a 16:9 or 3:2 landscape aspect ratio (recommended 1920 × 1080 pixels) and compress them in modern WebP format for fast load speeds.</w:t>
       </w:r>
     </w:p>
     <w:p>
@@ -7773,7 +5047,7 @@
           <w:color w:val="0B3B24"/>
           <w:sz w:val="32"/>
         </w:rPr>
-        <w:t>11. Responsive Breakpoints &amp; Browser Compatibility</w:t>
+        <w:t>Fonts &amp; Icons</w:t>
       </w:r>
     </w:p>
     <w:p>
@@ -7788,72 +5062,38 @@
           <w:color w:val="0B3B24"/>
           <w:sz w:val="26"/>
         </w:rPr>
-        <w:t>Responsive Breakpoints (`responsive.css`)</w:t>
+        <w:t>Typography</w:t>
       </w:r>
     </w:p>
-    <w:tbl>
-      <w:tblPr>
-        <w:tblW w:type="auto" w:w="0"/>
-        <w:jc w:val="center"/>
-        <w:tblLook w:firstColumn="1" w:firstRow="1" w:lastColumn="0" w:lastRow="0" w:noHBand="0" w:noVBand="1" w:val="04A0"/>
-      </w:tblPr>
-      <w:tblGrid>
-        <w:gridCol w:w="9360"/>
-      </w:tblGrid>
-      <w:tr>
-        <w:tc>
-          <w:tcPr>
-            <w:tcW w:type="dxa" w:w="9360"/>
-            <w:shd w:val="clear" w:color="auto" w:fill="F8FAFC"/>
-            <w:tcMar>
-              <w:top w:w="120" w:type="dxa"/>
-              <w:bottom w:w="120" w:type="dxa"/>
-              <w:left w:w="180" w:type="dxa"/>
-              <w:right w:w="180" w:type="dxa"/>
-            </w:tcMar>
-          </w:tcPr>
-          <w:p>
-            <w:pPr>
-              <w:spacing w:before="0" w:after="0" w:line="276" w:lineRule="auto"/>
-            </w:pPr>
-            <w:r>
-              <w:rPr>
-                <w:rFonts w:ascii="Consolas" w:hAnsi="Consolas"/>
-                <w:color w:val="0F172A"/>
-                <w:sz w:val="19"/>
-              </w:rPr>
-              <w:t>/* Ultra-Wide Displays */</w:t>
-              <w:br/>
-              <w:t>@media (min-width: 1400px) { ... }</w:t>
-              <w:br/>
-              <w:br/>
-              <w:t>/* Standard Desktops &amp; Laptops */</w:t>
-              <w:br/>
-              <w:t>@media (min-width: 992px) and (max-width: 1199px) { ... }</w:t>
-              <w:br/>
-              <w:br/>
-              <w:t>/* Tablets &amp; Small Laptops */</w:t>
-              <w:br/>
-              <w:t>@media (min-width: 768px) and (max-width: 991px) { ... }</w:t>
-              <w:br/>
-              <w:br/>
-              <w:t>/* Mobile Devices */</w:t>
-              <w:br/>
-              <w:t>@media (max-width: 767px) { ... }</w:t>
-              <w:br/>
-              <w:br/>
-              <w:t>/* Small Mobile Screens */</w:t>
-              <w:br/>
-              <w:t>@media (max-width: 480px) { ... }</w:t>
-            </w:r>
-          </w:p>
-        </w:tc>
-      </w:tr>
-    </w:tbl>
     <w:p>
       <w:pPr>
-        <w:spacing w:before="80" w:after="120"/>
-      </w:pPr>
+        <w:spacing w:before="40" w:after="120" w:line="283" w:lineRule="auto"/>
+      </w:pPr>
+      <w:r>
+        <w:rPr>
+          <w:rFonts w:ascii="Segoe UI" w:hAnsi="Segoe UI"/>
+          <w:color w:val="1E293B"/>
+          <w:sz w:val="21"/>
+        </w:rPr>
+        <w:t xml:space="preserve">The template uses the </w:t>
+      </w:r>
+      <w:r>
+        <w:rPr>
+          <w:rFonts w:ascii="Segoe UI" w:hAnsi="Segoe UI"/>
+          <w:b/>
+          <w:color w:val="1E293B"/>
+          <w:sz w:val="21"/>
+        </w:rPr>
+        <w:t>Plus Jakarta Sans</w:t>
+      </w:r>
+      <w:r>
+        <w:rPr>
+          <w:rFonts w:ascii="Segoe UI" w:hAnsi="Segoe UI"/>
+          <w:color w:val="1E293B"/>
+          <w:sz w:val="21"/>
+        </w:rPr>
+        <w:t xml:space="preserve"> font family loaded via Google Fonts CDN, providing clean readability across both high-density digital displays and mobile viewports.</w:t>
+      </w:r>
     </w:p>
     <w:p>
       <w:pPr>
@@ -7867,7 +5107,7 @@
           <w:color w:val="0B3B24"/>
           <w:sz w:val="26"/>
         </w:rPr>
-        <w:t>Browser Compatibility</w:t>
+        <w:t>Font Awesome Icons</w:t>
       </w:r>
     </w:p>
     <w:p>
@@ -7880,142 +5120,55 @@
           <w:color w:val="1E293B"/>
           <w:sz w:val="21"/>
         </w:rPr>
-        <w:t>The template has been tested across all modern Evergreen browsers:</w:t>
-      </w:r>
-    </w:p>
-    <w:p>
-      <w:pPr>
-        <w:pStyle w:val="ListBullet"/>
-        <w:spacing w:before="20" w:after="40"/>
-      </w:pPr>
+        <w:t xml:space="preserve">All UI, navigation, and feature icons are powered by Font Awesome 6.5.1 loaded via CDN. Icon classes can be updated directly within HTML markup by referencing official icon names (e.g., </w:t>
+      </w:r>
       <w:r>
         <w:rPr>
           <w:rFonts w:ascii="Segoe UI" w:hAnsi="Segoe UI"/>
+          <w:color w:val="1E293B"/>
           <w:sz w:val="21"/>
         </w:rPr>
+        <w:t>fa-compass</w:t>
       </w:r>
       <w:r>
         <w:rPr>
           <w:rFonts w:ascii="Segoe UI" w:hAnsi="Segoe UI"/>
-          <w:b/>
+          <w:color w:val="1E293B"/>
           <w:sz w:val="21"/>
         </w:rPr>
-        <w:t>Google Chrome</w:t>
+        <w:t xml:space="preserve">, </w:t>
       </w:r>
       <w:r>
         <w:rPr>
           <w:rFonts w:ascii="Segoe UI" w:hAnsi="Segoe UI"/>
+          <w:color w:val="1E293B"/>
           <w:sz w:val="21"/>
         </w:rPr>
-        <w:t>: Version 100+</w:t>
-      </w:r>
-    </w:p>
-    <w:p>
-      <w:pPr>
-        <w:pStyle w:val="ListBullet"/>
-        <w:spacing w:before="20" w:after="40"/>
-      </w:pPr>
+        <w:t>fa-plane</w:t>
+      </w:r>
       <w:r>
         <w:rPr>
           <w:rFonts w:ascii="Segoe UI" w:hAnsi="Segoe UI"/>
+          <w:color w:val="1E293B"/>
           <w:sz w:val="21"/>
         </w:rPr>
+        <w:t xml:space="preserve">, </w:t>
       </w:r>
       <w:r>
         <w:rPr>
           <w:rFonts w:ascii="Segoe UI" w:hAnsi="Segoe UI"/>
-          <w:b/>
+          <w:color w:val="1E293B"/>
           <w:sz w:val="21"/>
         </w:rPr>
-        <w:t>Mozilla Firefox</w:t>
+        <w:t>fa-shield-heart</w:t>
       </w:r>
       <w:r>
         <w:rPr>
           <w:rFonts w:ascii="Segoe UI" w:hAnsi="Segoe UI"/>
+          <w:color w:val="1E293B"/>
           <w:sz w:val="21"/>
         </w:rPr>
-        <w:t>: Version 100+</w:t>
-      </w:r>
-    </w:p>
-    <w:p>
-      <w:pPr>
-        <w:pStyle w:val="ListBullet"/>
-        <w:spacing w:before="20" w:after="40"/>
-      </w:pPr>
-      <w:r>
-        <w:rPr>
-          <w:rFonts w:ascii="Segoe UI" w:hAnsi="Segoe UI"/>
-          <w:sz w:val="21"/>
-        </w:rPr>
-      </w:r>
-      <w:r>
-        <w:rPr>
-          <w:rFonts w:ascii="Segoe UI" w:hAnsi="Segoe UI"/>
-          <w:b/>
-          <w:sz w:val="21"/>
-        </w:rPr>
-        <w:t>Microsoft Edge</w:t>
-      </w:r>
-      <w:r>
-        <w:rPr>
-          <w:rFonts w:ascii="Segoe UI" w:hAnsi="Segoe UI"/>
-          <w:sz w:val="21"/>
-        </w:rPr>
-        <w:t>: Version 100+</w:t>
-      </w:r>
-    </w:p>
-    <w:p>
-      <w:pPr>
-        <w:pStyle w:val="ListBullet"/>
-        <w:spacing w:before="20" w:after="40"/>
-      </w:pPr>
-      <w:r>
-        <w:rPr>
-          <w:rFonts w:ascii="Segoe UI" w:hAnsi="Segoe UI"/>
-          <w:sz w:val="21"/>
-        </w:rPr>
-      </w:r>
-      <w:r>
-        <w:rPr>
-          <w:rFonts w:ascii="Segoe UI" w:hAnsi="Segoe UI"/>
-          <w:b/>
-          <w:sz w:val="21"/>
-        </w:rPr>
-        <w:t>Apple Safari</w:t>
-      </w:r>
-      <w:r>
-        <w:rPr>
-          <w:rFonts w:ascii="Segoe UI" w:hAnsi="Segoe UI"/>
-          <w:sz w:val="21"/>
-        </w:rPr>
-        <w:t>: Version 15+ (macOS &amp; iOS)</w:t>
-      </w:r>
-    </w:p>
-    <w:p>
-      <w:pPr>
-        <w:pStyle w:val="ListBullet"/>
-        <w:spacing w:before="20" w:after="40"/>
-      </w:pPr>
-      <w:r>
-        <w:rPr>
-          <w:rFonts w:ascii="Segoe UI" w:hAnsi="Segoe UI"/>
-          <w:sz w:val="21"/>
-        </w:rPr>
-      </w:r>
-      <w:r>
-        <w:rPr>
-          <w:rFonts w:ascii="Segoe UI" w:hAnsi="Segoe UI"/>
-          <w:b/>
-          <w:sz w:val="21"/>
-        </w:rPr>
-        <w:t>Opera</w:t>
-      </w:r>
-      <w:r>
-        <w:rPr>
-          <w:rFonts w:ascii="Segoe UI" w:hAnsi="Segoe UI"/>
-          <w:sz w:val="21"/>
-        </w:rPr>
-        <w:t>: Version 85+</w:t>
+        <w:t>).</w:t>
       </w:r>
     </w:p>
     <w:p>
@@ -8033,7 +5186,7 @@
           <w:color w:val="0B3B24"/>
           <w:sz w:val="32"/>
         </w:rPr>
-        <w:t>12. Backend Integration Guides</w:t>
+        <w:t>Responsive Design</w:t>
       </w:r>
     </w:p>
     <w:p>
@@ -8046,22 +5199,7 @@
           <w:color w:val="1E293B"/>
           <w:sz w:val="21"/>
         </w:rPr>
-        <w:t>The template is fully wired for front-end presentation and client-side simulation. Follow the guides below to connect it to a production backend.</w:t>
-      </w:r>
-    </w:p>
-    <w:p>
-      <w:pPr>
-        <w:keepNext/>
-        <w:spacing w:before="280" w:after="80"/>
-      </w:pPr>
-      <w:r>
-        <w:rPr>
-          <w:rFonts w:ascii="Segoe UI Semibold" w:hAnsi="Segoe UI Semibold"/>
-          <w:b/>
-          <w:color w:val="0B3B24"/>
-          <w:sz w:val="26"/>
-        </w:rPr>
-        <w:t>1. Booking &amp; Tour Inquiry Integration</w:t>
+        <w:t>The template is fully responsive and supports all screen sizes:</w:t>
       </w:r>
     </w:p>
     <w:p>
@@ -8074,7 +5212,16 @@
           <w:color w:val="1E293B"/>
           <w:sz w:val="21"/>
         </w:rPr>
-        <w:t>The search bar (</w:t>
+        <w:t xml:space="preserve">• </w:t>
+      </w:r>
+      <w:r>
+        <w:rPr>
+          <w:rFonts w:ascii="Segoe UI" w:hAnsi="Segoe UI"/>
+          <w:b/>
+          <w:color w:val="1E293B"/>
+          <w:sz w:val="21"/>
+        </w:rPr>
+        <w:t>Ultra-Wide Screens &amp; Desktops</w:t>
       </w:r>
       <w:r>
         <w:rPr>
@@ -8082,109 +5229,59 @@
           <w:color w:val="1E293B"/>
           <w:sz w:val="21"/>
         </w:rPr>
-        <w:t>#tourSearchForm</w:t>
-      </w:r>
+        <w:t xml:space="preserve"> (1400px and above)</w:t>
+      </w:r>
+    </w:p>
+    <w:p>
+      <w:pPr>
+        <w:spacing w:before="40" w:after="120" w:line="283" w:lineRule="auto"/>
+      </w:pPr>
       <w:r>
         <w:rPr>
           <w:rFonts w:ascii="Segoe UI" w:hAnsi="Segoe UI"/>
           <w:color w:val="1E293B"/>
           <w:sz w:val="21"/>
         </w:rPr>
-        <w:t>) and tour booking buttons can be connected to any RESTful or GraphQL API:</w:t>
-      </w:r>
-    </w:p>
-    <w:tbl>
-      <w:tblPr>
-        <w:tblW w:type="auto" w:w="0"/>
-        <w:jc w:val="center"/>
-        <w:tblLook w:firstColumn="1" w:firstRow="1" w:lastColumn="0" w:lastRow="0" w:noHBand="0" w:noVBand="1" w:val="04A0"/>
-      </w:tblPr>
-      <w:tblGrid>
-        <w:gridCol w:w="9360"/>
-      </w:tblGrid>
-      <w:tr>
-        <w:tc>
-          <w:tcPr>
-            <w:tcW w:type="dxa" w:w="9360"/>
-            <w:shd w:val="clear" w:color="auto" w:fill="F8FAFC"/>
-            <w:tcMar>
-              <w:top w:w="120" w:type="dxa"/>
-              <w:bottom w:w="120" w:type="dxa"/>
-              <w:left w:w="180" w:type="dxa"/>
-              <w:right w:w="180" w:type="dxa"/>
-            </w:tcMar>
-          </w:tcPr>
-          <w:p>
-            <w:pPr>
-              <w:spacing w:before="0" w:after="0" w:line="276" w:lineRule="auto"/>
-            </w:pPr>
-            <w:r>
-              <w:rPr>
-                <w:rFonts w:ascii="Consolas" w:hAnsi="Consolas"/>
-                <w:color w:val="0F172A"/>
-                <w:sz w:val="19"/>
-              </w:rPr>
-              <w:t>// Example Node.js / Express fetch submission</w:t>
-              <w:br/>
-              <w:t>async function submitBookingInquiry(formData) {</w:t>
-              <w:br/>
-              <w:t xml:space="preserve">  const response = await fetch('/api/v1/bookings', {</w:t>
-              <w:br/>
-              <w:t xml:space="preserve">    method: 'POST',</w:t>
-              <w:br/>
-              <w:t xml:space="preserve">    headers: { 'Content-Type': 'application/json' },</w:t>
-              <w:br/>
-              <w:t xml:space="preserve">    body: JSON.stringify(formData)</w:t>
-              <w:br/>
-              <w:t xml:space="preserve">  });</w:t>
-              <w:br/>
-              <w:t xml:space="preserve">  return await response.json();</w:t>
-              <w:br/>
-              <w:t>}</w:t>
-            </w:r>
-          </w:p>
-        </w:tc>
-      </w:tr>
-    </w:tbl>
-    <w:p>
-      <w:pPr>
-        <w:spacing w:before="80" w:after="120"/>
-      </w:pPr>
-    </w:p>
-    <w:p>
-      <w:pPr>
-        <w:keepNext/>
-        <w:spacing w:before="280" w:after="80"/>
-      </w:pPr>
-      <w:r>
-        <w:rPr>
-          <w:rFonts w:ascii="Segoe UI Semibold" w:hAnsi="Segoe UI Semibold"/>
+        <w:t xml:space="preserve">• </w:t>
+      </w:r>
+      <w:r>
+        <w:rPr>
+          <w:rFonts w:ascii="Segoe UI" w:hAnsi="Segoe UI"/>
           <w:b/>
-          <w:color w:val="0B3B24"/>
-          <w:sz w:val="26"/>
-        </w:rPr>
-        <w:t>2. Contact Form &amp; 24/7 Dispatch Desk Integration</w:t>
-      </w:r>
-    </w:p>
-    <w:p>
-      <w:pPr>
-        <w:spacing w:before="40" w:after="120" w:line="283" w:lineRule="auto"/>
-      </w:pPr>
+          <w:color w:val="1E293B"/>
+          <w:sz w:val="21"/>
+        </w:rPr>
+        <w:t>Standard Desktops &amp; Laptops</w:t>
+      </w:r>
       <w:r>
         <w:rPr>
           <w:rFonts w:ascii="Segoe UI" w:hAnsi="Segoe UI"/>
           <w:color w:val="1E293B"/>
           <w:sz w:val="21"/>
         </w:rPr>
-        <w:t xml:space="preserve">The contact form on </w:t>
-      </w:r>
+        <w:t xml:space="preserve"> (992px to 1199px)</w:t>
+      </w:r>
+    </w:p>
+    <w:p>
+      <w:pPr>
+        <w:spacing w:before="40" w:after="120" w:line="283" w:lineRule="auto"/>
+      </w:pPr>
       <w:r>
         <w:rPr>
           <w:rFonts w:ascii="Segoe UI" w:hAnsi="Segoe UI"/>
           <w:color w:val="1E293B"/>
           <w:sz w:val="21"/>
         </w:rPr>
-        <w:t>pages/contact.html</w:t>
+        <w:t xml:space="preserve">• </w:t>
+      </w:r>
+      <w:r>
+        <w:rPr>
+          <w:rFonts w:ascii="Segoe UI" w:hAnsi="Segoe UI"/>
+          <w:b/>
+          <w:color w:val="1E293B"/>
+          <w:sz w:val="21"/>
+        </w:rPr>
+        <w:t>Tablets &amp; Small Laptops</w:t>
       </w:r>
       <w:r>
         <w:rPr>
@@ -8192,163 +5289,7 @@
           <w:color w:val="1E293B"/>
           <w:sz w:val="21"/>
         </w:rPr>
-        <w:t xml:space="preserve"> contains fields for Full Name, Email, Phone, Destination, Group Size, and Message. To connect:</w:t>
-      </w:r>
-    </w:p>
-    <w:p>
-      <w:pPr>
-        <w:pStyle w:val="ListBullet"/>
-        <w:spacing w:before="20" w:after="40"/>
-      </w:pPr>
-      <w:r>
-        <w:rPr>
-          <w:rFonts w:ascii="Segoe UI" w:hAnsi="Segoe UI"/>
-          <w:sz w:val="21"/>
-        </w:rPr>
-      </w:r>
-      <w:r>
-        <w:rPr>
-          <w:rFonts w:ascii="Segoe UI" w:hAnsi="Segoe UI"/>
-          <w:b/>
-          <w:sz w:val="21"/>
-        </w:rPr>
-        <w:t>PHP Mailer / Laravel</w:t>
-      </w:r>
-      <w:r>
-        <w:rPr>
-          <w:rFonts w:ascii="Segoe UI" w:hAnsi="Segoe UI"/>
-          <w:sz w:val="21"/>
-        </w:rPr>
-        <w:t xml:space="preserve">: Point </w:t>
-      </w:r>
-      <w:r>
-        <w:rPr>
-          <w:rFonts w:ascii="Segoe UI" w:hAnsi="Segoe UI"/>
-          <w:color w:val="C2410C"/>
-          <w:sz w:val="21"/>
-        </w:rPr>
-        <w:t>action="/api/contact"</w:t>
-      </w:r>
-      <w:r>
-        <w:rPr>
-          <w:rFonts w:ascii="Segoe UI" w:hAnsi="Segoe UI"/>
-          <w:sz w:val="21"/>
-        </w:rPr>
-        <w:t xml:space="preserve"> with </w:t>
-      </w:r>
-      <w:r>
-        <w:rPr>
-          <w:rFonts w:ascii="Segoe UI" w:hAnsi="Segoe UI"/>
-          <w:color w:val="C2410C"/>
-          <w:sz w:val="21"/>
-        </w:rPr>
-        <w:t>method="POST"</w:t>
-      </w:r>
-      <w:r>
-        <w:rPr>
-          <w:rFonts w:ascii="Segoe UI" w:hAnsi="Segoe UI"/>
-          <w:sz w:val="21"/>
-        </w:rPr>
-        <w:t>.</w:t>
-      </w:r>
-    </w:p>
-    <w:p>
-      <w:pPr>
-        <w:pStyle w:val="ListBullet"/>
-        <w:spacing w:before="20" w:after="40"/>
-      </w:pPr>
-      <w:r>
-        <w:rPr>
-          <w:rFonts w:ascii="Segoe UI" w:hAnsi="Segoe UI"/>
-          <w:sz w:val="21"/>
-        </w:rPr>
-      </w:r>
-      <w:r>
-        <w:rPr>
-          <w:rFonts w:ascii="Segoe UI" w:hAnsi="Segoe UI"/>
-          <w:b/>
-          <w:sz w:val="21"/>
-        </w:rPr>
-        <w:t>Node.js / Express / Resend</w:t>
-      </w:r>
-      <w:r>
-        <w:rPr>
-          <w:rFonts w:ascii="Segoe UI" w:hAnsi="Segoe UI"/>
-          <w:sz w:val="21"/>
-        </w:rPr>
-        <w:t>: Send an async POST request to your mailer endpoint.</w:t>
-      </w:r>
-    </w:p>
-    <w:p>
-      <w:pPr>
-        <w:pStyle w:val="ListBullet"/>
-        <w:spacing w:before="20" w:after="40"/>
-      </w:pPr>
-      <w:r>
-        <w:rPr>
-          <w:rFonts w:ascii="Segoe UI" w:hAnsi="Segoe UI"/>
-          <w:sz w:val="21"/>
-        </w:rPr>
-      </w:r>
-      <w:r>
-        <w:rPr>
-          <w:rFonts w:ascii="Segoe UI" w:hAnsi="Segoe UI"/>
-          <w:b/>
-          <w:sz w:val="21"/>
-        </w:rPr>
-        <w:t>Serverless (Formspree / Netlify Forms)</w:t>
-      </w:r>
-      <w:r>
-        <w:rPr>
-          <w:rFonts w:ascii="Segoe UI" w:hAnsi="Segoe UI"/>
-          <w:sz w:val="21"/>
-        </w:rPr>
-        <w:t xml:space="preserve">: Add </w:t>
-      </w:r>
-      <w:r>
-        <w:rPr>
-          <w:rFonts w:ascii="Segoe UI" w:hAnsi="Segoe UI"/>
-          <w:color w:val="C2410C"/>
-          <w:sz w:val="21"/>
-        </w:rPr>
-        <w:t>action="https://formspree.io/f/YOUR_ID"</w:t>
-      </w:r>
-      <w:r>
-        <w:rPr>
-          <w:rFonts w:ascii="Segoe UI" w:hAnsi="Segoe UI"/>
-          <w:sz w:val="21"/>
-        </w:rPr>
-        <w:t xml:space="preserve"> to </w:t>
-      </w:r>
-      <w:r>
-        <w:rPr>
-          <w:rFonts w:ascii="Segoe UI" w:hAnsi="Segoe UI"/>
-          <w:color w:val="C2410C"/>
-          <w:sz w:val="21"/>
-        </w:rPr>
-        <w:t>&lt;form&gt;</w:t>
-      </w:r>
-      <w:r>
-        <w:rPr>
-          <w:rFonts w:ascii="Segoe UI" w:hAnsi="Segoe UI"/>
-          <w:sz w:val="21"/>
-        </w:rPr>
-        <w:t>.</w:t>
-      </w:r>
-    </w:p>
-    <w:p>
-      <w:pPr>
-        <w:keepNext/>
-        <w:spacing w:before="280" w:after="80"/>
-      </w:pPr>
-      <w:r>
-        <w:rPr>
-          <w:rFonts w:ascii="Segoe UI Semibold" w:hAnsi="Segoe UI Semibold"/>
-          <w:b/>
-          <w:color w:val="0B3B24"/>
-          <w:sz w:val="26"/>
-        </w:rPr>
-        <w:t>3. Authentication &amp; Role-Based Dashboard Integration</w:t>
+        <w:t xml:space="preserve"> (768px to 991px)</w:t>
       </w:r>
     </w:p>
     <w:p>
@@ -8361,276 +5302,24 @@
           <w:color w:val="1E293B"/>
           <w:sz w:val="21"/>
         </w:rPr>
-        <w:t>To replace local client simulation with persistent authentication:</w:t>
-      </w:r>
-    </w:p>
-    <w:p>
-      <w:pPr>
-        <w:pStyle w:val="ListNumber"/>
-        <w:spacing w:before="20" w:after="40"/>
-      </w:pPr>
-      <w:r>
-        <w:rPr>
-          <w:rFonts w:ascii="Segoe UI" w:hAnsi="Segoe UI"/>
-          <w:sz w:val="21"/>
-        </w:rPr>
+        <w:t xml:space="preserve">• </w:t>
       </w:r>
       <w:r>
         <w:rPr>
           <w:rFonts w:ascii="Segoe UI" w:hAnsi="Segoe UI"/>
           <w:b/>
+          <w:color w:val="1E293B"/>
           <w:sz w:val="21"/>
         </w:rPr>
-        <w:t>JWT / Session API</w:t>
+        <w:t>Mobile Devices</w:t>
       </w:r>
       <w:r>
         <w:rPr>
           <w:rFonts w:ascii="Segoe UI" w:hAnsi="Segoe UI"/>
+          <w:color w:val="1E293B"/>
           <w:sz w:val="21"/>
         </w:rPr>
-        <w:t xml:space="preserve">: On login form submission, send credentials to </w:t>
-      </w:r>
-      <w:r>
-        <w:rPr>
-          <w:rFonts w:ascii="Segoe UI" w:hAnsi="Segoe UI"/>
-          <w:color w:val="C2410C"/>
-          <w:sz w:val="21"/>
-        </w:rPr>
-        <w:t>/api/auth/login</w:t>
-      </w:r>
-      <w:r>
-        <w:rPr>
-          <w:rFonts w:ascii="Segoe UI" w:hAnsi="Segoe UI"/>
-          <w:sz w:val="21"/>
-        </w:rPr>
-        <w:t>.</w:t>
-      </w:r>
-    </w:p>
-    <w:p>
-      <w:pPr>
-        <w:pStyle w:val="ListNumber"/>
-        <w:spacing w:before="20" w:after="40"/>
-      </w:pPr>
-      <w:r>
-        <w:rPr>
-          <w:rFonts w:ascii="Segoe UI" w:hAnsi="Segoe UI"/>
-          <w:sz w:val="21"/>
-        </w:rPr>
-      </w:r>
-      <w:r>
-        <w:rPr>
-          <w:rFonts w:ascii="Segoe UI" w:hAnsi="Segoe UI"/>
-          <w:b/>
-          <w:sz w:val="21"/>
-        </w:rPr>
-        <w:t>Store Session Token</w:t>
-      </w:r>
-      <w:r>
-        <w:rPr>
-          <w:rFonts w:ascii="Segoe UI" w:hAnsi="Segoe UI"/>
-          <w:sz w:val="21"/>
-        </w:rPr>
-        <w:t xml:space="preserve">: Store the received JWT token in </w:t>
-      </w:r>
-      <w:r>
-        <w:rPr>
-          <w:rFonts w:ascii="Segoe UI" w:hAnsi="Segoe UI"/>
-          <w:color w:val="C2410C"/>
-          <w:sz w:val="21"/>
-        </w:rPr>
-        <w:t>HttpOnly</w:t>
-      </w:r>
-      <w:r>
-        <w:rPr>
-          <w:rFonts w:ascii="Segoe UI" w:hAnsi="Segoe UI"/>
-          <w:sz w:val="21"/>
-        </w:rPr>
-        <w:t xml:space="preserve"> cookies (recommended) or </w:t>
-      </w:r>
-      <w:r>
-        <w:rPr>
-          <w:rFonts w:ascii="Segoe UI" w:hAnsi="Segoe UI"/>
-          <w:color w:val="C2410C"/>
-          <w:sz w:val="21"/>
-        </w:rPr>
-        <w:t>sessionStorage</w:t>
-      </w:r>
-      <w:r>
-        <w:rPr>
-          <w:rFonts w:ascii="Segoe UI" w:hAnsi="Segoe UI"/>
-          <w:sz w:val="21"/>
-        </w:rPr>
-        <w:t>.</w:t>
-      </w:r>
-    </w:p>
-    <w:p>
-      <w:pPr>
-        <w:pStyle w:val="ListNumber"/>
-        <w:spacing w:before="20" w:after="40"/>
-      </w:pPr>
-      <w:r>
-        <w:rPr>
-          <w:rFonts w:ascii="Segoe UI" w:hAnsi="Segoe UI"/>
-          <w:sz w:val="21"/>
-        </w:rPr>
-      </w:r>
-      <w:r>
-        <w:rPr>
-          <w:rFonts w:ascii="Segoe UI" w:hAnsi="Segoe UI"/>
-          <w:b/>
-          <w:sz w:val="21"/>
-        </w:rPr>
-        <w:t>Route by Role</w:t>
-      </w:r>
-      <w:r>
-        <w:rPr>
-          <w:rFonts w:ascii="Segoe UI" w:hAnsi="Segoe UI"/>
-          <w:sz w:val="21"/>
-        </w:rPr>
-        <w:t>:</w:t>
-      </w:r>
-    </w:p>
-    <w:p>
-      <w:pPr>
-        <w:pStyle w:val="ListBullet"/>
-        <w:spacing w:before="20" w:after="40"/>
-      </w:pPr>
-      <w:r>
-        <w:rPr>
-          <w:rFonts w:ascii="Segoe UI" w:hAnsi="Segoe UI"/>
-          <w:sz w:val="21"/>
-        </w:rPr>
-        <w:t xml:space="preserve">If user role is </w:t>
-      </w:r>
-      <w:r>
-        <w:rPr>
-          <w:rFonts w:ascii="Segoe UI" w:hAnsi="Segoe UI"/>
-          <w:color w:val="C2410C"/>
-          <w:sz w:val="21"/>
-        </w:rPr>
-        <w:t>traveller</w:t>
-      </w:r>
-      <w:r>
-        <w:rPr>
-          <w:rFonts w:ascii="Segoe UI" w:hAnsi="Segoe UI"/>
-          <w:sz w:val="21"/>
-        </w:rPr>
-        <w:t xml:space="preserve"> -&gt; redirect to </w:t>
-      </w:r>
-      <w:r>
-        <w:rPr>
-          <w:rFonts w:ascii="Segoe UI" w:hAnsi="Segoe UI"/>
-          <w:color w:val="C2410C"/>
-          <w:sz w:val="21"/>
-        </w:rPr>
-        <w:t>pages/dashboard-traveller.html</w:t>
-      </w:r>
-      <w:r>
-        <w:rPr>
-          <w:rFonts w:ascii="Segoe UI" w:hAnsi="Segoe UI"/>
-          <w:sz w:val="21"/>
-        </w:rPr>
-        <w:t>.</w:t>
-      </w:r>
-    </w:p>
-    <w:p>
-      <w:pPr>
-        <w:pStyle w:val="ListBullet"/>
-        <w:spacing w:before="20" w:after="40"/>
-      </w:pPr>
-      <w:r>
-        <w:rPr>
-          <w:rFonts w:ascii="Segoe UI" w:hAnsi="Segoe UI"/>
-          <w:sz w:val="21"/>
-        </w:rPr>
-        <w:t xml:space="preserve">If user role is </w:t>
-      </w:r>
-      <w:r>
-        <w:rPr>
-          <w:rFonts w:ascii="Segoe UI" w:hAnsi="Segoe UI"/>
-          <w:color w:val="C2410C"/>
-          <w:sz w:val="21"/>
-        </w:rPr>
-        <w:t>agent</w:t>
-      </w:r>
-      <w:r>
-        <w:rPr>
-          <w:rFonts w:ascii="Segoe UI" w:hAnsi="Segoe UI"/>
-          <w:sz w:val="21"/>
-        </w:rPr>
-        <w:t xml:space="preserve"> -&gt; redirect to </w:t>
-      </w:r>
-      <w:r>
-        <w:rPr>
-          <w:rFonts w:ascii="Segoe UI" w:hAnsi="Segoe UI"/>
-          <w:color w:val="C2410C"/>
-          <w:sz w:val="21"/>
-        </w:rPr>
-        <w:t>pages/dashboard-agent.html</w:t>
-      </w:r>
-      <w:r>
-        <w:rPr>
-          <w:rFonts w:ascii="Segoe UI" w:hAnsi="Segoe UI"/>
-          <w:sz w:val="21"/>
-        </w:rPr>
-        <w:t>.</w:t>
-      </w:r>
-    </w:p>
-    <w:p>
-      <w:pPr>
-        <w:pStyle w:val="ListNumber"/>
-        <w:spacing w:before="20" w:after="40"/>
-      </w:pPr>
-      <w:r>
-        <w:rPr>
-          <w:rFonts w:ascii="Segoe UI" w:hAnsi="Segoe UI"/>
-          <w:sz w:val="21"/>
-        </w:rPr>
-      </w:r>
-      <w:r>
-        <w:rPr>
-          <w:rFonts w:ascii="Segoe UI" w:hAnsi="Segoe UI"/>
-          <w:b/>
-          <w:sz w:val="21"/>
-        </w:rPr>
-        <w:t>Attach Authorization Header</w:t>
-      </w:r>
-      <w:r>
-        <w:rPr>
-          <w:rFonts w:ascii="Segoe UI" w:hAnsi="Segoe UI"/>
-          <w:sz w:val="21"/>
-        </w:rPr>
-        <w:t xml:space="preserve">: In </w:t>
-      </w:r>
-      <w:r>
-        <w:rPr>
-          <w:rFonts w:ascii="Segoe UI" w:hAnsi="Segoe UI"/>
-          <w:color w:val="C2410C"/>
-          <w:sz w:val="21"/>
-        </w:rPr>
-        <w:t>dashboard.js</w:t>
-      </w:r>
-      <w:r>
-        <w:rPr>
-          <w:rFonts w:ascii="Segoe UI" w:hAnsi="Segoe UI"/>
-          <w:sz w:val="21"/>
-        </w:rPr>
-        <w:t xml:space="preserve">, fetch dynamic bookings and commission records using </w:t>
-      </w:r>
-      <w:r>
-        <w:rPr>
-          <w:rFonts w:ascii="Segoe UI" w:hAnsi="Segoe UI"/>
-          <w:color w:val="C2410C"/>
-          <w:sz w:val="21"/>
-        </w:rPr>
-        <w:t>Bearer &lt;token&gt;</w:t>
-      </w:r>
-      <w:r>
-        <w:rPr>
-          <w:rFonts w:ascii="Segoe UI" w:hAnsi="Segoe UI"/>
-          <w:sz w:val="21"/>
-        </w:rPr>
-        <w:t>.</w:t>
+        <w:t xml:space="preserve"> (320px to 767px)</w:t>
       </w:r>
     </w:p>
     <w:p>
@@ -8648,461 +5337,86 @@
           <w:color w:val="0B3B24"/>
           <w:sz w:val="32"/>
         </w:rPr>
-        <w:t>13. Performance, SEO &amp; Accessibility (WCAG AAA)</w:t>
+        <w:t>Browser Compatibility</w:t>
       </w:r>
     </w:p>
     <w:p>
       <w:pPr>
-        <w:keepNext/>
-        <w:spacing w:before="280" w:after="80"/>
-      </w:pPr>
-      <w:r>
-        <w:rPr>
-          <w:rFonts w:ascii="Segoe UI Semibold" w:hAnsi="Segoe UI Semibold"/>
-          <w:b/>
-          <w:color w:val="0B3B24"/>
-          <w:sz w:val="26"/>
-        </w:rPr>
-        <w:t>Performance Optimization</w:t>
+        <w:spacing w:before="40" w:after="120" w:line="283" w:lineRule="auto"/>
+      </w:pPr>
+      <w:r>
+        <w:rPr>
+          <w:rFonts w:ascii="Segoe UI" w:hAnsi="Segoe UI"/>
+          <w:color w:val="1E293B"/>
+          <w:sz w:val="21"/>
+        </w:rPr>
+        <w:t>Tested and fully supported across all modern evergreen browsers:</w:t>
       </w:r>
     </w:p>
     <w:p>
       <w:pPr>
-        <w:pStyle w:val="ListBullet"/>
-        <w:spacing w:before="20" w:after="40"/>
+        <w:spacing w:before="40" w:after="120" w:line="283" w:lineRule="auto"/>
       </w:pPr>
       <w:r>
         <w:rPr>
           <w:rFonts w:ascii="Segoe UI" w:hAnsi="Segoe UI"/>
+          <w:color w:val="1E293B"/>
           <w:sz w:val="21"/>
         </w:rPr>
-      </w:r>
-      <w:r>
-        <w:rPr>
-          <w:rFonts w:ascii="Segoe UI" w:hAnsi="Segoe UI"/>
-          <w:b/>
-          <w:sz w:val="21"/>
-        </w:rPr>
-        <w:t>WebP Assets</w:t>
-      </w:r>
-      <w:r>
-        <w:rPr>
-          <w:rFonts w:ascii="Segoe UI" w:hAnsi="Segoe UI"/>
-          <w:sz w:val="21"/>
-        </w:rPr>
-        <w:t>: All photographs utilize WebP compression, reducing page weight by over 60%.</w:t>
+        <w:t>• Google Chrome</w:t>
       </w:r>
     </w:p>
     <w:p>
       <w:pPr>
-        <w:pStyle w:val="ListBullet"/>
-        <w:spacing w:before="20" w:after="40"/>
+        <w:spacing w:before="40" w:after="120" w:line="283" w:lineRule="auto"/>
       </w:pPr>
       <w:r>
         <w:rPr>
           <w:rFonts w:ascii="Segoe UI" w:hAnsi="Segoe UI"/>
+          <w:color w:val="1E293B"/>
           <w:sz w:val="21"/>
         </w:rPr>
-      </w:r>
-      <w:r>
-        <w:rPr>
-          <w:rFonts w:ascii="Segoe UI" w:hAnsi="Segoe UI"/>
-          <w:b/>
-          <w:sz w:val="21"/>
-        </w:rPr>
-        <w:t>GPU-Accelerated Animations</w:t>
-      </w:r>
-      <w:r>
-        <w:rPr>
-          <w:rFonts w:ascii="Segoe UI" w:hAnsi="Segoe UI"/>
-          <w:sz w:val="21"/>
-        </w:rPr>
-        <w:t xml:space="preserve">: Heartbeat animations run via </w:t>
-      </w:r>
-      <w:r>
-        <w:rPr>
-          <w:rFonts w:ascii="Segoe UI" w:hAnsi="Segoe UI"/>
-          <w:color w:val="C2410C"/>
-          <w:sz w:val="21"/>
-        </w:rPr>
-        <w:t>transform: scale()</w:t>
-      </w:r>
-      <w:r>
-        <w:rPr>
-          <w:rFonts w:ascii="Segoe UI" w:hAnsi="Segoe UI"/>
-          <w:sz w:val="21"/>
-        </w:rPr>
-        <w:t xml:space="preserve"> on isolated </w:t>
-      </w:r>
-      <w:r>
-        <w:rPr>
-          <w:rFonts w:ascii="Segoe UI" w:hAnsi="Segoe UI"/>
-          <w:color w:val="C2410C"/>
-          <w:sz w:val="21"/>
-        </w:rPr>
-        <w:t>-25px</w:t>
-      </w:r>
-      <w:r>
-        <w:rPr>
-          <w:rFonts w:ascii="Segoe UI" w:hAnsi="Segoe UI"/>
-          <w:sz w:val="21"/>
-        </w:rPr>
-        <w:t xml:space="preserve"> inset layers with </w:t>
-      </w:r>
-      <w:r>
-        <w:rPr>
-          <w:rFonts w:ascii="Segoe UI" w:hAnsi="Segoe UI"/>
-          <w:color w:val="C2410C"/>
-          <w:sz w:val="21"/>
-        </w:rPr>
-        <w:t>will-change: transform</w:t>
-      </w:r>
-      <w:r>
-        <w:rPr>
-          <w:rFonts w:ascii="Segoe UI" w:hAnsi="Segoe UI"/>
-          <w:sz w:val="21"/>
-        </w:rPr>
-        <w:t>, preventing browser reflows.</w:t>
+        <w:t>• Mozilla Firefox</w:t>
       </w:r>
     </w:p>
     <w:p>
       <w:pPr>
-        <w:pStyle w:val="ListBullet"/>
-        <w:spacing w:before="20" w:after="40"/>
+        <w:spacing w:before="40" w:after="120" w:line="283" w:lineRule="auto"/>
       </w:pPr>
       <w:r>
         <w:rPr>
           <w:rFonts w:ascii="Segoe UI" w:hAnsi="Segoe UI"/>
+          <w:color w:val="1E293B"/>
           <w:sz w:val="21"/>
         </w:rPr>
-      </w:r>
-      <w:r>
-        <w:rPr>
-          <w:rFonts w:ascii="Segoe UI" w:hAnsi="Segoe UI"/>
-          <w:b/>
-          <w:sz w:val="21"/>
-        </w:rPr>
-        <w:t>Resource Hints</w:t>
-      </w:r>
-      <w:r>
-        <w:rPr>
-          <w:rFonts w:ascii="Segoe UI" w:hAnsi="Segoe UI"/>
-          <w:sz w:val="21"/>
-        </w:rPr>
-        <w:t>: Preconnects configured for Google Fonts and Cloudflare CDNs.</w:t>
+        <w:t>• Microsoft Edge</w:t>
       </w:r>
     </w:p>
     <w:p>
       <w:pPr>
-        <w:keepNext/>
-        <w:spacing w:before="280" w:after="80"/>
-      </w:pPr>
-      <w:r>
-        <w:rPr>
-          <w:rFonts w:ascii="Segoe UI Semibold" w:hAnsi="Segoe UI Semibold"/>
-          <w:b/>
-          <w:color w:val="0B3B24"/>
-          <w:sz w:val="26"/>
-        </w:rPr>
-        <w:t>Search Engine Optimization (SEO)</w:t>
+        <w:spacing w:before="40" w:after="120" w:line="283" w:lineRule="auto"/>
+      </w:pPr>
+      <w:r>
+        <w:rPr>
+          <w:rFonts w:ascii="Segoe UI" w:hAnsi="Segoe UI"/>
+          <w:color w:val="1E293B"/>
+          <w:sz w:val="21"/>
+        </w:rPr>
+        <w:t>• Apple Safari (macOS &amp; iOS)</w:t>
       </w:r>
     </w:p>
     <w:p>
       <w:pPr>
-        <w:pStyle w:val="ListBullet"/>
-        <w:spacing w:before="20" w:after="40"/>
+        <w:spacing w:before="40" w:after="120" w:line="283" w:lineRule="auto"/>
       </w:pPr>
       <w:r>
         <w:rPr>
           <w:rFonts w:ascii="Segoe UI" w:hAnsi="Segoe UI"/>
+          <w:color w:val="1E293B"/>
           <w:sz w:val="21"/>
         </w:rPr>
-        <w:t xml:space="preserve">Unique </w:t>
-      </w:r>
-      <w:r>
-        <w:rPr>
-          <w:rFonts w:ascii="Segoe UI" w:hAnsi="Segoe UI"/>
-          <w:color w:val="C2410C"/>
-          <w:sz w:val="21"/>
-        </w:rPr>
-        <w:t>&lt;title&gt;</w:t>
-      </w:r>
-      <w:r>
-        <w:rPr>
-          <w:rFonts w:ascii="Segoe UI" w:hAnsi="Segoe UI"/>
-          <w:sz w:val="21"/>
-        </w:rPr>
-        <w:t xml:space="preserve"> and descriptive </w:t>
-      </w:r>
-      <w:r>
-        <w:rPr>
-          <w:rFonts w:ascii="Segoe UI" w:hAnsi="Segoe UI"/>
-          <w:color w:val="C2410C"/>
-          <w:sz w:val="21"/>
-        </w:rPr>
-        <w:t>&lt;meta name="description"&gt;</w:t>
-      </w:r>
-      <w:r>
-        <w:rPr>
-          <w:rFonts w:ascii="Segoe UI" w:hAnsi="Segoe UI"/>
-          <w:sz w:val="21"/>
-        </w:rPr>
-        <w:t xml:space="preserve"> on every page.</w:t>
-      </w:r>
-    </w:p>
-    <w:p>
-      <w:pPr>
-        <w:pStyle w:val="ListBullet"/>
-        <w:spacing w:before="20" w:after="40"/>
-      </w:pPr>
-      <w:r>
-        <w:rPr>
-          <w:rFonts w:ascii="Segoe UI" w:hAnsi="Segoe UI"/>
-          <w:sz w:val="21"/>
-        </w:rPr>
-        <w:t>Semantic HTML tags (</w:t>
-      </w:r>
-      <w:r>
-        <w:rPr>
-          <w:rFonts w:ascii="Segoe UI" w:hAnsi="Segoe UI"/>
-          <w:color w:val="C2410C"/>
-          <w:sz w:val="21"/>
-        </w:rPr>
-        <w:t>&lt;h1&gt;</w:t>
-      </w:r>
-      <w:r>
-        <w:rPr>
-          <w:rFonts w:ascii="Segoe UI" w:hAnsi="Segoe UI"/>
-          <w:sz w:val="21"/>
-        </w:rPr>
-        <w:t xml:space="preserve"> to </w:t>
-      </w:r>
-      <w:r>
-        <w:rPr>
-          <w:rFonts w:ascii="Segoe UI" w:hAnsi="Segoe UI"/>
-          <w:color w:val="C2410C"/>
-          <w:sz w:val="21"/>
-        </w:rPr>
-        <w:t>&lt;h3&gt;</w:t>
-      </w:r>
-      <w:r>
-        <w:rPr>
-          <w:rFonts w:ascii="Segoe UI" w:hAnsi="Segoe UI"/>
-          <w:sz w:val="21"/>
-        </w:rPr>
-        <w:t xml:space="preserve">, </w:t>
-      </w:r>
-      <w:r>
-        <w:rPr>
-          <w:rFonts w:ascii="Segoe UI" w:hAnsi="Segoe UI"/>
-          <w:color w:val="C2410C"/>
-          <w:sz w:val="21"/>
-        </w:rPr>
-        <w:t>&lt;article&gt;</w:t>
-      </w:r>
-      <w:r>
-        <w:rPr>
-          <w:rFonts w:ascii="Segoe UI" w:hAnsi="Segoe UI"/>
-          <w:sz w:val="21"/>
-        </w:rPr>
-        <w:t xml:space="preserve">, </w:t>
-      </w:r>
-      <w:r>
-        <w:rPr>
-          <w:rFonts w:ascii="Segoe UI" w:hAnsi="Segoe UI"/>
-          <w:color w:val="C2410C"/>
-          <w:sz w:val="21"/>
-        </w:rPr>
-        <w:t>&lt;nav&gt;</w:t>
-      </w:r>
-      <w:r>
-        <w:rPr>
-          <w:rFonts w:ascii="Segoe UI" w:hAnsi="Segoe UI"/>
-          <w:sz w:val="21"/>
-        </w:rPr>
-        <w:t xml:space="preserve">, </w:t>
-      </w:r>
-      <w:r>
-        <w:rPr>
-          <w:rFonts w:ascii="Segoe UI" w:hAnsi="Segoe UI"/>
-          <w:color w:val="C2410C"/>
-          <w:sz w:val="21"/>
-        </w:rPr>
-        <w:t>&lt;main&gt;</w:t>
-      </w:r>
-      <w:r>
-        <w:rPr>
-          <w:rFonts w:ascii="Segoe UI" w:hAnsi="Segoe UI"/>
-          <w:sz w:val="21"/>
-        </w:rPr>
-        <w:t>) for clean web crawlers.</w:t>
-      </w:r>
-    </w:p>
-    <w:p>
-      <w:pPr>
-        <w:pStyle w:val="ListBullet"/>
-        <w:spacing w:before="20" w:after="40"/>
-      </w:pPr>
-      <w:r>
-        <w:rPr>
-          <w:rFonts w:ascii="Segoe UI" w:hAnsi="Segoe UI"/>
-          <w:sz w:val="21"/>
-        </w:rPr>
-        <w:t>Open Graph tags (</w:t>
-      </w:r>
-      <w:r>
-        <w:rPr>
-          <w:rFonts w:ascii="Segoe UI" w:hAnsi="Segoe UI"/>
-          <w:color w:val="C2410C"/>
-          <w:sz w:val="21"/>
-        </w:rPr>
-        <w:t>og:title</w:t>
-      </w:r>
-      <w:r>
-        <w:rPr>
-          <w:rFonts w:ascii="Segoe UI" w:hAnsi="Segoe UI"/>
-          <w:sz w:val="21"/>
-        </w:rPr>
-        <w:t xml:space="preserve">, </w:t>
-      </w:r>
-      <w:r>
-        <w:rPr>
-          <w:rFonts w:ascii="Segoe UI" w:hAnsi="Segoe UI"/>
-          <w:color w:val="C2410C"/>
-          <w:sz w:val="21"/>
-        </w:rPr>
-        <w:t>og:image</w:t>
-      </w:r>
-      <w:r>
-        <w:rPr>
-          <w:rFonts w:ascii="Segoe UI" w:hAnsi="Segoe UI"/>
-          <w:sz w:val="21"/>
-        </w:rPr>
-        <w:t xml:space="preserve">, </w:t>
-      </w:r>
-      <w:r>
-        <w:rPr>
-          <w:rFonts w:ascii="Segoe UI" w:hAnsi="Segoe UI"/>
-          <w:color w:val="C2410C"/>
-          <w:sz w:val="21"/>
-        </w:rPr>
-        <w:t>og:description</w:t>
-      </w:r>
-      <w:r>
-        <w:rPr>
-          <w:rFonts w:ascii="Segoe UI" w:hAnsi="Segoe UI"/>
-          <w:sz w:val="21"/>
-        </w:rPr>
-        <w:t>) for rich social previews.</w:t>
-      </w:r>
-    </w:p>
-    <w:p>
-      <w:pPr>
-        <w:keepNext/>
-        <w:spacing w:before="280" w:after="80"/>
-      </w:pPr>
-      <w:r>
-        <w:rPr>
-          <w:rFonts w:ascii="Segoe UI Semibold" w:hAnsi="Segoe UI Semibold"/>
-          <w:b/>
-          <w:color w:val="0B3B24"/>
-          <w:sz w:val="26"/>
-        </w:rPr>
-        <w:t>Accessibility Standards</w:t>
-      </w:r>
-    </w:p>
-    <w:p>
-      <w:pPr>
-        <w:pStyle w:val="ListBullet"/>
-        <w:spacing w:before="20" w:after="40"/>
-      </w:pPr>
-      <w:r>
-        <w:rPr>
-          <w:rFonts w:ascii="Segoe UI" w:hAnsi="Segoe UI"/>
-          <w:sz w:val="21"/>
-        </w:rPr>
-        <w:t>High color contrast ratio (&gt; 10:1) on all hero headings and badges against scenic photographic overlays.</w:t>
-      </w:r>
-    </w:p>
-    <w:p>
-      <w:pPr>
-        <w:pStyle w:val="ListBullet"/>
-        <w:spacing w:before="20" w:after="40"/>
-      </w:pPr>
-      <w:r>
-        <w:rPr>
-          <w:rFonts w:ascii="Segoe UI" w:hAnsi="Segoe UI"/>
-          <w:sz w:val="21"/>
-        </w:rPr>
-        <w:t>ARIA labels on icon buttons, drawer toggles, and modal dismiss elements.</w:t>
-      </w:r>
-    </w:p>
-    <w:p>
-      <w:pPr>
-        <w:pStyle w:val="ListBullet"/>
-        <w:spacing w:before="20" w:after="40"/>
-      </w:pPr>
-      <w:r>
-        <w:rPr>
-          <w:rFonts w:ascii="Segoe UI" w:hAnsi="Segoe UI"/>
-          <w:sz w:val="21"/>
-        </w:rPr>
-        <w:t>Strict reduced-motion fallback:</w:t>
-      </w:r>
-    </w:p>
-    <w:tbl>
-      <w:tblPr>
-        <w:tblW w:type="auto" w:w="0"/>
-        <w:jc w:val="center"/>
-        <w:tblLook w:firstColumn="1" w:firstRow="1" w:lastColumn="0" w:lastRow="0" w:noHBand="0" w:noVBand="1" w:val="04A0"/>
-      </w:tblPr>
-      <w:tblGrid>
-        <w:gridCol w:w="9360"/>
-      </w:tblGrid>
-      <w:tr>
-        <w:tc>
-          <w:tcPr>
-            <w:tcW w:type="dxa" w:w="9360"/>
-            <w:shd w:val="clear" w:color="auto" w:fill="F8FAFC"/>
-            <w:tcMar>
-              <w:top w:w="120" w:type="dxa"/>
-              <w:bottom w:w="120" w:type="dxa"/>
-              <w:left w:w="180" w:type="dxa"/>
-              <w:right w:w="180" w:type="dxa"/>
-            </w:tcMar>
-          </w:tcPr>
-          <w:p>
-            <w:pPr>
-              <w:spacing w:before="0" w:after="0" w:line="276" w:lineRule="auto"/>
-            </w:pPr>
-            <w:r>
-              <w:rPr>
-                <w:rFonts w:ascii="Consolas" w:hAnsi="Consolas"/>
-                <w:color w:val="0F172A"/>
-                <w:sz w:val="19"/>
-              </w:rPr>
-              <w:t xml:space="preserve">  @media (prefers-reduced-motion: reduce) {</w:t>
-              <w:br/>
-              <w:t xml:space="preserve">    *, *::before, *::after {</w:t>
-              <w:br/>
-              <w:t xml:space="preserve">      animation-duration: 0.001ms !important;</w:t>
-              <w:br/>
-              <w:t xml:space="preserve">      transition-duration: 0.001ms !important;</w:t>
-              <w:br/>
-              <w:t xml:space="preserve">      transform: none !important;</w:t>
-              <w:br/>
-              <w:t xml:space="preserve">    }</w:t>
-              <w:br/>
-              <w:t xml:space="preserve">  }</w:t>
-            </w:r>
-          </w:p>
-        </w:tc>
-      </w:tr>
-    </w:tbl>
-    <w:p>
-      <w:pPr>
-        <w:spacing w:before="80" w:after="120"/>
-      </w:pPr>
+        <w:t>• Opera</w:t>
+      </w:r>
     </w:p>
     <w:p>
       <w:pPr>
@@ -9119,115 +5433,250 @@
           <w:color w:val="0B3B24"/>
           <w:sz w:val="32"/>
         </w:rPr>
-        <w:t>14. Credits &amp; Third-Party Assets</w:t>
+        <w:t>Backend &amp; Integration Guide</w:t>
       </w:r>
     </w:p>
     <w:p>
       <w:pPr>
-        <w:pStyle w:val="ListBullet"/>
-        <w:spacing w:before="20" w:after="40"/>
+        <w:spacing w:before="40" w:after="120" w:line="283" w:lineRule="auto"/>
       </w:pPr>
       <w:r>
         <w:rPr>
           <w:rFonts w:ascii="Segoe UI" w:hAnsi="Segoe UI"/>
+          <w:color w:val="1E293B"/>
           <w:sz w:val="21"/>
         </w:rPr>
-      </w:r>
-      <w:r>
-        <w:rPr>
-          <w:rFonts w:ascii="Segoe UI" w:hAnsi="Segoe UI"/>
-          <w:b/>
-          <w:sz w:val="21"/>
-        </w:rPr>
-        <w:t>Font Awesome 6.5.1</w:t>
-      </w:r>
-      <w:r>
-        <w:rPr>
-          <w:rFonts w:ascii="Segoe UI" w:hAnsi="Segoe UI"/>
-          <w:sz w:val="21"/>
-        </w:rPr>
-        <w:t>: [https://fontawesome.com](https://fontawesome.com)</w:t>
+        <w:t>The template currently provides interactive client-side form handling and validation. To connect it to a production backend, integrate with any of the following architectures:</w:t>
       </w:r>
     </w:p>
     <w:p>
       <w:pPr>
-        <w:pStyle w:val="ListBullet"/>
-        <w:spacing w:before="20" w:after="40"/>
-      </w:pPr>
-      <w:r>
-        <w:rPr>
-          <w:rFonts w:ascii="Segoe UI" w:hAnsi="Segoe UI"/>
-          <w:sz w:val="21"/>
-        </w:rPr>
-      </w:r>
-      <w:r>
-        <w:rPr>
-          <w:rFonts w:ascii="Segoe UI" w:hAnsi="Segoe UI"/>
+        <w:keepNext/>
+        <w:spacing w:before="280" w:after="80"/>
+      </w:pPr>
+      <w:r>
+        <w:rPr>
+          <w:rFonts w:ascii="Segoe UI Semibold" w:hAnsi="Segoe UI Semibold"/>
           <w:b/>
-          <w:sz w:val="21"/>
-        </w:rPr>
-        <w:t>Google Fonts (Plus Jakarta Sans)</w:t>
-      </w:r>
-      <w:r>
-        <w:rPr>
-          <w:rFonts w:ascii="Segoe UI" w:hAnsi="Segoe UI"/>
-          <w:sz w:val="21"/>
-        </w:rPr>
-        <w:t>: [https://fonts.google.com](https://fonts.google.com)</w:t>
+          <w:color w:val="0B3B24"/>
+          <w:sz w:val="26"/>
+        </w:rPr>
+        <w:t>Tour Booking &amp; Inquiry Integration</w:t>
       </w:r>
     </w:p>
     <w:p>
       <w:pPr>
-        <w:pStyle w:val="ListBullet"/>
-        <w:spacing w:before="20" w:after="40"/>
+        <w:spacing w:before="40" w:after="120" w:line="283" w:lineRule="auto"/>
       </w:pPr>
       <w:r>
         <w:rPr>
           <w:rFonts w:ascii="Segoe UI" w:hAnsi="Segoe UI"/>
+          <w:color w:val="1E293B"/>
           <w:sz w:val="21"/>
         </w:rPr>
-      </w:r>
-      <w:r>
-        <w:rPr>
-          <w:rFonts w:ascii="Segoe UI" w:hAnsi="Segoe UI"/>
-          <w:b/>
-          <w:sz w:val="21"/>
-        </w:rPr>
-        <w:t>AOS (Animate On Scroll)</w:t>
-      </w:r>
-      <w:r>
-        <w:rPr>
-          <w:rFonts w:ascii="Segoe UI" w:hAnsi="Segoe UI"/>
-          <w:sz w:val="21"/>
-        </w:rPr>
-        <w:t>: [https://michalsnik.github.io/aos/](https://michalsnik.github.io/aos/)</w:t>
+        <w:t>Connect the search and booking inquiry forms to one of the following:</w:t>
       </w:r>
     </w:p>
     <w:p>
       <w:pPr>
-        <w:pStyle w:val="ListBullet"/>
-        <w:spacing w:before="20" w:after="40"/>
+        <w:spacing w:before="40" w:after="120" w:line="283" w:lineRule="auto"/>
       </w:pPr>
       <w:r>
         <w:rPr>
           <w:rFonts w:ascii="Segoe UI" w:hAnsi="Segoe UI"/>
+          <w:color w:val="1E293B"/>
           <w:sz w:val="21"/>
         </w:rPr>
-      </w:r>
+        <w:t>• A custom Node.js / Express REST API with a PostgreSQL, MySQL, or MongoDB database</w:t>
+      </w:r>
+    </w:p>
+    <w:p>
+      <w:pPr>
+        <w:spacing w:before="40" w:after="120" w:line="283" w:lineRule="auto"/>
+      </w:pPr>
       <w:r>
         <w:rPr>
           <w:rFonts w:ascii="Segoe UI" w:hAnsi="Segoe UI"/>
+          <w:color w:val="1E293B"/>
+          <w:sz w:val="21"/>
+        </w:rPr>
+        <w:t>• A PHP / Laravel backend</w:t>
+      </w:r>
+    </w:p>
+    <w:p>
+      <w:pPr>
+        <w:spacing w:before="40" w:after="120" w:line="283" w:lineRule="auto"/>
+      </w:pPr>
+      <w:r>
+        <w:rPr>
+          <w:rFonts w:ascii="Segoe UI" w:hAnsi="Segoe UI"/>
+          <w:color w:val="1E293B"/>
+          <w:sz w:val="21"/>
+        </w:rPr>
+        <w:t>• A Python / Django or FastAPI backend</w:t>
+      </w:r>
+    </w:p>
+    <w:p>
+      <w:pPr>
+        <w:spacing w:before="40" w:after="120" w:line="283" w:lineRule="auto"/>
+      </w:pPr>
+      <w:r>
+        <w:rPr>
+          <w:rFonts w:ascii="Segoe UI" w:hAnsi="Segoe UI"/>
+          <w:color w:val="1E293B"/>
+          <w:sz w:val="21"/>
+        </w:rPr>
+        <w:t>• A headless booking API or cloud database (Firebase, Supabase)</w:t>
+      </w:r>
+    </w:p>
+    <w:p>
+      <w:pPr>
+        <w:keepNext/>
+        <w:spacing w:before="280" w:after="80"/>
+      </w:pPr>
+      <w:r>
+        <w:rPr>
+          <w:rFonts w:ascii="Segoe UI Semibold" w:hAnsi="Segoe UI Semibold"/>
           <w:b/>
+          <w:color w:val="0B3B24"/>
+          <w:sz w:val="26"/>
+        </w:rPr>
+        <w:t>Contact Form Integration</w:t>
+      </w:r>
+    </w:p>
+    <w:p>
+      <w:pPr>
+        <w:spacing w:before="40" w:after="120" w:line="283" w:lineRule="auto"/>
+      </w:pPr>
+      <w:r>
+        <w:rPr>
+          <w:rFonts w:ascii="Segoe UI" w:hAnsi="Segoe UI"/>
+          <w:color w:val="1E293B"/>
           <w:sz w:val="21"/>
         </w:rPr>
-        <w:t>Photography Assets</w:t>
-      </w:r>
+        <w:t>Connect the dispatch desk inquiry form to an email delivery service:</w:t>
+      </w:r>
+    </w:p>
+    <w:p>
+      <w:pPr>
+        <w:spacing w:before="40" w:after="120" w:line="283" w:lineRule="auto"/>
+      </w:pPr>
       <w:r>
         <w:rPr>
           <w:rFonts w:ascii="Segoe UI" w:hAnsi="Segoe UI"/>
+          <w:color w:val="1E293B"/>
           <w:sz w:val="21"/>
         </w:rPr>
-        <w:t>: Licensed via Unsplash &amp; Pexels (optimized for Stackly Travel).</w:t>
+        <w:t xml:space="preserve">• PHP </w:t>
+      </w:r>
+      <w:r>
+        <w:rPr>
+          <w:rFonts w:ascii="Segoe UI" w:hAnsi="Segoe UI"/>
+          <w:color w:val="1E293B"/>
+          <w:sz w:val="21"/>
+        </w:rPr>
+        <w:t>mail()</w:t>
+      </w:r>
+      <w:r>
+        <w:rPr>
+          <w:rFonts w:ascii="Segoe UI" w:hAnsi="Segoe UI"/>
+          <w:color w:val="1E293B"/>
+          <w:sz w:val="21"/>
+        </w:rPr>
+        <w:t xml:space="preserve"> or PHPMailer script</w:t>
+      </w:r>
+    </w:p>
+    <w:p>
+      <w:pPr>
+        <w:spacing w:before="40" w:after="120" w:line="283" w:lineRule="auto"/>
+      </w:pPr>
+      <w:r>
+        <w:rPr>
+          <w:rFonts w:ascii="Segoe UI" w:hAnsi="Segoe UI"/>
+          <w:color w:val="1E293B"/>
+          <w:sz w:val="21"/>
+        </w:rPr>
+        <w:t>• A serverless mail API (SendGrid, Resend, Mailgun, Postmark)</w:t>
+      </w:r>
+    </w:p>
+    <w:p>
+      <w:pPr>
+        <w:spacing w:before="40" w:after="120" w:line="283" w:lineRule="auto"/>
+      </w:pPr>
+      <w:r>
+        <w:rPr>
+          <w:rFonts w:ascii="Segoe UI" w:hAnsi="Segoe UI"/>
+          <w:color w:val="1E293B"/>
+          <w:sz w:val="21"/>
+        </w:rPr>
+        <w:t>• Form endpoints such as Formspree or Netlify Forms</w:t>
+      </w:r>
+    </w:p>
+    <w:p>
+      <w:pPr>
+        <w:keepNext/>
+        <w:spacing w:before="280" w:after="80"/>
+      </w:pPr>
+      <w:r>
+        <w:rPr>
+          <w:rFonts w:ascii="Segoe UI Semibold" w:hAnsi="Segoe UI Semibold"/>
+          <w:b/>
+          <w:color w:val="0B3B24"/>
+          <w:sz w:val="26"/>
+        </w:rPr>
+        <w:t>Authentication &amp; Dashboard Integration</w:t>
+      </w:r>
+    </w:p>
+    <w:p>
+      <w:pPr>
+        <w:spacing w:before="40" w:after="120" w:line="283" w:lineRule="auto"/>
+      </w:pPr>
+      <w:r>
+        <w:rPr>
+          <w:rFonts w:ascii="Segoe UI" w:hAnsi="Segoe UI"/>
+          <w:color w:val="1E293B"/>
+          <w:sz w:val="21"/>
+        </w:rPr>
+        <w:t>Replace the client-side session simulation with your production identity provider:</w:t>
+      </w:r>
+    </w:p>
+    <w:p>
+      <w:pPr>
+        <w:spacing w:before="40" w:after="120" w:line="283" w:lineRule="auto"/>
+      </w:pPr>
+      <w:r>
+        <w:rPr>
+          <w:rFonts w:ascii="Segoe UI" w:hAnsi="Segoe UI"/>
+          <w:color w:val="1E293B"/>
+          <w:sz w:val="21"/>
+        </w:rPr>
+        <w:t>• Custom REST API with JWT tokens or secure HTTP-only session cookies</w:t>
+      </w:r>
+    </w:p>
+    <w:p>
+      <w:pPr>
+        <w:spacing w:before="40" w:after="120" w:line="283" w:lineRule="auto"/>
+      </w:pPr>
+      <w:r>
+        <w:rPr>
+          <w:rFonts w:ascii="Segoe UI" w:hAnsi="Segoe UI"/>
+          <w:color w:val="1E293B"/>
+          <w:sz w:val="21"/>
+        </w:rPr>
+        <w:t>• Firebase Authentication or Supabase Auth</w:t>
+      </w:r>
+    </w:p>
+    <w:p>
+      <w:pPr>
+        <w:spacing w:before="40" w:after="120" w:line="283" w:lineRule="auto"/>
+      </w:pPr>
+      <w:r>
+        <w:rPr>
+          <w:rFonts w:ascii="Segoe UI" w:hAnsi="Segoe UI"/>
+          <w:color w:val="1E293B"/>
+          <w:sz w:val="21"/>
+        </w:rPr>
+        <w:t>• Auth0, Clerk, or enterprise OAuth2 / OpenID Connect providers</w:t>
       </w:r>
     </w:p>
     <w:p>
@@ -9245,7 +5694,7 @@
           <w:color w:val="0B3B24"/>
           <w:sz w:val="32"/>
         </w:rPr>
-        <w:t>15. Maintenance &amp; Support Information</w:t>
+        <w:t>Performance Optimization Tips</w:t>
       </w:r>
     </w:p>
     <w:p>
@@ -9258,193 +5707,542 @@
           <w:color w:val="1E293B"/>
           <w:sz w:val="21"/>
         </w:rPr>
-        <w:t>When editing or extending the template:</w:t>
+        <w:t>• Use compressed WebP image assets to keep initial page weight under 1 MB.</w:t>
       </w:r>
     </w:p>
     <w:p>
       <w:pPr>
-        <w:pStyle w:val="ListNumber"/>
-        <w:spacing w:before="20" w:after="40"/>
+        <w:spacing w:before="40" w:after="120" w:line="283" w:lineRule="auto"/>
       </w:pPr>
       <w:r>
         <w:rPr>
           <w:rFonts w:ascii="Segoe UI" w:hAnsi="Segoe UI"/>
+          <w:color w:val="1E293B"/>
           <w:sz w:val="21"/>
         </w:rPr>
+        <w:t>• Minify global CSS and JavaScript files prior to production deployment.</w:t>
+      </w:r>
+    </w:p>
+    <w:p>
+      <w:pPr>
+        <w:spacing w:before="40" w:after="120" w:line="283" w:lineRule="auto"/>
+      </w:pPr>
+      <w:r>
+        <w:rPr>
+          <w:rFonts w:ascii="Segoe UI" w:hAnsi="Segoe UI"/>
+          <w:color w:val="1E293B"/>
+          <w:sz w:val="21"/>
+        </w:rPr>
+        <w:t>• Utilize CDN delivery for Google Fonts and Font Awesome assets (already pre-configured).</w:t>
+      </w:r>
+    </w:p>
+    <w:p>
+      <w:pPr>
+        <w:spacing w:before="40" w:after="120" w:line="283" w:lineRule="auto"/>
+      </w:pPr>
+      <w:r>
+        <w:rPr>
+          <w:rFonts w:ascii="Segoe UI" w:hAnsi="Segoe UI"/>
+          <w:color w:val="1E293B"/>
+          <w:sz w:val="21"/>
+        </w:rPr>
+        <w:t>• Enable Gzip or Brotli compression on your production web server.</w:t>
+      </w:r>
+    </w:p>
+    <w:p>
+      <w:pPr>
+        <w:spacing w:before="40" w:after="120" w:line="283" w:lineRule="auto"/>
+      </w:pPr>
+      <w:r>
+        <w:rPr>
+          <w:rFonts w:ascii="Segoe UI" w:hAnsi="Segoe UI"/>
+          <w:color w:val="1E293B"/>
+          <w:sz w:val="21"/>
+        </w:rPr>
+        <w:t>• Enable HTTP browser caching headers for static assets (images, CSS, JS).</w:t>
+      </w:r>
+    </w:p>
+    <w:p>
+      <w:pPr>
+        <w:keepNext/>
+        <w:spacing w:before="400" w:after="120"/>
+        <w:pBdr>
+          <w:bottom w:val="single" w:sz="12" w:space="4" w:color="1B4D3E"/>
+        </w:pBdr>
+      </w:pPr>
+      <w:r>
+        <w:rPr>
+          <w:rFonts w:ascii="Segoe UI Semibold" w:hAnsi="Segoe UI Semibold"/>
+          <w:b/>
+          <w:color w:val="0B3B24"/>
+          <w:sz w:val="32"/>
+        </w:rPr>
+        <w:t>SEO &amp; Accessibility Optimization</w:t>
+      </w:r>
+    </w:p>
+    <w:p>
+      <w:pPr>
+        <w:spacing w:before="40" w:after="120" w:line="283" w:lineRule="auto"/>
+      </w:pPr>
+      <w:r>
+        <w:rPr>
+          <w:rFonts w:ascii="Segoe UI" w:hAnsi="Segoe UI"/>
+          <w:color w:val="1E293B"/>
+          <w:sz w:val="21"/>
+        </w:rPr>
+        <w:t>• Add unique meta titles and descriptive meta descriptions to each HTML page.</w:t>
+      </w:r>
+    </w:p>
+    <w:p>
+      <w:pPr>
+        <w:spacing w:before="40" w:after="120" w:line="283" w:lineRule="auto"/>
+      </w:pPr>
+      <w:r>
+        <w:rPr>
+          <w:rFonts w:ascii="Segoe UI" w:hAnsi="Segoe UI"/>
+          <w:color w:val="1E293B"/>
+          <w:sz w:val="21"/>
+        </w:rPr>
+        <w:t>• Maintain semantic HTML5 landmark tags (</w:t>
+      </w:r>
+      <w:r>
+        <w:rPr>
+          <w:rFonts w:ascii="Segoe UI" w:hAnsi="Segoe UI"/>
+          <w:color w:val="1E293B"/>
+          <w:sz w:val="21"/>
+        </w:rPr>
+        <w:t>&lt;header&gt;</w:t>
+      </w:r>
+      <w:r>
+        <w:rPr>
+          <w:rFonts w:ascii="Segoe UI" w:hAnsi="Segoe UI"/>
+          <w:color w:val="1E293B"/>
+          <w:sz w:val="21"/>
+        </w:rPr>
+        <w:t xml:space="preserve">, </w:t>
+      </w:r>
+      <w:r>
+        <w:rPr>
+          <w:rFonts w:ascii="Segoe UI" w:hAnsi="Segoe UI"/>
+          <w:color w:val="1E293B"/>
+          <w:sz w:val="21"/>
+        </w:rPr>
+        <w:t>&lt;nav&gt;</w:t>
+      </w:r>
+      <w:r>
+        <w:rPr>
+          <w:rFonts w:ascii="Segoe UI" w:hAnsi="Segoe UI"/>
+          <w:color w:val="1E293B"/>
+          <w:sz w:val="21"/>
+        </w:rPr>
+        <w:t xml:space="preserve">, </w:t>
+      </w:r>
+      <w:r>
+        <w:rPr>
+          <w:rFonts w:ascii="Segoe UI" w:hAnsi="Segoe UI"/>
+          <w:color w:val="1E293B"/>
+          <w:sz w:val="21"/>
+        </w:rPr>
+        <w:t>&lt;main&gt;</w:t>
+      </w:r>
+      <w:r>
+        <w:rPr>
+          <w:rFonts w:ascii="Segoe UI" w:hAnsi="Segoe UI"/>
+          <w:color w:val="1E293B"/>
+          <w:sz w:val="21"/>
+        </w:rPr>
+        <w:t xml:space="preserve">, </w:t>
+      </w:r>
+      <w:r>
+        <w:rPr>
+          <w:rFonts w:ascii="Segoe UI" w:hAnsi="Segoe UI"/>
+          <w:color w:val="1E293B"/>
+          <w:sz w:val="21"/>
+        </w:rPr>
+        <w:t>&lt;section&gt;</w:t>
+      </w:r>
+      <w:r>
+        <w:rPr>
+          <w:rFonts w:ascii="Segoe UI" w:hAnsi="Segoe UI"/>
+          <w:color w:val="1E293B"/>
+          <w:sz w:val="21"/>
+        </w:rPr>
+        <w:t xml:space="preserve">, </w:t>
+      </w:r>
+      <w:r>
+        <w:rPr>
+          <w:rFonts w:ascii="Segoe UI" w:hAnsi="Segoe UI"/>
+          <w:color w:val="1E293B"/>
+          <w:sz w:val="21"/>
+        </w:rPr>
+        <w:t>&lt;footer&gt;</w:t>
+      </w:r>
+      <w:r>
+        <w:rPr>
+          <w:rFonts w:ascii="Segoe UI" w:hAnsi="Segoe UI"/>
+          <w:color w:val="1E293B"/>
+          <w:sz w:val="21"/>
+        </w:rPr>
+        <w:t>).</w:t>
+      </w:r>
+    </w:p>
+    <w:p>
+      <w:pPr>
+        <w:spacing w:before="40" w:after="120" w:line="283" w:lineRule="auto"/>
+      </w:pPr>
+      <w:r>
+        <w:rPr>
+          <w:rFonts w:ascii="Segoe UI" w:hAnsi="Segoe UI"/>
+          <w:color w:val="1E293B"/>
+          <w:sz w:val="21"/>
+        </w:rPr>
+        <w:t xml:space="preserve">• Provide descriptive </w:t>
+      </w:r>
+      <w:r>
+        <w:rPr>
+          <w:rFonts w:ascii="Segoe UI" w:hAnsi="Segoe UI"/>
+          <w:color w:val="1E293B"/>
+          <w:sz w:val="21"/>
+        </w:rPr>
+        <w:t>alt</w:t>
+      </w:r>
+      <w:r>
+        <w:rPr>
+          <w:rFonts w:ascii="Segoe UI" w:hAnsi="Segoe UI"/>
+          <w:color w:val="1E293B"/>
+          <w:sz w:val="21"/>
+        </w:rPr>
+        <w:t xml:space="preserve"> text attributes for all content images.</w:t>
+      </w:r>
+    </w:p>
+    <w:p>
+      <w:pPr>
+        <w:spacing w:before="40" w:after="120" w:line="283" w:lineRule="auto"/>
+      </w:pPr>
+      <w:r>
+        <w:rPr>
+          <w:rFonts w:ascii="Segoe UI" w:hAnsi="Segoe UI"/>
+          <w:color w:val="1E293B"/>
+          <w:sz w:val="21"/>
+        </w:rPr>
+        <w:t>• Retain the built-in WCAG AAA text contrast ratios and dark gradient overlays.</w:t>
+      </w:r>
+    </w:p>
+    <w:p>
+      <w:pPr>
+        <w:spacing w:before="40" w:after="120" w:line="283" w:lineRule="auto"/>
+      </w:pPr>
+      <w:r>
+        <w:rPr>
+          <w:rFonts w:ascii="Segoe UI" w:hAnsi="Segoe UI"/>
+          <w:color w:val="1E293B"/>
+          <w:sz w:val="21"/>
+        </w:rPr>
+        <w:t xml:space="preserve">• The built-in </w:t>
+      </w:r>
+      <w:r>
+        <w:rPr>
+          <w:rFonts w:ascii="Segoe UI" w:hAnsi="Segoe UI"/>
+          <w:color w:val="1E293B"/>
+          <w:sz w:val="21"/>
+        </w:rPr>
+        <w:t>@media (prefers-reduced-motion: reduce)</w:t>
+      </w:r>
+      <w:r>
+        <w:rPr>
+          <w:rFonts w:ascii="Segoe UI" w:hAnsi="Segoe UI"/>
+          <w:color w:val="1E293B"/>
+          <w:sz w:val="21"/>
+        </w:rPr>
+        <w:t xml:space="preserve"> media query automatically disables heavy transforms for users with motion sensitivities.</w:t>
+      </w:r>
+    </w:p>
+    <w:p>
+      <w:pPr>
+        <w:keepNext/>
+        <w:spacing w:before="400" w:after="120"/>
+        <w:pBdr>
+          <w:bottom w:val="single" w:sz="12" w:space="4" w:color="1B4D3E"/>
+        </w:pBdr>
+      </w:pPr>
+      <w:r>
+        <w:rPr>
+          <w:rFonts w:ascii="Segoe UI Semibold" w:hAnsi="Segoe UI Semibold"/>
+          <w:b/>
+          <w:color w:val="0B3B24"/>
+          <w:sz w:val="32"/>
+        </w:rPr>
+        <w:t>Credits</w:t>
+      </w:r>
+    </w:p>
+    <w:p>
+      <w:pPr>
+        <w:spacing w:before="40" w:after="120" w:line="283" w:lineRule="auto"/>
+      </w:pPr>
+      <w:r>
+        <w:rPr>
+          <w:rFonts w:ascii="Segoe UI" w:hAnsi="Segoe UI"/>
+          <w:color w:val="1E293B"/>
+          <w:sz w:val="21"/>
+        </w:rPr>
+        <w:t xml:space="preserve">• </w:t>
       </w:r>
       <w:r>
         <w:rPr>
           <w:rFonts w:ascii="Segoe UI" w:hAnsi="Segoe UI"/>
           <w:b/>
+          <w:color w:val="1E293B"/>
           <w:sz w:val="21"/>
         </w:rPr>
-        <w:t>Verify Relative Paths</w:t>
+        <w:t>Font Awesome 6.5.1</w:t>
       </w:r>
       <w:r>
         <w:rPr>
           <w:rFonts w:ascii="Segoe UI" w:hAnsi="Segoe UI"/>
+          <w:color w:val="1E293B"/>
           <w:sz w:val="21"/>
         </w:rPr>
-        <w:t xml:space="preserve">: Interior pages in </w:t>
-      </w:r>
-      <w:r>
-        <w:rPr>
-          <w:rFonts w:ascii="Segoe UI" w:hAnsi="Segoe UI"/>
-          <w:color w:val="C2410C"/>
-          <w:sz w:val="21"/>
-        </w:rPr>
-        <w:t>pages/</w:t>
-      </w:r>
-      <w:r>
-        <w:rPr>
-          <w:rFonts w:ascii="Segoe UI" w:hAnsi="Segoe UI"/>
-          <w:sz w:val="21"/>
-        </w:rPr>
-        <w:t xml:space="preserve"> reference assets via </w:t>
-      </w:r>
-      <w:r>
-        <w:rPr>
-          <w:rFonts w:ascii="Segoe UI" w:hAnsi="Segoe UI"/>
-          <w:color w:val="C2410C"/>
-          <w:sz w:val="21"/>
-        </w:rPr>
-        <w:t>../assets/</w:t>
-      </w:r>
-      <w:r>
-        <w:rPr>
-          <w:rFonts w:ascii="Segoe UI" w:hAnsi="Segoe UI"/>
-          <w:sz w:val="21"/>
-        </w:rPr>
-        <w:t xml:space="preserve">, whereas root </w:t>
-      </w:r>
-      <w:r>
-        <w:rPr>
-          <w:rFonts w:ascii="Segoe UI" w:hAnsi="Segoe UI"/>
-          <w:color w:val="C2410C"/>
-          <w:sz w:val="21"/>
-        </w:rPr>
-        <w:t>index.html</w:t>
-      </w:r>
-      <w:r>
-        <w:rPr>
-          <w:rFonts w:ascii="Segoe UI" w:hAnsi="Segoe UI"/>
-          <w:sz w:val="21"/>
-        </w:rPr>
-        <w:t xml:space="preserve"> references </w:t>
-      </w:r>
-      <w:r>
-        <w:rPr>
-          <w:rFonts w:ascii="Segoe UI" w:hAnsi="Segoe UI"/>
-          <w:color w:val="C2410C"/>
-          <w:sz w:val="21"/>
-        </w:rPr>
-        <w:t>assets/</w:t>
-      </w:r>
-      <w:r>
-        <w:rPr>
-          <w:rFonts w:ascii="Segoe UI" w:hAnsi="Segoe UI"/>
-          <w:sz w:val="21"/>
-        </w:rPr>
-        <w:t>.</w:t>
+        <w:t>: Icon vector library (https://fontawesome.com)</w:t>
       </w:r>
     </w:p>
     <w:p>
       <w:pPr>
-        <w:pStyle w:val="ListNumber"/>
-        <w:spacing w:before="20" w:after="40"/>
+        <w:spacing w:before="40" w:after="120" w:line="283" w:lineRule="auto"/>
       </w:pPr>
       <w:r>
         <w:rPr>
           <w:rFonts w:ascii="Segoe UI" w:hAnsi="Segoe UI"/>
+          <w:color w:val="1E293B"/>
           <w:sz w:val="21"/>
         </w:rPr>
+        <w:t xml:space="preserve">• </w:t>
       </w:r>
       <w:r>
         <w:rPr>
           <w:rFonts w:ascii="Segoe UI" w:hAnsi="Segoe UI"/>
           <w:b/>
+          <w:color w:val="1E293B"/>
           <w:sz w:val="21"/>
         </w:rPr>
-        <w:t>Maintain Role Separation</w:t>
+        <w:t>Google Fonts</w:t>
       </w:r>
       <w:r>
         <w:rPr>
           <w:rFonts w:ascii="Segoe UI" w:hAnsi="Segoe UI"/>
+          <w:color w:val="1E293B"/>
           <w:sz w:val="21"/>
         </w:rPr>
-        <w:t xml:space="preserve">: Keep </w:t>
-      </w:r>
-      <w:r>
-        <w:rPr>
-          <w:rFonts w:ascii="Segoe UI" w:hAnsi="Segoe UI"/>
-          <w:color w:val="C2410C"/>
-          <w:sz w:val="21"/>
-        </w:rPr>
-        <w:t>dashboard-traveller.html</w:t>
-      </w:r>
-      <w:r>
-        <w:rPr>
-          <w:rFonts w:ascii="Segoe UI" w:hAnsi="Segoe UI"/>
-          <w:sz w:val="21"/>
-        </w:rPr>
-        <w:t xml:space="preserve"> and </w:t>
-      </w:r>
-      <w:r>
-        <w:rPr>
-          <w:rFonts w:ascii="Segoe UI" w:hAnsi="Segoe UI"/>
-          <w:color w:val="C2410C"/>
-          <w:sz w:val="21"/>
-        </w:rPr>
-        <w:t>dashboard-agent.html</w:t>
-      </w:r>
-      <w:r>
-        <w:rPr>
-          <w:rFonts w:ascii="Segoe UI" w:hAnsi="Segoe UI"/>
-          <w:sz w:val="21"/>
-        </w:rPr>
-        <w:t xml:space="preserve"> workflows clean and independent without cross-linking subpages.</w:t>
+        <w:t>: Plus Jakarta Sans typographic family (https://fonts.google.com)</w:t>
       </w:r>
     </w:p>
     <w:p>
       <w:pPr>
-        <w:pStyle w:val="ListNumber"/>
-        <w:spacing w:before="20" w:after="40"/>
+        <w:spacing w:before="40" w:after="120" w:line="283" w:lineRule="auto"/>
       </w:pPr>
       <w:r>
         <w:rPr>
           <w:rFonts w:ascii="Segoe UI" w:hAnsi="Segoe UI"/>
+          <w:color w:val="1E293B"/>
           <w:sz w:val="21"/>
         </w:rPr>
+        <w:t xml:space="preserve">• </w:t>
       </w:r>
       <w:r>
         <w:rPr>
           <w:rFonts w:ascii="Segoe UI" w:hAnsi="Segoe UI"/>
           <w:b/>
+          <w:color w:val="1E293B"/>
           <w:sz w:val="21"/>
         </w:rPr>
-        <w:t>Preserve Overlay &amp; Text-Shadow Rules</w:t>
+        <w:t>AOS Library</w:t>
       </w:r>
       <w:r>
         <w:rPr>
           <w:rFonts w:ascii="Segoe UI" w:hAnsi="Segoe UI"/>
+          <w:color w:val="1E293B"/>
           <w:sz w:val="21"/>
         </w:rPr>
-        <w:t xml:space="preserve">: When swapping hero images, maintain the </w:t>
-      </w:r>
+        <w:t>: Animate On Scroll micro-interactions (https://michalsnik.github.io/aos/)</w:t>
+      </w:r>
+    </w:p>
+    <w:p>
+      <w:pPr>
+        <w:spacing w:before="40" w:after="120" w:line="283" w:lineRule="auto"/>
+      </w:pPr>
       <w:r>
         <w:rPr>
           <w:rFonts w:ascii="Segoe UI" w:hAnsi="Segoe UI"/>
-          <w:color w:val="C2410C"/>
+          <w:color w:val="1E293B"/>
           <w:sz w:val="21"/>
         </w:rPr>
-        <w:t>.page-hero-overlay</w:t>
+        <w:t xml:space="preserve">• </w:t>
       </w:r>
       <w:r>
         <w:rPr>
           <w:rFonts w:ascii="Segoe UI" w:hAnsi="Segoe UI"/>
+          <w:b/>
+          <w:color w:val="1E293B"/>
           <w:sz w:val="21"/>
         </w:rPr>
-        <w:t xml:space="preserve"> gradient to guarantee WCAG AAA text legibility.</w:t>
+        <w:t>Unsplash &amp; Pexels</w:t>
+      </w:r>
+      <w:r>
+        <w:rPr>
+          <w:rFonts w:ascii="Segoe UI" w:hAnsi="Segoe UI"/>
+          <w:color w:val="1E293B"/>
+          <w:sz w:val="21"/>
+        </w:rPr>
+        <w:t>: Licensed high-resolution destination imagery</w:t>
+      </w:r>
+    </w:p>
+    <w:p>
+      <w:pPr>
+        <w:keepNext/>
+        <w:spacing w:before="400" w:after="120"/>
+        <w:pBdr>
+          <w:bottom w:val="single" w:sz="12" w:space="4" w:color="1B4D3E"/>
+        </w:pBdr>
+      </w:pPr>
+      <w:r>
+        <w:rPr>
+          <w:rFonts w:ascii="Segoe UI Semibold" w:hAnsi="Segoe UI Semibold"/>
+          <w:b/>
+          <w:color w:val="0B3B24"/>
+          <w:sz w:val="32"/>
+        </w:rPr>
+        <w:t>Support &amp; Maintenance Information</w:t>
+      </w:r>
+    </w:p>
+    <w:p>
+      <w:pPr>
+        <w:spacing w:before="40" w:after="120" w:line="283" w:lineRule="auto"/>
+      </w:pPr>
+      <w:r>
+        <w:rPr>
+          <w:rFonts w:ascii="Segoe UI" w:hAnsi="Segoe UI"/>
+          <w:color w:val="1E293B"/>
+          <w:sz w:val="21"/>
+        </w:rPr>
+        <w:t>If you encounter any issues while setting up or customizing the template:</w:t>
+      </w:r>
+    </w:p>
+    <w:p>
+      <w:pPr>
+        <w:spacing w:before="40" w:after="120" w:line="283" w:lineRule="auto"/>
+      </w:pPr>
+      <w:r>
+        <w:rPr>
+          <w:rFonts w:ascii="Segoe UI" w:hAnsi="Segoe UI"/>
+          <w:color w:val="1E293B"/>
+          <w:sz w:val="21"/>
+        </w:rPr>
+        <w:t xml:space="preserve">• Ensure all relative file paths are maintained (use </w:t>
+      </w:r>
+      <w:r>
+        <w:rPr>
+          <w:rFonts w:ascii="Segoe UI" w:hAnsi="Segoe UI"/>
+          <w:color w:val="1E293B"/>
+          <w:sz w:val="21"/>
+        </w:rPr>
+        <w:t>../assets/</w:t>
+      </w:r>
+      <w:r>
+        <w:rPr>
+          <w:rFonts w:ascii="Segoe UI" w:hAnsi="Segoe UI"/>
+          <w:color w:val="1E293B"/>
+          <w:sz w:val="21"/>
+        </w:rPr>
+        <w:t xml:space="preserve"> on subpages inside </w:t>
+      </w:r>
+      <w:r>
+        <w:rPr>
+          <w:rFonts w:ascii="Segoe UI" w:hAnsi="Segoe UI"/>
+          <w:color w:val="1E293B"/>
+          <w:sz w:val="21"/>
+        </w:rPr>
+        <w:t>pages/</w:t>
+      </w:r>
+      <w:r>
+        <w:rPr>
+          <w:rFonts w:ascii="Segoe UI" w:hAnsi="Segoe UI"/>
+          <w:color w:val="1E293B"/>
+          <w:sz w:val="21"/>
+        </w:rPr>
+        <w:t xml:space="preserve"> and </w:t>
+      </w:r>
+      <w:r>
+        <w:rPr>
+          <w:rFonts w:ascii="Segoe UI" w:hAnsi="Segoe UI"/>
+          <w:color w:val="1E293B"/>
+          <w:sz w:val="21"/>
+        </w:rPr>
+        <w:t>assets/</w:t>
+      </w:r>
+      <w:r>
+        <w:rPr>
+          <w:rFonts w:ascii="Segoe UI" w:hAnsi="Segoe UI"/>
+          <w:color w:val="1E293B"/>
+          <w:sz w:val="21"/>
+        </w:rPr>
+        <w:t xml:space="preserve"> on root </w:t>
+      </w:r>
+      <w:r>
+        <w:rPr>
+          <w:rFonts w:ascii="Segoe UI" w:hAnsi="Segoe UI"/>
+          <w:color w:val="1E293B"/>
+          <w:sz w:val="21"/>
+        </w:rPr>
+        <w:t>index.html</w:t>
+      </w:r>
+      <w:r>
+        <w:rPr>
+          <w:rFonts w:ascii="Segoe UI" w:hAnsi="Segoe UI"/>
+          <w:color w:val="1E293B"/>
+          <w:sz w:val="21"/>
+        </w:rPr>
+        <w:t>).</w:t>
+      </w:r>
+    </w:p>
+    <w:p>
+      <w:pPr>
+        <w:spacing w:before="40" w:after="120" w:line="283" w:lineRule="auto"/>
+      </w:pPr>
+      <w:r>
+        <w:rPr>
+          <w:rFonts w:ascii="Segoe UI" w:hAnsi="Segoe UI"/>
+          <w:color w:val="1E293B"/>
+          <w:sz w:val="21"/>
+        </w:rPr>
+        <w:t>• When adding new subpages to dashboards, keep the Traveller and Travel Agent workflows independent to prevent role conflicts.</w:t>
+      </w:r>
+    </w:p>
+    <w:p>
+      <w:pPr>
+        <w:spacing w:before="40" w:after="120" w:line="283" w:lineRule="auto"/>
+      </w:pPr>
+      <w:r>
+        <w:rPr>
+          <w:rFonts w:ascii="Segoe UI" w:hAnsi="Segoe UI"/>
+          <w:color w:val="1E293B"/>
+          <w:sz w:val="21"/>
+        </w:rPr>
+        <w:t xml:space="preserve">• Verify that all image assets exist in </w:t>
+      </w:r>
+      <w:r>
+        <w:rPr>
+          <w:rFonts w:ascii="Segoe UI" w:hAnsi="Segoe UI"/>
+          <w:color w:val="1E293B"/>
+          <w:sz w:val="21"/>
+        </w:rPr>
+        <w:t>assets/images/</w:t>
+      </w:r>
+      <w:r>
+        <w:rPr>
+          <w:rFonts w:ascii="Segoe UI" w:hAnsi="Segoe UI"/>
+          <w:color w:val="1E293B"/>
+          <w:sz w:val="21"/>
+        </w:rPr>
+        <w:t xml:space="preserve"> with identical file names when moving files between environments.</w:t>
       </w:r>
     </w:p>
     <w:sectPr>
